--- a/src/InterviewPurpose/Spring Boot.docx
+++ b/src/InterviewPurpose/Spring Boot.docx
@@ -1767,6 +1767,7 @@
             <w:insideH w:val="none" w:color="auto" w:sz="0" w:space="0"/>
             <w:insideV w:val="none" w:color="auto" w:sz="0" w:space="0"/>
           </w:tblBorders>
+          <w:shd w:val="clear" w:color="auto" w:fill="auto"/>
           <w:tblCellMar>
             <w:top w:w="15" w:type="dxa"/>
             <w:left w:w="15" w:type="dxa"/>
@@ -1888,7 +1889,6 @@
             <w:insideH w:val="none" w:color="auto" w:sz="0" w:space="0"/>
             <w:insideV w:val="none" w:color="auto" w:sz="0" w:space="0"/>
           </w:tblBorders>
-          <w:shd w:val="clear" w:color="auto" w:fill="auto"/>
           <w:tblCellMar>
             <w:top w:w="15" w:type="dxa"/>
             <w:left w:w="15" w:type="dxa"/>
@@ -2010,6 +2010,7 @@
             <w:insideH w:val="none" w:color="auto" w:sz="0" w:space="0"/>
             <w:insideV w:val="none" w:color="auto" w:sz="0" w:space="0"/>
           </w:tblBorders>
+          <w:shd w:val="clear" w:color="auto" w:fill="auto"/>
           <w:tblCellMar>
             <w:top w:w="15" w:type="dxa"/>
             <w:left w:w="15" w:type="dxa"/>
@@ -4291,7 +4292,6 @@
             <w:insideH w:val="none" w:color="auto" w:sz="0" w:space="0"/>
             <w:insideV w:val="none" w:color="auto" w:sz="0" w:space="0"/>
           </w:tblBorders>
-          <w:shd w:val="clear" w:color="auto" w:fill="auto"/>
           <w:tblCellMar>
             <w:top w:w="15" w:type="dxa"/>
             <w:left w:w="15" w:type="dxa"/>
@@ -4384,7 +4384,6 @@
             <w:insideH w:val="none" w:color="auto" w:sz="0" w:space="0"/>
             <w:insideV w:val="none" w:color="auto" w:sz="0" w:space="0"/>
           </w:tblBorders>
-          <w:shd w:val="clear" w:color="auto" w:fill="auto"/>
           <w:tblCellMar>
             <w:top w:w="15" w:type="dxa"/>
             <w:left w:w="15" w:type="dxa"/>
@@ -4468,7 +4467,6 @@
             <w:insideH w:val="none" w:color="auto" w:sz="0" w:space="0"/>
             <w:insideV w:val="none" w:color="auto" w:sz="0" w:space="0"/>
           </w:tblBorders>
-          <w:shd w:val="clear" w:color="auto" w:fill="auto"/>
           <w:tblCellMar>
             <w:top w:w="15" w:type="dxa"/>
             <w:left w:w="15" w:type="dxa"/>
@@ -8793,7 +8791,6 @@
             <w:insideH w:val="none" w:color="auto" w:sz="0" w:space="0"/>
             <w:insideV w:val="none" w:color="auto" w:sz="0" w:space="0"/>
           </w:tblBorders>
-          <w:shd w:val="clear" w:color="auto" w:fill="auto"/>
           <w:tblCellMar>
             <w:top w:w="15" w:type="dxa"/>
             <w:left w:w="15" w:type="dxa"/>
@@ -8961,7 +8958,6 @@
             <w:insideH w:val="none" w:color="auto" w:sz="0" w:space="0"/>
             <w:insideV w:val="none" w:color="auto" w:sz="0" w:space="0"/>
           </w:tblBorders>
-          <w:shd w:val="clear" w:color="auto" w:fill="auto"/>
           <w:tblCellMar>
             <w:top w:w="15" w:type="dxa"/>
             <w:left w:w="15" w:type="dxa"/>
@@ -17246,10 +17242,8297 @@
           <w:szCs w:val="24"/>
           <w:lang w:val="en-US"/>
         </w:rPr>
-        <w:t xml:space="preserve">viii) Rate limiting: </w:t>
+        <w:t xml:space="preserve">viii) </w:t>
+      </w:r>
+      <w:r>
+        <w:rPr>
+          <w:rFonts w:hint="default" w:ascii="Calibri" w:hAnsi="Calibri" w:eastAsia="SimSun" w:cs="Calibri"/>
+          <w:b/>
+          <w:bCs/>
+          <w:sz w:val="24"/>
+          <w:szCs w:val="24"/>
+          <w:lang w:val="en-US"/>
+        </w:rPr>
+        <w:t>Rate limiting</w:t>
+      </w:r>
+      <w:r>
+        <w:rPr>
+          <w:rFonts w:hint="default" w:ascii="Calibri" w:hAnsi="Calibri" w:eastAsia="SimSun" w:cs="Calibri"/>
+          <w:sz w:val="24"/>
+          <w:szCs w:val="24"/>
+          <w:lang w:val="en-US"/>
+        </w:rPr>
+        <w:t>: How many requests a client can make within a specific period of time. For example: 100 requests/minute per use, on 101</w:t>
+      </w:r>
+      <w:r>
+        <w:rPr>
+          <w:rFonts w:hint="default" w:ascii="Calibri" w:hAnsi="Calibri" w:eastAsia="SimSun" w:cs="Calibri"/>
+          <w:sz w:val="24"/>
+          <w:szCs w:val="24"/>
+          <w:vertAlign w:val="superscript"/>
+          <w:lang w:val="en-US"/>
+        </w:rPr>
+        <w:t>st</w:t>
+      </w:r>
+      <w:r>
+        <w:rPr>
+          <w:rFonts w:hint="default" w:ascii="Calibri" w:hAnsi="Calibri" w:eastAsia="SimSun" w:cs="Calibri"/>
+          <w:sz w:val="24"/>
+          <w:szCs w:val="24"/>
+          <w:lang w:val="en-US"/>
+        </w:rPr>
+        <w:t xml:space="preserve"> request --&gt; 429 Too many requests status code. </w:t>
+      </w:r>
+    </w:p>
+    <w:p>
+      <w:pPr>
+        <w:pStyle w:val="10"/>
+        <w:keepNext w:val="0"/>
+        <w:keepLines w:val="0"/>
+        <w:widowControl/>
+        <w:suppressLineNumbers w:val="0"/>
+        <w:spacing w:before="0" w:beforeAutospacing="1" w:after="0" w:afterAutospacing="1"/>
+        <w:ind w:left="0" w:right="0"/>
+        <w:rPr>
+          <w:rFonts w:hint="default" w:ascii="Calibri" w:hAnsi="Calibri" w:cs="Calibri"/>
+          <w:sz w:val="24"/>
+          <w:szCs w:val="24"/>
+        </w:rPr>
+      </w:pPr>
+      <w:r>
+        <w:rPr>
+          <w:rFonts w:hint="default" w:ascii="Calibri" w:hAnsi="Calibri" w:cs="Calibri"/>
+          <w:sz w:val="24"/>
+          <w:szCs w:val="24"/>
+        </w:rPr>
+        <w:t>Prevents</w:t>
+      </w:r>
+    </w:p>
+    <w:p>
+      <w:pPr>
+        <w:keepNext w:val="0"/>
+        <w:keepLines w:val="0"/>
+        <w:widowControl/>
+        <w:numPr>
+          <w:ilvl w:val="0"/>
+          <w:numId w:val="9"/>
+        </w:numPr>
+        <w:suppressLineNumbers w:val="0"/>
+        <w:spacing w:before="0" w:beforeAutospacing="1" w:after="0" w:afterAutospacing="1"/>
+        <w:ind w:left="720" w:hanging="360"/>
+        <w:rPr>
+          <w:rFonts w:hint="default" w:ascii="Calibri" w:hAnsi="Calibri" w:cs="Calibri"/>
+          <w:sz w:val="24"/>
+          <w:szCs w:val="24"/>
+        </w:rPr>
+      </w:pPr>
+      <w:r>
+        <w:rPr>
+          <w:rFonts w:hint="default" w:ascii="Calibri" w:hAnsi="Calibri" w:cs="Calibri"/>
+          <w:sz w:val="24"/>
+          <w:szCs w:val="24"/>
+        </w:rPr>
+        <w:t xml:space="preserve">API abuse </w:t>
+      </w:r>
+    </w:p>
+    <w:p>
+      <w:pPr>
+        <w:keepNext w:val="0"/>
+        <w:keepLines w:val="0"/>
+        <w:widowControl/>
+        <w:numPr>
+          <w:ilvl w:val="0"/>
+          <w:numId w:val="9"/>
+        </w:numPr>
+        <w:suppressLineNumbers w:val="0"/>
+        <w:spacing w:before="0" w:beforeAutospacing="1" w:after="0" w:afterAutospacing="1"/>
+        <w:ind w:left="720" w:hanging="360"/>
+        <w:rPr>
+          <w:rFonts w:hint="default" w:ascii="Calibri" w:hAnsi="Calibri" w:cs="Calibri"/>
+          <w:sz w:val="24"/>
+          <w:szCs w:val="24"/>
+        </w:rPr>
+      </w:pPr>
+      <w:r>
+        <w:rPr>
+          <w:rFonts w:hint="default" w:ascii="Calibri" w:hAnsi="Calibri" w:cs="Calibri"/>
+          <w:sz w:val="24"/>
+          <w:szCs w:val="24"/>
+        </w:rPr>
+        <w:t xml:space="preserve">DDOS attacks </w:t>
+      </w:r>
+    </w:p>
+    <w:p>
+      <w:pPr>
+        <w:keepNext w:val="0"/>
+        <w:keepLines w:val="0"/>
+        <w:widowControl/>
+        <w:numPr>
+          <w:ilvl w:val="0"/>
+          <w:numId w:val="9"/>
+        </w:numPr>
+        <w:suppressLineNumbers w:val="0"/>
+        <w:spacing w:before="0" w:beforeAutospacing="1" w:after="0" w:afterAutospacing="1"/>
+        <w:ind w:left="720" w:hanging="360"/>
+        <w:rPr>
+          <w:rFonts w:hint="default" w:ascii="Calibri" w:hAnsi="Calibri" w:cs="Calibri"/>
+          <w:sz w:val="24"/>
+          <w:szCs w:val="24"/>
+        </w:rPr>
+      </w:pPr>
+      <w:r>
+        <w:rPr>
+          <w:rFonts w:hint="default" w:ascii="Calibri" w:hAnsi="Calibri" w:cs="Calibri"/>
+          <w:sz w:val="24"/>
+          <w:szCs w:val="24"/>
+        </w:rPr>
+        <w:t xml:space="preserve">Brute-force login attacks </w:t>
+      </w:r>
+    </w:p>
+    <w:p>
+      <w:pPr>
+        <w:keepNext w:val="0"/>
+        <w:keepLines w:val="0"/>
+        <w:widowControl/>
+        <w:numPr>
+          <w:ilvl w:val="0"/>
+          <w:numId w:val="9"/>
+        </w:numPr>
+        <w:suppressLineNumbers w:val="0"/>
+        <w:spacing w:before="0" w:beforeAutospacing="1" w:after="0" w:afterAutospacing="1"/>
+        <w:ind w:left="720" w:hanging="360"/>
+        <w:rPr>
+          <w:rFonts w:hint="default" w:ascii="Calibri" w:hAnsi="Calibri" w:cs="Calibri"/>
+          <w:sz w:val="24"/>
+          <w:szCs w:val="24"/>
+        </w:rPr>
+      </w:pPr>
+      <w:r>
+        <w:rPr>
+          <w:rFonts w:hint="default" w:ascii="Calibri" w:hAnsi="Calibri" w:cs="Calibri"/>
+          <w:sz w:val="24"/>
+          <w:szCs w:val="24"/>
+        </w:rPr>
+        <w:t xml:space="preserve">Excessive resource consumption </w:t>
+      </w:r>
+    </w:p>
+    <w:p>
+      <w:pPr>
+        <w:keepNext w:val="0"/>
+        <w:keepLines w:val="0"/>
+        <w:widowControl/>
+        <w:numPr>
+          <w:ilvl w:val="0"/>
+          <w:numId w:val="9"/>
+        </w:numPr>
+        <w:suppressLineNumbers w:val="0"/>
+        <w:spacing w:before="0" w:beforeAutospacing="1" w:after="0" w:afterAutospacing="1"/>
+        <w:ind w:left="720" w:hanging="360"/>
+        <w:rPr>
+          <w:rFonts w:hint="default" w:ascii="Calibri" w:hAnsi="Calibri" w:cs="Calibri"/>
+          <w:sz w:val="24"/>
+          <w:szCs w:val="24"/>
+        </w:rPr>
+      </w:pPr>
+      <w:r>
+        <w:rPr>
+          <w:rFonts w:hint="default" w:ascii="Calibri" w:hAnsi="Calibri" w:cs="Calibri"/>
+          <w:sz w:val="24"/>
+          <w:szCs w:val="24"/>
+        </w:rPr>
+        <w:t xml:space="preserve">Server overload </w:t>
+      </w:r>
+    </w:p>
+    <w:p>
+      <w:pPr>
+        <w:keepNext w:val="0"/>
+        <w:keepLines w:val="0"/>
+        <w:widowControl/>
+        <w:numPr>
+          <w:ilvl w:val="0"/>
+          <w:numId w:val="9"/>
+        </w:numPr>
+        <w:suppressLineNumbers w:val="0"/>
+        <w:spacing w:before="0" w:beforeAutospacing="1" w:after="0" w:afterAutospacing="1"/>
+        <w:ind w:left="720" w:hanging="360"/>
+        <w:rPr>
+          <w:rFonts w:hint="default" w:ascii="Calibri" w:hAnsi="Calibri" w:cs="Calibri"/>
+          <w:sz w:val="24"/>
+          <w:szCs w:val="24"/>
+        </w:rPr>
+      </w:pPr>
+      <w:r>
+        <w:rPr>
+          <w:rFonts w:hint="default" w:ascii="Calibri" w:hAnsi="Calibri" w:cs="Calibri"/>
+          <w:sz w:val="24"/>
+          <w:szCs w:val="24"/>
+        </w:rPr>
+        <w:t>Unfair usage</w:t>
+      </w:r>
+    </w:p>
+    <w:tbl>
+      <w:tblPr>
+        <w:tblW w:w="0" w:type="auto"/>
+        <w:tblCellSpacing w:w="15" w:type="dxa"/>
+        <w:tblInd w:w="0" w:type="dxa"/>
+        <w:tblBorders>
+          <w:top w:val="none" w:color="auto" w:sz="0" w:space="0"/>
+          <w:left w:val="none" w:color="auto" w:sz="0" w:space="0"/>
+          <w:bottom w:val="none" w:color="auto" w:sz="0" w:space="0"/>
+          <w:right w:val="none" w:color="auto" w:sz="0" w:space="0"/>
+          <w:insideH w:val="none" w:color="auto" w:sz="0" w:space="0"/>
+          <w:insideV w:val="none" w:color="auto" w:sz="0" w:space="0"/>
+        </w:tblBorders>
+        <w:shd w:val="clear"/>
+        <w:tblLayout w:type="autofit"/>
+        <w:tblCellMar>
+          <w:top w:w="15" w:type="dxa"/>
+          <w:left w:w="15" w:type="dxa"/>
+          <w:bottom w:w="15" w:type="dxa"/>
+          <w:right w:w="15" w:type="dxa"/>
+        </w:tblCellMar>
+      </w:tblPr>
+      <w:tblGrid>
+        <w:gridCol w:w="1444"/>
+        <w:gridCol w:w="3586"/>
+      </w:tblGrid>
+      <w:tr>
+        <w:tblPrEx>
+          <w:tblBorders>
+            <w:top w:val="none" w:color="auto" w:sz="0" w:space="0"/>
+            <w:left w:val="none" w:color="auto" w:sz="0" w:space="0"/>
+            <w:bottom w:val="none" w:color="auto" w:sz="0" w:space="0"/>
+            <w:right w:val="none" w:color="auto" w:sz="0" w:space="0"/>
+            <w:insideH w:val="none" w:color="auto" w:sz="0" w:space="0"/>
+            <w:insideV w:val="none" w:color="auto" w:sz="0" w:space="0"/>
+          </w:tblBorders>
+          <w:shd w:val="clear"/>
+          <w:tblCellMar>
+            <w:top w:w="15" w:type="dxa"/>
+            <w:left w:w="15" w:type="dxa"/>
+            <w:bottom w:w="15" w:type="dxa"/>
+            <w:right w:w="15" w:type="dxa"/>
+          </w:tblCellMar>
+        </w:tblPrEx>
+        <w:trPr>
+          <w:tblHeader/>
+          <w:tblCellSpacing w:w="15" w:type="dxa"/>
+        </w:trPr>
+        <w:tc>
+          <w:tcPr>
+            <w:tcW w:w="0" w:type="auto"/>
+            <w:shd w:val="clear"/>
+            <w:vAlign w:val="center"/>
+          </w:tcPr>
+          <w:p>
+            <w:pPr>
+              <w:keepNext w:val="0"/>
+              <w:keepLines w:val="0"/>
+              <w:widowControl/>
+              <w:suppressLineNumbers w:val="0"/>
+              <w:jc w:val="center"/>
+              <w:rPr>
+                <w:rFonts w:hint="default" w:ascii="Calibri" w:hAnsi="Calibri" w:cs="Calibri"/>
+                <w:b/>
+                <w:bCs/>
+                <w:sz w:val="24"/>
+                <w:szCs w:val="24"/>
+              </w:rPr>
+            </w:pPr>
+            <w:r>
+              <w:rPr>
+                <w:rFonts w:hint="default" w:ascii="Calibri" w:hAnsi="Calibri" w:eastAsia="SimSun" w:cs="Calibri"/>
+                <w:b/>
+                <w:bCs/>
+                <w:kern w:val="0"/>
+                <w:sz w:val="24"/>
+                <w:szCs w:val="24"/>
+                <w:lang w:val="en-US" w:eastAsia="zh-CN" w:bidi="ar"/>
+              </w:rPr>
+              <w:t>Layer</w:t>
+            </w:r>
+          </w:p>
+        </w:tc>
+        <w:tc>
+          <w:tcPr>
+            <w:tcW w:w="0" w:type="auto"/>
+            <w:shd w:val="clear"/>
+            <w:vAlign w:val="center"/>
+          </w:tcPr>
+          <w:p>
+            <w:pPr>
+              <w:keepNext w:val="0"/>
+              <w:keepLines w:val="0"/>
+              <w:widowControl/>
+              <w:suppressLineNumbers w:val="0"/>
+              <w:jc w:val="center"/>
+              <w:rPr>
+                <w:rFonts w:hint="default" w:ascii="Calibri" w:hAnsi="Calibri" w:cs="Calibri"/>
+                <w:b/>
+                <w:bCs/>
+                <w:sz w:val="24"/>
+                <w:szCs w:val="24"/>
+              </w:rPr>
+            </w:pPr>
+            <w:r>
+              <w:rPr>
+                <w:rFonts w:hint="default" w:ascii="Calibri" w:hAnsi="Calibri" w:eastAsia="SimSun" w:cs="Calibri"/>
+                <w:b/>
+                <w:bCs/>
+                <w:kern w:val="0"/>
+                <w:sz w:val="24"/>
+                <w:szCs w:val="24"/>
+                <w:lang w:val="en-US" w:eastAsia="zh-CN" w:bidi="ar"/>
+              </w:rPr>
+              <w:t>Example</w:t>
+            </w:r>
+          </w:p>
+        </w:tc>
+      </w:tr>
+      <w:tr>
+        <w:tblPrEx>
+          <w:tblBorders>
+            <w:top w:val="none" w:color="auto" w:sz="0" w:space="0"/>
+            <w:left w:val="none" w:color="auto" w:sz="0" w:space="0"/>
+            <w:bottom w:val="none" w:color="auto" w:sz="0" w:space="0"/>
+            <w:right w:val="none" w:color="auto" w:sz="0" w:space="0"/>
+            <w:insideH w:val="none" w:color="auto" w:sz="0" w:space="0"/>
+            <w:insideV w:val="none" w:color="auto" w:sz="0" w:space="0"/>
+          </w:tblBorders>
+          <w:shd w:val="clear"/>
+          <w:tblCellMar>
+            <w:top w:w="15" w:type="dxa"/>
+            <w:left w:w="15" w:type="dxa"/>
+            <w:bottom w:w="15" w:type="dxa"/>
+            <w:right w:w="15" w:type="dxa"/>
+          </w:tblCellMar>
+        </w:tblPrEx>
+        <w:trPr>
+          <w:tblCellSpacing w:w="15" w:type="dxa"/>
+        </w:trPr>
+        <w:tc>
+          <w:tcPr>
+            <w:tcW w:w="0" w:type="auto"/>
+            <w:shd w:val="clear"/>
+            <w:vAlign w:val="center"/>
+          </w:tcPr>
+          <w:p>
+            <w:pPr>
+              <w:keepNext w:val="0"/>
+              <w:keepLines w:val="0"/>
+              <w:widowControl/>
+              <w:suppressLineNumbers w:val="0"/>
+              <w:jc w:val="left"/>
+              <w:rPr>
+                <w:rFonts w:hint="default" w:ascii="Calibri" w:hAnsi="Calibri" w:cs="Calibri"/>
+                <w:sz w:val="24"/>
+                <w:szCs w:val="24"/>
+              </w:rPr>
+            </w:pPr>
+            <w:r>
+              <w:rPr>
+                <w:rFonts w:hint="default" w:ascii="Calibri" w:hAnsi="Calibri" w:eastAsia="SimSun" w:cs="Calibri"/>
+                <w:kern w:val="0"/>
+                <w:sz w:val="24"/>
+                <w:szCs w:val="24"/>
+                <w:lang w:val="en-US" w:eastAsia="zh-CN" w:bidi="ar"/>
+              </w:rPr>
+              <w:t>API Gateway</w:t>
+            </w:r>
+          </w:p>
+        </w:tc>
+        <w:tc>
+          <w:tcPr>
+            <w:tcW w:w="0" w:type="auto"/>
+            <w:shd w:val="clear"/>
+            <w:vAlign w:val="center"/>
+          </w:tcPr>
+          <w:p>
+            <w:pPr>
+              <w:keepNext w:val="0"/>
+              <w:keepLines w:val="0"/>
+              <w:widowControl/>
+              <w:suppressLineNumbers w:val="0"/>
+              <w:jc w:val="left"/>
+              <w:rPr>
+                <w:rFonts w:hint="default" w:ascii="Calibri" w:hAnsi="Calibri" w:cs="Calibri"/>
+                <w:sz w:val="24"/>
+                <w:szCs w:val="24"/>
+              </w:rPr>
+            </w:pPr>
+            <w:r>
+              <w:rPr>
+                <w:rFonts w:hint="default" w:ascii="Calibri" w:hAnsi="Calibri" w:eastAsia="SimSun" w:cs="Calibri"/>
+                <w:kern w:val="0"/>
+                <w:sz w:val="24"/>
+                <w:szCs w:val="24"/>
+                <w:lang w:val="en-US" w:eastAsia="zh-CN" w:bidi="ar"/>
+              </w:rPr>
+              <w:t xml:space="preserve">Spring Cloud Gateway, </w:t>
+            </w:r>
+            <w:r>
+              <w:rPr>
+                <w:rFonts w:hint="default" w:ascii="Calibri" w:hAnsi="Calibri" w:eastAsia="SimSun" w:cs="Calibri"/>
+                <w:kern w:val="0"/>
+                <w:sz w:val="24"/>
+                <w:szCs w:val="24"/>
+                <w:highlight w:val="yellow"/>
+                <w:lang w:val="en-US" w:eastAsia="zh-CN" w:bidi="ar"/>
+              </w:rPr>
+              <w:t>Kong</w:t>
+            </w:r>
+            <w:r>
+              <w:rPr>
+                <w:rFonts w:hint="default" w:ascii="Calibri" w:hAnsi="Calibri" w:eastAsia="SimSun" w:cs="Calibri"/>
+                <w:kern w:val="0"/>
+                <w:sz w:val="24"/>
+                <w:szCs w:val="24"/>
+                <w:lang w:val="en-US" w:eastAsia="zh-CN" w:bidi="ar"/>
+              </w:rPr>
+              <w:t>, NGINX</w:t>
+            </w:r>
+          </w:p>
+        </w:tc>
+      </w:tr>
+      <w:tr>
+        <w:tblPrEx>
+          <w:tblBorders>
+            <w:top w:val="none" w:color="auto" w:sz="0" w:space="0"/>
+            <w:left w:val="none" w:color="auto" w:sz="0" w:space="0"/>
+            <w:bottom w:val="none" w:color="auto" w:sz="0" w:space="0"/>
+            <w:right w:val="none" w:color="auto" w:sz="0" w:space="0"/>
+            <w:insideH w:val="none" w:color="auto" w:sz="0" w:space="0"/>
+            <w:insideV w:val="none" w:color="auto" w:sz="0" w:space="0"/>
+          </w:tblBorders>
+          <w:shd w:val="clear"/>
+          <w:tblCellMar>
+            <w:top w:w="15" w:type="dxa"/>
+            <w:left w:w="15" w:type="dxa"/>
+            <w:bottom w:w="15" w:type="dxa"/>
+            <w:right w:w="15" w:type="dxa"/>
+          </w:tblCellMar>
+        </w:tblPrEx>
+        <w:trPr>
+          <w:tblCellSpacing w:w="15" w:type="dxa"/>
+        </w:trPr>
+        <w:tc>
+          <w:tcPr>
+            <w:tcW w:w="0" w:type="auto"/>
+            <w:shd w:val="clear"/>
+            <w:vAlign w:val="center"/>
+          </w:tcPr>
+          <w:p>
+            <w:pPr>
+              <w:keepNext w:val="0"/>
+              <w:keepLines w:val="0"/>
+              <w:widowControl/>
+              <w:suppressLineNumbers w:val="0"/>
+              <w:jc w:val="left"/>
+              <w:rPr>
+                <w:rFonts w:hint="default" w:ascii="Calibri" w:hAnsi="Calibri" w:cs="Calibri"/>
+                <w:sz w:val="24"/>
+                <w:szCs w:val="24"/>
+              </w:rPr>
+            </w:pPr>
+            <w:r>
+              <w:rPr>
+                <w:rFonts w:hint="default" w:ascii="Calibri" w:hAnsi="Calibri" w:eastAsia="SimSun" w:cs="Calibri"/>
+                <w:kern w:val="0"/>
+                <w:sz w:val="24"/>
+                <w:szCs w:val="24"/>
+                <w:lang w:val="en-US" w:eastAsia="zh-CN" w:bidi="ar"/>
+              </w:rPr>
+              <w:t>Load Balancer</w:t>
+            </w:r>
+          </w:p>
+        </w:tc>
+        <w:tc>
+          <w:tcPr>
+            <w:tcW w:w="0" w:type="auto"/>
+            <w:shd w:val="clear"/>
+            <w:vAlign w:val="center"/>
+          </w:tcPr>
+          <w:p>
+            <w:pPr>
+              <w:keepNext w:val="0"/>
+              <w:keepLines w:val="0"/>
+              <w:widowControl/>
+              <w:suppressLineNumbers w:val="0"/>
+              <w:jc w:val="left"/>
+              <w:rPr>
+                <w:rFonts w:hint="default" w:ascii="Calibri" w:hAnsi="Calibri" w:cs="Calibri"/>
+                <w:sz w:val="24"/>
+                <w:szCs w:val="24"/>
+              </w:rPr>
+            </w:pPr>
+            <w:r>
+              <w:rPr>
+                <w:rFonts w:hint="default" w:ascii="Calibri" w:hAnsi="Calibri" w:eastAsia="SimSun" w:cs="Calibri"/>
+                <w:kern w:val="0"/>
+                <w:sz w:val="24"/>
+                <w:szCs w:val="24"/>
+                <w:lang w:val="en-US" w:eastAsia="zh-CN" w:bidi="ar"/>
+              </w:rPr>
+              <w:t>NGINX</w:t>
+            </w:r>
+          </w:p>
+        </w:tc>
+      </w:tr>
+      <w:tr>
+        <w:tblPrEx>
+          <w:tblBorders>
+            <w:top w:val="none" w:color="auto" w:sz="0" w:space="0"/>
+            <w:left w:val="none" w:color="auto" w:sz="0" w:space="0"/>
+            <w:bottom w:val="none" w:color="auto" w:sz="0" w:space="0"/>
+            <w:right w:val="none" w:color="auto" w:sz="0" w:space="0"/>
+            <w:insideH w:val="none" w:color="auto" w:sz="0" w:space="0"/>
+            <w:insideV w:val="none" w:color="auto" w:sz="0" w:space="0"/>
+          </w:tblBorders>
+          <w:shd w:val="clear"/>
+          <w:tblCellMar>
+            <w:top w:w="15" w:type="dxa"/>
+            <w:left w:w="15" w:type="dxa"/>
+            <w:bottom w:w="15" w:type="dxa"/>
+            <w:right w:w="15" w:type="dxa"/>
+          </w:tblCellMar>
+        </w:tblPrEx>
+        <w:trPr>
+          <w:tblCellSpacing w:w="15" w:type="dxa"/>
+        </w:trPr>
+        <w:tc>
+          <w:tcPr>
+            <w:tcW w:w="0" w:type="auto"/>
+            <w:shd w:val="clear"/>
+            <w:vAlign w:val="center"/>
+          </w:tcPr>
+          <w:p>
+            <w:pPr>
+              <w:keepNext w:val="0"/>
+              <w:keepLines w:val="0"/>
+              <w:widowControl/>
+              <w:suppressLineNumbers w:val="0"/>
+              <w:jc w:val="left"/>
+              <w:rPr>
+                <w:rFonts w:hint="default" w:ascii="Calibri" w:hAnsi="Calibri" w:cs="Calibri"/>
+                <w:sz w:val="24"/>
+                <w:szCs w:val="24"/>
+              </w:rPr>
+            </w:pPr>
+            <w:r>
+              <w:rPr>
+                <w:rFonts w:hint="default" w:ascii="Calibri" w:hAnsi="Calibri" w:eastAsia="SimSun" w:cs="Calibri"/>
+                <w:kern w:val="0"/>
+                <w:sz w:val="24"/>
+                <w:szCs w:val="24"/>
+                <w:lang w:val="en-US" w:eastAsia="zh-CN" w:bidi="ar"/>
+              </w:rPr>
+              <w:t>Application</w:t>
+            </w:r>
+          </w:p>
+        </w:tc>
+        <w:tc>
+          <w:tcPr>
+            <w:tcW w:w="0" w:type="auto"/>
+            <w:shd w:val="clear"/>
+            <w:vAlign w:val="center"/>
+          </w:tcPr>
+          <w:p>
+            <w:pPr>
+              <w:keepNext w:val="0"/>
+              <w:keepLines w:val="0"/>
+              <w:widowControl/>
+              <w:suppressLineNumbers w:val="0"/>
+              <w:jc w:val="left"/>
+              <w:rPr>
+                <w:rFonts w:hint="default" w:ascii="Calibri" w:hAnsi="Calibri" w:cs="Calibri"/>
+                <w:sz w:val="24"/>
+                <w:szCs w:val="24"/>
+              </w:rPr>
+            </w:pPr>
+            <w:r>
+              <w:rPr>
+                <w:rFonts w:hint="default" w:ascii="Calibri" w:hAnsi="Calibri" w:eastAsia="SimSun" w:cs="Calibri"/>
+                <w:kern w:val="0"/>
+                <w:sz w:val="24"/>
+                <w:szCs w:val="24"/>
+                <w:lang w:val="en-US" w:eastAsia="zh-CN" w:bidi="ar"/>
+              </w:rPr>
+              <w:t>Spring Boot</w:t>
+            </w:r>
+          </w:p>
+        </w:tc>
+      </w:tr>
+      <w:tr>
+        <w:tblPrEx>
+          <w:tblBorders>
+            <w:top w:val="none" w:color="auto" w:sz="0" w:space="0"/>
+            <w:left w:val="none" w:color="auto" w:sz="0" w:space="0"/>
+            <w:bottom w:val="none" w:color="auto" w:sz="0" w:space="0"/>
+            <w:right w:val="none" w:color="auto" w:sz="0" w:space="0"/>
+            <w:insideH w:val="none" w:color="auto" w:sz="0" w:space="0"/>
+            <w:insideV w:val="none" w:color="auto" w:sz="0" w:space="0"/>
+          </w:tblBorders>
+          <w:shd w:val="clear"/>
+          <w:tblCellMar>
+            <w:top w:w="15" w:type="dxa"/>
+            <w:left w:w="15" w:type="dxa"/>
+            <w:bottom w:w="15" w:type="dxa"/>
+            <w:right w:w="15" w:type="dxa"/>
+          </w:tblCellMar>
+        </w:tblPrEx>
+        <w:trPr>
+          <w:tblCellSpacing w:w="15" w:type="dxa"/>
+        </w:trPr>
+        <w:tc>
+          <w:tcPr>
+            <w:tcW w:w="0" w:type="auto"/>
+            <w:shd w:val="clear"/>
+            <w:vAlign w:val="center"/>
+          </w:tcPr>
+          <w:p>
+            <w:pPr>
+              <w:keepNext w:val="0"/>
+              <w:keepLines w:val="0"/>
+              <w:widowControl/>
+              <w:suppressLineNumbers w:val="0"/>
+              <w:jc w:val="left"/>
+              <w:rPr>
+                <w:rFonts w:hint="default" w:ascii="Calibri" w:hAnsi="Calibri" w:cs="Calibri"/>
+                <w:sz w:val="24"/>
+                <w:szCs w:val="24"/>
+              </w:rPr>
+            </w:pPr>
+            <w:r>
+              <w:rPr>
+                <w:rFonts w:hint="default" w:ascii="Calibri" w:hAnsi="Calibri" w:eastAsia="SimSun" w:cs="Calibri"/>
+                <w:kern w:val="0"/>
+                <w:sz w:val="24"/>
+                <w:szCs w:val="24"/>
+                <w:lang w:val="en-US" w:eastAsia="zh-CN" w:bidi="ar"/>
+              </w:rPr>
+              <w:t>Redis</w:t>
+            </w:r>
+          </w:p>
+        </w:tc>
+        <w:tc>
+          <w:tcPr>
+            <w:tcW w:w="0" w:type="auto"/>
+            <w:shd w:val="clear"/>
+            <w:vAlign w:val="center"/>
+          </w:tcPr>
+          <w:p>
+            <w:pPr>
+              <w:keepNext w:val="0"/>
+              <w:keepLines w:val="0"/>
+              <w:widowControl/>
+              <w:suppressLineNumbers w:val="0"/>
+              <w:jc w:val="left"/>
+              <w:rPr>
+                <w:rFonts w:hint="default" w:ascii="Calibri" w:hAnsi="Calibri" w:cs="Calibri"/>
+                <w:sz w:val="24"/>
+                <w:szCs w:val="24"/>
+              </w:rPr>
+            </w:pPr>
+            <w:r>
+              <w:rPr>
+                <w:rFonts w:hint="default" w:ascii="Calibri" w:hAnsi="Calibri" w:eastAsia="SimSun" w:cs="Calibri"/>
+                <w:kern w:val="0"/>
+                <w:sz w:val="24"/>
+                <w:szCs w:val="24"/>
+                <w:lang w:val="en-US" w:eastAsia="zh-CN" w:bidi="ar"/>
+              </w:rPr>
+              <w:t>Distributed Rate Limiter</w:t>
+            </w:r>
+          </w:p>
+        </w:tc>
+      </w:tr>
+      <w:tr>
+        <w:tblPrEx>
+          <w:tblBorders>
+            <w:top w:val="none" w:color="auto" w:sz="0" w:space="0"/>
+            <w:left w:val="none" w:color="auto" w:sz="0" w:space="0"/>
+            <w:bottom w:val="none" w:color="auto" w:sz="0" w:space="0"/>
+            <w:right w:val="none" w:color="auto" w:sz="0" w:space="0"/>
+            <w:insideH w:val="none" w:color="auto" w:sz="0" w:space="0"/>
+            <w:insideV w:val="none" w:color="auto" w:sz="0" w:space="0"/>
+          </w:tblBorders>
+          <w:shd w:val="clear"/>
+          <w:tblCellMar>
+            <w:top w:w="15" w:type="dxa"/>
+            <w:left w:w="15" w:type="dxa"/>
+            <w:bottom w:w="15" w:type="dxa"/>
+            <w:right w:w="15" w:type="dxa"/>
+          </w:tblCellMar>
+        </w:tblPrEx>
+        <w:trPr>
+          <w:tblCellSpacing w:w="15" w:type="dxa"/>
+        </w:trPr>
+        <w:tc>
+          <w:tcPr>
+            <w:tcW w:w="0" w:type="auto"/>
+            <w:shd w:val="clear"/>
+            <w:vAlign w:val="center"/>
+          </w:tcPr>
+          <w:p>
+            <w:pPr>
+              <w:keepNext w:val="0"/>
+              <w:keepLines w:val="0"/>
+              <w:widowControl/>
+              <w:suppressLineNumbers w:val="0"/>
+              <w:jc w:val="left"/>
+              <w:rPr>
+                <w:rFonts w:hint="default" w:ascii="Calibri" w:hAnsi="Calibri" w:cs="Calibri"/>
+                <w:sz w:val="24"/>
+                <w:szCs w:val="24"/>
+              </w:rPr>
+            </w:pPr>
+            <w:r>
+              <w:rPr>
+                <w:rFonts w:hint="default" w:ascii="Calibri" w:hAnsi="Calibri" w:eastAsia="SimSun" w:cs="Calibri"/>
+                <w:kern w:val="0"/>
+                <w:sz w:val="24"/>
+                <w:szCs w:val="24"/>
+                <w:lang w:val="en-US" w:eastAsia="zh-CN" w:bidi="ar"/>
+              </w:rPr>
+              <w:t>Service Mesh</w:t>
+            </w:r>
+          </w:p>
+        </w:tc>
+        <w:tc>
+          <w:tcPr>
+            <w:tcW w:w="0" w:type="auto"/>
+            <w:shd w:val="clear"/>
+            <w:vAlign w:val="center"/>
+          </w:tcPr>
+          <w:p>
+            <w:pPr>
+              <w:keepNext w:val="0"/>
+              <w:keepLines w:val="0"/>
+              <w:widowControl/>
+              <w:suppressLineNumbers w:val="0"/>
+              <w:jc w:val="left"/>
+              <w:rPr>
+                <w:rFonts w:hint="default" w:ascii="Calibri" w:hAnsi="Calibri" w:cs="Calibri"/>
+                <w:sz w:val="24"/>
+                <w:szCs w:val="24"/>
+              </w:rPr>
+            </w:pPr>
+            <w:r>
+              <w:rPr>
+                <w:rFonts w:hint="default" w:ascii="Calibri" w:hAnsi="Calibri" w:eastAsia="SimSun" w:cs="Calibri"/>
+                <w:kern w:val="0"/>
+                <w:sz w:val="24"/>
+                <w:szCs w:val="24"/>
+                <w:highlight w:val="yellow"/>
+                <w:lang w:val="en-US" w:eastAsia="zh-CN" w:bidi="ar"/>
+              </w:rPr>
+              <w:t>Istio</w:t>
+            </w:r>
+          </w:p>
+        </w:tc>
+      </w:tr>
+    </w:tbl>
+    <w:p>
+      <w:pPr>
+        <w:pStyle w:val="10"/>
+        <w:keepNext w:val="0"/>
+        <w:keepLines w:val="0"/>
+        <w:widowControl/>
+        <w:suppressLineNumbers w:val="0"/>
+      </w:pPr>
+      <w:r>
+        <w:rPr>
+          <w:rFonts w:hint="default" w:ascii="Calibri" w:hAnsi="Calibri" w:cs="Calibri"/>
+          <w:sz w:val="24"/>
+          <w:szCs w:val="24"/>
+        </w:rPr>
+        <w:t xml:space="preserve">Most companies implement it at the </w:t>
+      </w:r>
+      <w:r>
+        <w:rPr>
+          <w:rStyle w:val="11"/>
+          <w:rFonts w:hint="default" w:ascii="Calibri" w:hAnsi="Calibri" w:cs="Calibri"/>
+          <w:sz w:val="24"/>
+          <w:szCs w:val="24"/>
+        </w:rPr>
+        <w:t>API Gateway</w:t>
+      </w:r>
+      <w:r>
+        <w:rPr>
+          <w:rFonts w:hint="default" w:ascii="Calibri" w:hAnsi="Calibri" w:cs="Calibri"/>
+          <w:sz w:val="24"/>
+          <w:szCs w:val="24"/>
+        </w:rPr>
+        <w:t>.</w:t>
+      </w:r>
+    </w:p>
+    <w:p>
+      <w:pPr>
+        <w:pStyle w:val="2"/>
+        <w:keepNext w:val="0"/>
+        <w:keepLines w:val="0"/>
+        <w:widowControl/>
+        <w:suppressLineNumbers w:val="0"/>
+        <w:rPr>
+          <w:rFonts w:hint="default" w:ascii="Calibri" w:hAnsi="Calibri" w:cs="Calibri"/>
+          <w:sz w:val="24"/>
+          <w:szCs w:val="24"/>
+        </w:rPr>
+      </w:pPr>
+      <w:r>
+        <w:rPr>
+          <w:rFonts w:hint="default" w:ascii="Calibri" w:hAnsi="Calibri" w:cs="Calibri"/>
+          <w:sz w:val="24"/>
+          <w:szCs w:val="24"/>
+        </w:rPr>
+        <w:t>Different Rate Limiting Algorithms</w:t>
+      </w:r>
+    </w:p>
+    <w:p>
+      <w:pPr>
+        <w:keepNext w:val="0"/>
+        <w:keepLines w:val="0"/>
+        <w:widowControl/>
+        <w:numPr>
+          <w:ilvl w:val="0"/>
+          <w:numId w:val="10"/>
+        </w:numPr>
+        <w:suppressLineNumbers w:val="0"/>
+        <w:spacing w:before="0" w:beforeAutospacing="1" w:after="0" w:afterAutospacing="1"/>
+        <w:ind w:left="720" w:hanging="360"/>
+        <w:rPr>
+          <w:rFonts w:hint="default" w:ascii="Calibri" w:hAnsi="Calibri" w:cs="Calibri"/>
+          <w:sz w:val="24"/>
+          <w:szCs w:val="24"/>
+        </w:rPr>
+      </w:pPr>
+      <w:r>
+        <w:rPr>
+          <w:rFonts w:hint="default" w:ascii="Calibri" w:hAnsi="Calibri" w:cs="Calibri"/>
+          <w:sz w:val="24"/>
+          <w:szCs w:val="24"/>
+        </w:rPr>
+        <w:t xml:space="preserve">Fixed Window Counter </w:t>
+      </w:r>
+    </w:p>
+    <w:p>
+      <w:pPr>
+        <w:keepNext w:val="0"/>
+        <w:keepLines w:val="0"/>
+        <w:widowControl/>
+        <w:numPr>
+          <w:ilvl w:val="0"/>
+          <w:numId w:val="10"/>
+        </w:numPr>
+        <w:suppressLineNumbers w:val="0"/>
+        <w:spacing w:before="0" w:beforeAutospacing="1" w:after="0" w:afterAutospacing="1"/>
+        <w:ind w:left="720" w:hanging="360"/>
+        <w:rPr>
+          <w:rFonts w:hint="default" w:ascii="Calibri" w:hAnsi="Calibri" w:cs="Calibri"/>
+          <w:sz w:val="24"/>
+          <w:szCs w:val="24"/>
+        </w:rPr>
+      </w:pPr>
+      <w:r>
+        <w:rPr>
+          <w:rFonts w:hint="default" w:ascii="Calibri" w:hAnsi="Calibri" w:cs="Calibri"/>
+          <w:sz w:val="24"/>
+          <w:szCs w:val="24"/>
+        </w:rPr>
+        <w:t xml:space="preserve">Sliding Window Log </w:t>
+      </w:r>
+    </w:p>
+    <w:p>
+      <w:pPr>
+        <w:keepNext w:val="0"/>
+        <w:keepLines w:val="0"/>
+        <w:widowControl/>
+        <w:numPr>
+          <w:ilvl w:val="0"/>
+          <w:numId w:val="10"/>
+        </w:numPr>
+        <w:suppressLineNumbers w:val="0"/>
+        <w:spacing w:before="0" w:beforeAutospacing="1" w:after="0" w:afterAutospacing="1"/>
+        <w:ind w:left="720" w:hanging="360"/>
+        <w:rPr>
+          <w:rFonts w:hint="default" w:ascii="Calibri" w:hAnsi="Calibri" w:cs="Calibri"/>
+          <w:sz w:val="24"/>
+          <w:szCs w:val="24"/>
+          <w:highlight w:val="yellow"/>
+        </w:rPr>
+      </w:pPr>
+      <w:r>
+        <w:rPr>
+          <w:rFonts w:hint="default" w:ascii="Calibri" w:hAnsi="Calibri" w:cs="Calibri"/>
+          <w:sz w:val="24"/>
+          <w:szCs w:val="24"/>
+          <w:highlight w:val="yellow"/>
+        </w:rPr>
+        <w:t>Sliding Window Counter</w:t>
+      </w:r>
+      <w:r>
+        <w:rPr>
+          <w:rFonts w:hint="default" w:ascii="Calibri" w:hAnsi="Calibri" w:cs="Calibri"/>
+          <w:sz w:val="24"/>
+          <w:szCs w:val="24"/>
+          <w:highlight w:val="none"/>
+        </w:rPr>
+        <w:t xml:space="preserve"> </w:t>
+      </w:r>
+      <w:r>
+        <w:rPr>
+          <w:rFonts w:hint="default" w:ascii="Calibri" w:hAnsi="Calibri" w:cs="Calibri"/>
+          <w:sz w:val="24"/>
+          <w:szCs w:val="24"/>
+          <w:highlight w:val="none"/>
+          <w:lang w:val="en-US"/>
+        </w:rPr>
+        <w:tab/>
+        <w:t/>
+      </w:r>
+      <w:r>
+        <w:rPr>
+          <w:rFonts w:hint="default" w:ascii="Calibri" w:hAnsi="Calibri" w:cs="Calibri"/>
+          <w:sz w:val="24"/>
+          <w:szCs w:val="24"/>
+          <w:highlight w:val="none"/>
+          <w:lang w:val="en-US"/>
+        </w:rPr>
+        <w:tab/>
+        <w:t>//most used</w:t>
+      </w:r>
+    </w:p>
+    <w:p>
+      <w:pPr>
+        <w:keepNext w:val="0"/>
+        <w:keepLines w:val="0"/>
+        <w:widowControl/>
+        <w:numPr>
+          <w:ilvl w:val="0"/>
+          <w:numId w:val="10"/>
+        </w:numPr>
+        <w:suppressLineNumbers w:val="0"/>
+        <w:spacing w:before="0" w:beforeAutospacing="1" w:after="0" w:afterAutospacing="1"/>
+        <w:ind w:left="720" w:hanging="360"/>
+        <w:rPr>
+          <w:rFonts w:hint="default" w:ascii="Calibri" w:hAnsi="Calibri" w:cs="Calibri"/>
+          <w:sz w:val="24"/>
+          <w:szCs w:val="24"/>
+          <w:highlight w:val="yellow"/>
+        </w:rPr>
+      </w:pPr>
+      <w:r>
+        <w:rPr>
+          <w:rFonts w:hint="default" w:ascii="Calibri" w:hAnsi="Calibri" w:cs="Calibri"/>
+          <w:sz w:val="24"/>
+          <w:szCs w:val="24"/>
+          <w:highlight w:val="yellow"/>
+        </w:rPr>
+        <w:t xml:space="preserve">Token Bucket </w:t>
+      </w:r>
+      <w:r>
+        <w:rPr>
+          <w:rFonts w:hint="default" w:ascii="Calibri" w:hAnsi="Calibri" w:cs="Calibri"/>
+          <w:sz w:val="24"/>
+          <w:szCs w:val="24"/>
+          <w:highlight w:val="none"/>
+          <w:lang w:val="en-US"/>
+        </w:rPr>
+        <w:tab/>
+        <w:t/>
+      </w:r>
+      <w:r>
+        <w:rPr>
+          <w:rFonts w:hint="default" w:ascii="Calibri" w:hAnsi="Calibri" w:cs="Calibri"/>
+          <w:sz w:val="24"/>
+          <w:szCs w:val="24"/>
+          <w:highlight w:val="none"/>
+          <w:lang w:val="en-US"/>
+        </w:rPr>
+        <w:tab/>
+        <w:t/>
+      </w:r>
+      <w:r>
+        <w:rPr>
+          <w:rFonts w:hint="default" w:ascii="Calibri" w:hAnsi="Calibri" w:cs="Calibri"/>
+          <w:sz w:val="24"/>
+          <w:szCs w:val="24"/>
+          <w:highlight w:val="none"/>
+          <w:lang w:val="en-US"/>
+        </w:rPr>
+        <w:tab/>
+        <w:t/>
+      </w:r>
+      <w:r>
+        <w:rPr>
+          <w:rFonts w:hint="default" w:ascii="Calibri" w:hAnsi="Calibri" w:cs="Calibri"/>
+          <w:sz w:val="24"/>
+          <w:szCs w:val="24"/>
+          <w:highlight w:val="none"/>
+          <w:lang w:val="en-US"/>
+        </w:rPr>
+        <w:tab/>
+        <w:t>// most used</w:t>
+      </w:r>
+    </w:p>
+    <w:p>
+      <w:pPr>
+        <w:keepNext w:val="0"/>
+        <w:keepLines w:val="0"/>
+        <w:widowControl/>
+        <w:numPr>
+          <w:ilvl w:val="0"/>
+          <w:numId w:val="10"/>
+        </w:numPr>
+        <w:suppressLineNumbers w:val="0"/>
+        <w:spacing w:before="0" w:beforeAutospacing="1" w:after="0" w:afterAutospacing="1"/>
+        <w:ind w:left="720" w:hanging="360"/>
+        <w:rPr>
+          <w:rFonts w:hint="default" w:ascii="Calibri" w:hAnsi="Calibri" w:cs="Calibri"/>
+          <w:sz w:val="24"/>
+          <w:szCs w:val="24"/>
+        </w:rPr>
+      </w:pPr>
+      <w:r>
+        <w:rPr>
+          <w:rFonts w:hint="default" w:ascii="Calibri" w:hAnsi="Calibri" w:cs="Calibri"/>
+          <w:sz w:val="24"/>
+          <w:szCs w:val="24"/>
+        </w:rPr>
+        <w:t>Leaky Bucket</w:t>
+      </w:r>
+    </w:p>
+    <w:p>
+      <w:pPr>
+        <w:pStyle w:val="10"/>
+        <w:keepNext w:val="0"/>
+        <w:keepLines w:val="0"/>
+        <w:widowControl/>
+        <w:suppressLineNumbers w:val="0"/>
+        <w:spacing w:before="0" w:beforeAutospacing="1" w:after="0" w:afterAutospacing="1"/>
+        <w:ind w:left="0" w:right="0"/>
+        <w:rPr>
+          <w:rFonts w:hint="default" w:ascii="Calibri" w:hAnsi="Calibri" w:cs="Calibri"/>
+          <w:sz w:val="24"/>
+          <w:szCs w:val="24"/>
+        </w:rPr>
+      </w:pPr>
+      <w:r>
+        <w:rPr>
+          <w:rFonts w:hint="default" w:ascii="Calibri" w:hAnsi="Calibri" w:eastAsia="SimSun" w:cs="Calibri"/>
+          <w:b/>
+          <w:bCs/>
+          <w:sz w:val="24"/>
+          <w:szCs w:val="24"/>
+          <w:highlight w:val="yellow"/>
+          <w:lang w:val="en-US"/>
+        </w:rPr>
+        <w:t>Redis Rate limiter</w:t>
+      </w:r>
+      <w:r>
+        <w:rPr>
+          <w:rFonts w:hint="default" w:ascii="Calibri" w:hAnsi="Calibri" w:eastAsia="SimSun" w:cs="Calibri"/>
+          <w:sz w:val="24"/>
+          <w:szCs w:val="24"/>
+          <w:lang w:val="en-US"/>
+        </w:rPr>
+        <w:t>: Distributed, multiple server, scalable</w:t>
+      </w:r>
+      <w:r>
+        <w:rPr>
+          <w:rFonts w:hint="default" w:ascii="Calibri" w:hAnsi="Calibri" w:cs="Calibri"/>
+          <w:sz w:val="24"/>
+          <w:szCs w:val="24"/>
+          <w:lang w:val="en-US"/>
+        </w:rPr>
+        <w:t xml:space="preserve">. Spring cloud gateway uses RedisRateLimiter. </w:t>
+      </w:r>
+      <w:r>
+        <w:rPr>
+          <w:rFonts w:hint="default" w:ascii="Calibri" w:hAnsi="Calibri" w:eastAsia="SimSun" w:cs="Calibri"/>
+          <w:sz w:val="24"/>
+          <w:szCs w:val="24"/>
+          <w:lang w:val="en-US"/>
+        </w:rPr>
+        <w:br w:type="textWrapping"/>
+      </w:r>
+      <w:r>
+        <w:rPr>
+          <w:rFonts w:hint="default" w:ascii="Calibri" w:hAnsi="Calibri" w:cs="Calibri"/>
+          <w:sz w:val="24"/>
+          <w:szCs w:val="24"/>
+        </w:rPr>
+        <w:t>Redis provides:</w:t>
+      </w:r>
+    </w:p>
+    <w:p>
+      <w:pPr>
+        <w:keepNext w:val="0"/>
+        <w:keepLines w:val="0"/>
+        <w:widowControl/>
+        <w:numPr>
+          <w:ilvl w:val="0"/>
+          <w:numId w:val="11"/>
+        </w:numPr>
+        <w:suppressLineNumbers w:val="0"/>
+        <w:spacing w:before="0" w:beforeAutospacing="1" w:after="0" w:afterAutospacing="1"/>
+        <w:ind w:left="720" w:hanging="360"/>
+        <w:rPr>
+          <w:rFonts w:hint="default" w:ascii="Calibri" w:hAnsi="Calibri" w:cs="Calibri"/>
+          <w:sz w:val="24"/>
+          <w:szCs w:val="24"/>
+        </w:rPr>
+      </w:pPr>
+      <w:r>
+        <w:rPr>
+          <w:rFonts w:hint="default" w:ascii="Calibri" w:hAnsi="Calibri" w:cs="Calibri"/>
+          <w:sz w:val="24"/>
+          <w:szCs w:val="24"/>
+        </w:rPr>
+        <w:t>Atomic increment (</w:t>
+      </w:r>
+      <w:r>
+        <w:rPr>
+          <w:rStyle w:val="8"/>
+          <w:rFonts w:hint="default" w:ascii="Calibri" w:hAnsi="Calibri" w:cs="Calibri"/>
+          <w:sz w:val="24"/>
+          <w:szCs w:val="24"/>
+        </w:rPr>
+        <w:t>INCR</w:t>
+      </w:r>
+      <w:r>
+        <w:rPr>
+          <w:rFonts w:hint="default" w:ascii="Calibri" w:hAnsi="Calibri" w:cs="Calibri"/>
+          <w:sz w:val="24"/>
+          <w:szCs w:val="24"/>
+        </w:rPr>
+        <w:t xml:space="preserve">) </w:t>
+      </w:r>
+    </w:p>
+    <w:p>
+      <w:pPr>
+        <w:keepNext w:val="0"/>
+        <w:keepLines w:val="0"/>
+        <w:widowControl/>
+        <w:numPr>
+          <w:ilvl w:val="0"/>
+          <w:numId w:val="11"/>
+        </w:numPr>
+        <w:suppressLineNumbers w:val="0"/>
+        <w:spacing w:before="0" w:beforeAutospacing="1" w:after="0" w:afterAutospacing="1"/>
+        <w:ind w:left="720" w:hanging="360"/>
+        <w:rPr>
+          <w:rFonts w:hint="default" w:ascii="Calibri" w:hAnsi="Calibri" w:cs="Calibri"/>
+          <w:sz w:val="24"/>
+          <w:szCs w:val="24"/>
+        </w:rPr>
+      </w:pPr>
+      <w:r>
+        <w:rPr>
+          <w:rFonts w:hint="default" w:ascii="Calibri" w:hAnsi="Calibri" w:cs="Calibri"/>
+          <w:sz w:val="24"/>
+          <w:szCs w:val="24"/>
+        </w:rPr>
+        <w:t>Expiration (</w:t>
+      </w:r>
+      <w:r>
+        <w:rPr>
+          <w:rStyle w:val="8"/>
+          <w:rFonts w:hint="default" w:ascii="Calibri" w:hAnsi="Calibri" w:cs="Calibri"/>
+          <w:sz w:val="24"/>
+          <w:szCs w:val="24"/>
+        </w:rPr>
+        <w:t>EXPIRE</w:t>
+      </w:r>
+      <w:r>
+        <w:rPr>
+          <w:rFonts w:hint="default" w:ascii="Calibri" w:hAnsi="Calibri" w:cs="Calibri"/>
+          <w:sz w:val="24"/>
+          <w:szCs w:val="24"/>
+        </w:rPr>
+        <w:t xml:space="preserve">) </w:t>
+      </w:r>
+    </w:p>
+    <w:p>
+      <w:pPr>
+        <w:keepNext w:val="0"/>
+        <w:keepLines w:val="0"/>
+        <w:widowControl/>
+        <w:numPr>
+          <w:ilvl w:val="0"/>
+          <w:numId w:val="11"/>
+        </w:numPr>
+        <w:suppressLineNumbers w:val="0"/>
+        <w:spacing w:before="0" w:beforeAutospacing="1" w:after="0" w:afterAutospacing="1"/>
+        <w:ind w:left="720" w:hanging="360"/>
+        <w:rPr>
+          <w:rFonts w:hint="default" w:ascii="Calibri" w:hAnsi="Calibri" w:cs="Calibri"/>
+          <w:sz w:val="24"/>
+          <w:szCs w:val="24"/>
+        </w:rPr>
+      </w:pPr>
+      <w:r>
+        <w:rPr>
+          <w:rFonts w:hint="default" w:ascii="Calibri" w:hAnsi="Calibri" w:cs="Calibri"/>
+          <w:sz w:val="24"/>
+          <w:szCs w:val="24"/>
+        </w:rPr>
+        <w:t xml:space="preserve">Very fast (in-memory) </w:t>
+      </w:r>
+    </w:p>
+    <w:p>
+      <w:pPr>
+        <w:keepNext w:val="0"/>
+        <w:keepLines w:val="0"/>
+        <w:widowControl/>
+        <w:numPr>
+          <w:ilvl w:val="0"/>
+          <w:numId w:val="11"/>
+        </w:numPr>
+        <w:suppressLineNumbers w:val="0"/>
+        <w:spacing w:before="0" w:beforeAutospacing="1" w:after="0" w:afterAutospacing="1"/>
+        <w:ind w:left="720" w:hanging="360"/>
+        <w:rPr>
+          <w:rFonts w:hint="default" w:ascii="Calibri" w:hAnsi="Calibri" w:cs="Calibri"/>
+          <w:sz w:val="24"/>
+          <w:szCs w:val="24"/>
+        </w:rPr>
+      </w:pPr>
+      <w:r>
+        <w:rPr>
+          <w:rFonts w:hint="default" w:ascii="Calibri" w:hAnsi="Calibri" w:cs="Calibri"/>
+          <w:sz w:val="24"/>
+          <w:szCs w:val="24"/>
+        </w:rPr>
+        <w:t>Shared across instances</w:t>
+      </w:r>
+    </w:p>
+    <w:p>
+      <w:pPr>
+        <w:keepNext w:val="0"/>
+        <w:keepLines w:val="0"/>
+        <w:widowControl/>
+        <w:numPr>
+          <w:numId w:val="0"/>
+        </w:numPr>
+        <w:suppressLineNumbers w:val="0"/>
+        <w:tabs>
+          <w:tab w:val="left" w:pos="720"/>
+        </w:tabs>
+        <w:spacing w:before="0" w:beforeAutospacing="1" w:after="0" w:afterAutospacing="1"/>
+        <w:rPr>
+          <w:rFonts w:hint="default" w:ascii="Calibri" w:hAnsi="Calibri" w:cs="Calibri"/>
+          <w:sz w:val="24"/>
+          <w:szCs w:val="24"/>
+          <w:lang w:val="en-US"/>
+        </w:rPr>
+      </w:pPr>
+    </w:p>
+    <w:p>
+      <w:pPr>
+        <w:keepNext w:val="0"/>
+        <w:keepLines w:val="0"/>
+        <w:widowControl/>
+        <w:numPr>
+          <w:numId w:val="0"/>
+        </w:numPr>
+        <w:suppressLineNumbers w:val="0"/>
+        <w:tabs>
+          <w:tab w:val="left" w:pos="720"/>
+        </w:tabs>
+        <w:spacing w:before="0" w:beforeAutospacing="1" w:after="0" w:afterAutospacing="1"/>
+        <w:rPr>
+          <w:rFonts w:hint="default" w:ascii="Calibri" w:hAnsi="Calibri" w:cs="Calibri"/>
+          <w:sz w:val="24"/>
+          <w:szCs w:val="24"/>
+          <w:lang w:val="en-US"/>
+        </w:rPr>
+      </w:pPr>
+    </w:p>
+    <w:tbl>
+      <w:tblPr>
+        <w:tblStyle w:val="6"/>
+        <w:tblW w:w="0" w:type="auto"/>
+        <w:tblCellSpacing w:w="15" w:type="dxa"/>
+        <w:tblInd w:w="0" w:type="dxa"/>
+        <w:tblBorders>
+          <w:top w:val="none" w:color="auto" w:sz="0" w:space="0"/>
+          <w:left w:val="none" w:color="auto" w:sz="0" w:space="0"/>
+          <w:bottom w:val="none" w:color="auto" w:sz="0" w:space="0"/>
+          <w:right w:val="none" w:color="auto" w:sz="0" w:space="0"/>
+          <w:insideH w:val="none" w:color="auto" w:sz="0" w:space="0"/>
+          <w:insideV w:val="none" w:color="auto" w:sz="0" w:space="0"/>
+        </w:tblBorders>
+        <w:shd w:val="clear" w:color="auto" w:fill="auto"/>
+        <w:tblLayout w:type="autofit"/>
+        <w:tblCellMar>
+          <w:top w:w="15" w:type="dxa"/>
+          <w:left w:w="15" w:type="dxa"/>
+          <w:bottom w:w="15" w:type="dxa"/>
+          <w:right w:w="15" w:type="dxa"/>
+        </w:tblCellMar>
+      </w:tblPr>
+      <w:tblGrid>
+        <w:gridCol w:w="2954"/>
+        <w:gridCol w:w="3164"/>
+      </w:tblGrid>
+      <w:tr>
+        <w:tblPrEx>
+          <w:tblBorders>
+            <w:top w:val="none" w:color="auto" w:sz="0" w:space="0"/>
+            <w:left w:val="none" w:color="auto" w:sz="0" w:space="0"/>
+            <w:bottom w:val="none" w:color="auto" w:sz="0" w:space="0"/>
+            <w:right w:val="none" w:color="auto" w:sz="0" w:space="0"/>
+            <w:insideH w:val="none" w:color="auto" w:sz="0" w:space="0"/>
+            <w:insideV w:val="none" w:color="auto" w:sz="0" w:space="0"/>
+          </w:tblBorders>
+          <w:shd w:val="clear" w:color="auto" w:fill="auto"/>
+          <w:tblCellMar>
+            <w:top w:w="15" w:type="dxa"/>
+            <w:left w:w="15" w:type="dxa"/>
+            <w:bottom w:w="15" w:type="dxa"/>
+            <w:right w:w="15" w:type="dxa"/>
+          </w:tblCellMar>
+        </w:tblPrEx>
+        <w:trPr>
+          <w:tblHeader/>
+          <w:tblCellSpacing w:w="15" w:type="dxa"/>
+        </w:trPr>
+        <w:tc>
+          <w:tcPr>
+            <w:tcW w:w="0" w:type="auto"/>
+            <w:shd w:val="clear" w:color="auto" w:fill="auto"/>
+            <w:vAlign w:val="center"/>
+          </w:tcPr>
+          <w:p>
+            <w:pPr>
+              <w:keepNext w:val="0"/>
+              <w:keepLines w:val="0"/>
+              <w:widowControl/>
+              <w:suppressLineNumbers w:val="0"/>
+              <w:jc w:val="center"/>
+              <w:rPr>
+                <w:rFonts w:hint="default" w:ascii="Calibri" w:hAnsi="Calibri" w:cs="Calibri"/>
+                <w:b/>
+                <w:bCs/>
+                <w:sz w:val="24"/>
+                <w:szCs w:val="24"/>
+              </w:rPr>
+            </w:pPr>
+            <w:r>
+              <w:rPr>
+                <w:rFonts w:hint="default" w:ascii="Calibri" w:hAnsi="Calibri" w:eastAsia="SimSun" w:cs="Calibri"/>
+                <w:b/>
+                <w:bCs/>
+                <w:kern w:val="0"/>
+                <w:sz w:val="24"/>
+                <w:szCs w:val="24"/>
+                <w:lang w:val="en-US" w:eastAsia="zh-CN" w:bidi="ar"/>
+              </w:rPr>
+              <w:t>Rate Limiting</w:t>
+            </w:r>
+          </w:p>
+        </w:tc>
+        <w:tc>
+          <w:tcPr>
+            <w:tcW w:w="0" w:type="auto"/>
+            <w:shd w:val="clear" w:color="auto" w:fill="auto"/>
+            <w:vAlign w:val="center"/>
+          </w:tcPr>
+          <w:p>
+            <w:pPr>
+              <w:keepNext w:val="0"/>
+              <w:keepLines w:val="0"/>
+              <w:widowControl/>
+              <w:suppressLineNumbers w:val="0"/>
+              <w:jc w:val="center"/>
+              <w:rPr>
+                <w:rFonts w:hint="default" w:ascii="Calibri" w:hAnsi="Calibri" w:cs="Calibri"/>
+                <w:b/>
+                <w:bCs/>
+                <w:sz w:val="24"/>
+                <w:szCs w:val="24"/>
+              </w:rPr>
+            </w:pPr>
+            <w:r>
+              <w:rPr>
+                <w:rFonts w:hint="default" w:ascii="Calibri" w:hAnsi="Calibri" w:eastAsia="SimSun" w:cs="Calibri"/>
+                <w:b/>
+                <w:bCs/>
+                <w:kern w:val="0"/>
+                <w:sz w:val="24"/>
+                <w:szCs w:val="24"/>
+                <w:lang w:val="en-US" w:eastAsia="zh-CN" w:bidi="ar"/>
+              </w:rPr>
+              <w:t>Throttling</w:t>
+            </w:r>
+          </w:p>
+        </w:tc>
+      </w:tr>
+      <w:tr>
+        <w:tblPrEx>
+          <w:tblBorders>
+            <w:top w:val="none" w:color="auto" w:sz="0" w:space="0"/>
+            <w:left w:val="none" w:color="auto" w:sz="0" w:space="0"/>
+            <w:bottom w:val="none" w:color="auto" w:sz="0" w:space="0"/>
+            <w:right w:val="none" w:color="auto" w:sz="0" w:space="0"/>
+            <w:insideH w:val="none" w:color="auto" w:sz="0" w:space="0"/>
+            <w:insideV w:val="none" w:color="auto" w:sz="0" w:space="0"/>
+          </w:tblBorders>
+          <w:shd w:val="clear" w:color="auto" w:fill="auto"/>
+          <w:tblCellMar>
+            <w:top w:w="15" w:type="dxa"/>
+            <w:left w:w="15" w:type="dxa"/>
+            <w:bottom w:w="15" w:type="dxa"/>
+            <w:right w:w="15" w:type="dxa"/>
+          </w:tblCellMar>
+        </w:tblPrEx>
+        <w:trPr>
+          <w:tblCellSpacing w:w="15" w:type="dxa"/>
+        </w:trPr>
+        <w:tc>
+          <w:tcPr>
+            <w:tcW w:w="0" w:type="auto"/>
+            <w:shd w:val="clear" w:color="auto" w:fill="auto"/>
+            <w:vAlign w:val="center"/>
+          </w:tcPr>
+          <w:p>
+            <w:pPr>
+              <w:keepNext w:val="0"/>
+              <w:keepLines w:val="0"/>
+              <w:widowControl/>
+              <w:suppressLineNumbers w:val="0"/>
+              <w:jc w:val="left"/>
+              <w:rPr>
+                <w:rFonts w:hint="default" w:ascii="Calibri" w:hAnsi="Calibri" w:cs="Calibri"/>
+                <w:sz w:val="24"/>
+                <w:szCs w:val="24"/>
+              </w:rPr>
+            </w:pPr>
+            <w:r>
+              <w:rPr>
+                <w:rFonts w:hint="default" w:ascii="Calibri" w:hAnsi="Calibri" w:eastAsia="SimSun" w:cs="Calibri"/>
+                <w:kern w:val="0"/>
+                <w:sz w:val="24"/>
+                <w:szCs w:val="24"/>
+                <w:lang w:val="en-US" w:eastAsia="zh-CN" w:bidi="ar"/>
+              </w:rPr>
+              <w:t>Rejects requests beyond limit</w:t>
+            </w:r>
+          </w:p>
+        </w:tc>
+        <w:tc>
+          <w:tcPr>
+            <w:tcW w:w="0" w:type="auto"/>
+            <w:shd w:val="clear" w:color="auto" w:fill="auto"/>
+            <w:vAlign w:val="center"/>
+          </w:tcPr>
+          <w:p>
+            <w:pPr>
+              <w:keepNext w:val="0"/>
+              <w:keepLines w:val="0"/>
+              <w:widowControl/>
+              <w:suppressLineNumbers w:val="0"/>
+              <w:jc w:val="left"/>
+              <w:rPr>
+                <w:rFonts w:hint="default" w:ascii="Calibri" w:hAnsi="Calibri" w:cs="Calibri"/>
+                <w:sz w:val="24"/>
+                <w:szCs w:val="24"/>
+              </w:rPr>
+            </w:pPr>
+            <w:r>
+              <w:rPr>
+                <w:rFonts w:hint="default" w:ascii="Calibri" w:hAnsi="Calibri" w:eastAsia="SimSun" w:cs="Calibri"/>
+                <w:kern w:val="0"/>
+                <w:sz w:val="24"/>
+                <w:szCs w:val="24"/>
+                <w:lang w:val="en-US" w:eastAsia="zh-CN" w:bidi="ar"/>
+              </w:rPr>
+              <w:t>Slows down or queues requests</w:t>
+            </w:r>
+          </w:p>
+        </w:tc>
+      </w:tr>
+      <w:tr>
+        <w:tblPrEx>
+          <w:tblBorders>
+            <w:top w:val="none" w:color="auto" w:sz="0" w:space="0"/>
+            <w:left w:val="none" w:color="auto" w:sz="0" w:space="0"/>
+            <w:bottom w:val="none" w:color="auto" w:sz="0" w:space="0"/>
+            <w:right w:val="none" w:color="auto" w:sz="0" w:space="0"/>
+            <w:insideH w:val="none" w:color="auto" w:sz="0" w:space="0"/>
+            <w:insideV w:val="none" w:color="auto" w:sz="0" w:space="0"/>
+          </w:tblBorders>
+          <w:shd w:val="clear" w:color="auto" w:fill="auto"/>
+          <w:tblCellMar>
+            <w:top w:w="15" w:type="dxa"/>
+            <w:left w:w="15" w:type="dxa"/>
+            <w:bottom w:w="15" w:type="dxa"/>
+            <w:right w:w="15" w:type="dxa"/>
+          </w:tblCellMar>
+        </w:tblPrEx>
+        <w:trPr>
+          <w:tblCellSpacing w:w="15" w:type="dxa"/>
+        </w:trPr>
+        <w:tc>
+          <w:tcPr>
+            <w:tcW w:w="0" w:type="auto"/>
+            <w:shd w:val="clear" w:color="auto" w:fill="auto"/>
+            <w:vAlign w:val="center"/>
+          </w:tcPr>
+          <w:p>
+            <w:pPr>
+              <w:keepNext w:val="0"/>
+              <w:keepLines w:val="0"/>
+              <w:widowControl/>
+              <w:suppressLineNumbers w:val="0"/>
+              <w:jc w:val="left"/>
+              <w:rPr>
+                <w:rFonts w:hint="default" w:ascii="Calibri" w:hAnsi="Calibri" w:cs="Calibri"/>
+                <w:sz w:val="24"/>
+                <w:szCs w:val="24"/>
+              </w:rPr>
+            </w:pPr>
+            <w:r>
+              <w:rPr>
+                <w:rFonts w:hint="default" w:ascii="Calibri" w:hAnsi="Calibri" w:eastAsia="SimSun" w:cs="Calibri"/>
+                <w:kern w:val="0"/>
+                <w:sz w:val="24"/>
+                <w:szCs w:val="24"/>
+                <w:lang w:val="en-US" w:eastAsia="zh-CN" w:bidi="ar"/>
+              </w:rPr>
+              <w:t>Usually returns 429</w:t>
+            </w:r>
+          </w:p>
+        </w:tc>
+        <w:tc>
+          <w:tcPr>
+            <w:tcW w:w="0" w:type="auto"/>
+            <w:shd w:val="clear" w:color="auto" w:fill="auto"/>
+            <w:vAlign w:val="center"/>
+          </w:tcPr>
+          <w:p>
+            <w:pPr>
+              <w:keepNext w:val="0"/>
+              <w:keepLines w:val="0"/>
+              <w:widowControl/>
+              <w:suppressLineNumbers w:val="0"/>
+              <w:jc w:val="left"/>
+              <w:rPr>
+                <w:rFonts w:hint="default" w:ascii="Calibri" w:hAnsi="Calibri" w:cs="Calibri"/>
+                <w:sz w:val="24"/>
+                <w:szCs w:val="24"/>
+              </w:rPr>
+            </w:pPr>
+            <w:r>
+              <w:rPr>
+                <w:rFonts w:hint="default" w:ascii="Calibri" w:hAnsi="Calibri" w:eastAsia="SimSun" w:cs="Calibri"/>
+                <w:kern w:val="0"/>
+                <w:sz w:val="24"/>
+                <w:szCs w:val="24"/>
+                <w:lang w:val="en-US" w:eastAsia="zh-CN" w:bidi="ar"/>
+              </w:rPr>
+              <w:t>Delays processing</w:t>
+            </w:r>
+          </w:p>
+        </w:tc>
+      </w:tr>
+    </w:tbl>
+    <w:p>
+      <w:pPr>
+        <w:numPr>
+          <w:ilvl w:val="0"/>
+          <w:numId w:val="0"/>
+        </w:numPr>
+        <w:rPr>
+          <w:rFonts w:hint="default" w:ascii="Calibri" w:hAnsi="Calibri" w:eastAsia="SimSun" w:cs="Calibri"/>
+          <w:sz w:val="24"/>
+          <w:szCs w:val="24"/>
+          <w:lang w:val="en-US"/>
+        </w:rPr>
+      </w:pPr>
+    </w:p>
+    <w:p>
+      <w:pPr>
+        <w:numPr>
+          <w:ilvl w:val="0"/>
+          <w:numId w:val="0"/>
+        </w:numPr>
+        <w:rPr>
+          <w:rFonts w:hint="default" w:ascii="Calibri" w:hAnsi="Calibri" w:eastAsia="SimSun" w:cs="Calibri"/>
+          <w:sz w:val="24"/>
+          <w:szCs w:val="24"/>
+          <w:lang w:val="en-US"/>
+        </w:rPr>
+      </w:pPr>
+      <w:r>
+        <w:rPr>
+          <w:rFonts w:hint="default" w:ascii="Calibri" w:hAnsi="Calibri" w:eastAsia="SimSun" w:cs="Calibri"/>
+          <w:sz w:val="24"/>
+          <w:szCs w:val="24"/>
+          <w:lang w:val="en-US"/>
+        </w:rPr>
+        <w:t xml:space="preserve">How to test Rate limiter? Using K6 scripts. </w:t>
+      </w:r>
+    </w:p>
+    <w:p>
+      <w:pPr>
+        <w:keepNext w:val="0"/>
+        <w:keepLines w:val="0"/>
+        <w:widowControl/>
+        <w:numPr>
+          <w:numId w:val="0"/>
+        </w:numPr>
+        <w:suppressLineNumbers w:val="0"/>
+        <w:tabs>
+          <w:tab w:val="left" w:pos="720"/>
+        </w:tabs>
+        <w:spacing w:before="0" w:beforeAutospacing="1" w:after="0" w:afterAutospacing="1"/>
+        <w:rPr>
+          <w:rFonts w:hint="default" w:ascii="Calibri" w:hAnsi="Calibri" w:eastAsia="SimSun" w:cs="Calibri"/>
+          <w:sz w:val="24"/>
+          <w:szCs w:val="24"/>
+        </w:rPr>
+      </w:pPr>
+      <w:r>
+        <w:rPr>
+          <w:rFonts w:hint="default" w:ascii="Calibri" w:hAnsi="Calibri" w:cs="Calibri"/>
+          <w:sz w:val="24"/>
+          <w:szCs w:val="24"/>
+          <w:lang w:val="en-US"/>
+        </w:rPr>
+        <w:br w:type="textWrapping"/>
+      </w:r>
+      <w:r>
+        <w:rPr>
+          <w:rFonts w:hint="default" w:ascii="Calibri" w:hAnsi="Calibri" w:cs="Calibri"/>
+          <w:sz w:val="24"/>
+          <w:szCs w:val="24"/>
+          <w:lang w:val="en-US"/>
+        </w:rPr>
+        <w:br w:type="textWrapping"/>
+      </w:r>
+      <w:r>
+        <w:rPr>
+          <w:rFonts w:hint="default" w:ascii="Calibri" w:hAnsi="Calibri" w:cs="Calibri"/>
+          <w:sz w:val="24"/>
+          <w:szCs w:val="24"/>
+          <w:lang w:val="en-US"/>
+        </w:rPr>
+        <w:t xml:space="preserve">ix) </w:t>
+      </w:r>
+      <w:r>
+        <w:rPr>
+          <w:rFonts w:hint="default" w:ascii="Calibri" w:hAnsi="Calibri" w:cs="Calibri"/>
+          <w:b/>
+          <w:bCs/>
+          <w:sz w:val="24"/>
+          <w:szCs w:val="24"/>
+          <w:highlight w:val="yellow"/>
+          <w:lang w:val="en-US"/>
+        </w:rPr>
+        <w:t>Circuit Breaker</w:t>
+      </w:r>
+      <w:r>
+        <w:rPr>
+          <w:rFonts w:hint="default" w:ascii="Calibri" w:hAnsi="Calibri" w:cs="Calibri"/>
+          <w:sz w:val="24"/>
+          <w:szCs w:val="24"/>
+          <w:lang w:val="en-US"/>
+        </w:rPr>
+        <w:br w:type="textWrapping"/>
+      </w:r>
+      <w:r>
+        <w:rPr>
+          <w:rFonts w:hint="default" w:ascii="Calibri" w:hAnsi="Calibri" w:eastAsia="SimSun" w:cs="Calibri"/>
+          <w:sz w:val="24"/>
+          <w:szCs w:val="24"/>
+        </w:rPr>
+        <w:t xml:space="preserve">A Circuit Breaker is a </w:t>
+      </w:r>
+      <w:r>
+        <w:rPr>
+          <w:rStyle w:val="11"/>
+          <w:rFonts w:hint="default" w:ascii="Calibri" w:hAnsi="Calibri" w:eastAsia="SimSun" w:cs="Calibri"/>
+          <w:sz w:val="24"/>
+          <w:szCs w:val="24"/>
+        </w:rPr>
+        <w:t>design pattern that prevents an application from repeatedly calling a failing service</w:t>
+      </w:r>
+      <w:r>
+        <w:rPr>
+          <w:rFonts w:hint="default" w:ascii="Calibri" w:hAnsi="Calibri" w:eastAsia="SimSun" w:cs="Calibri"/>
+          <w:sz w:val="24"/>
+          <w:szCs w:val="24"/>
+        </w:rPr>
+        <w:t>.</w:t>
+      </w:r>
+      <w:r>
+        <w:rPr>
+          <w:rFonts w:hint="default" w:ascii="Calibri" w:hAnsi="Calibri" w:eastAsia="SimSun" w:cs="Calibri"/>
+          <w:sz w:val="24"/>
+          <w:szCs w:val="24"/>
+          <w:lang w:val="en-US"/>
+        </w:rPr>
+        <w:t xml:space="preserve"> </w:t>
+      </w:r>
+      <w:r>
+        <w:rPr>
+          <w:rFonts w:hint="default" w:ascii="Calibri" w:hAnsi="Calibri" w:eastAsia="SimSun" w:cs="Calibri"/>
+          <w:sz w:val="24"/>
+          <w:szCs w:val="24"/>
+          <w:lang w:val="en-US"/>
+        </w:rPr>
+        <w:br w:type="textWrapping"/>
+      </w:r>
+      <w:r>
+        <w:rPr>
+          <w:rFonts w:hint="default" w:ascii="Calibri" w:hAnsi="Calibri" w:eastAsia="SimSun" w:cs="Calibri"/>
+          <w:sz w:val="24"/>
+          <w:szCs w:val="24"/>
+        </w:rPr>
+        <w:t xml:space="preserve">Instead of continuously sending requests to a service that is down, the circuit breaker </w:t>
+      </w:r>
+      <w:r>
+        <w:rPr>
+          <w:rStyle w:val="11"/>
+          <w:rFonts w:hint="default" w:ascii="Calibri" w:hAnsi="Calibri" w:eastAsia="SimSun" w:cs="Calibri"/>
+          <w:sz w:val="24"/>
+          <w:szCs w:val="24"/>
+        </w:rPr>
+        <w:t>temporarily stops the calls</w:t>
+      </w:r>
+      <w:r>
+        <w:rPr>
+          <w:rFonts w:hint="default" w:ascii="Calibri" w:hAnsi="Calibri" w:eastAsia="SimSun" w:cs="Calibri"/>
+          <w:sz w:val="24"/>
+          <w:szCs w:val="24"/>
+        </w:rPr>
+        <w:t>, allowing the failing service time to recover.</w:t>
+      </w:r>
+    </w:p>
+    <w:p>
+      <w:pPr>
+        <w:keepNext w:val="0"/>
+        <w:keepLines w:val="0"/>
+        <w:widowControl/>
+        <w:numPr>
+          <w:numId w:val="0"/>
+        </w:numPr>
+        <w:suppressLineNumbers w:val="0"/>
+        <w:tabs>
+          <w:tab w:val="left" w:pos="720"/>
+        </w:tabs>
+        <w:spacing w:before="0" w:beforeAutospacing="1" w:after="0" w:afterAutospacing="1"/>
+        <w:rPr>
+          <w:rFonts w:hint="default" w:ascii="Calibri" w:hAnsi="Calibri" w:eastAsia="SimSun" w:cs="Calibri"/>
+          <w:sz w:val="24"/>
+          <w:szCs w:val="24"/>
+          <w:lang w:val="en-US"/>
+        </w:rPr>
+      </w:pPr>
+      <w:r>
+        <w:rPr>
+          <w:rFonts w:hint="default" w:ascii="Calibri" w:hAnsi="Calibri" w:eastAsia="SimSun" w:cs="Calibri"/>
+          <w:sz w:val="24"/>
+          <w:szCs w:val="24"/>
+          <w:lang w:val="en-US"/>
+        </w:rPr>
+        <w:t xml:space="preserve">Ex: PaymentService is down. Order service --&gt; PaymentService --&gt; Timeout --&gt; retry --&gt; Timeout --&gt; retry --&gt; Timeout --&gt; retry.  Thread pool exhausted, application slow, application crash. </w:t>
+      </w:r>
+    </w:p>
+    <w:p>
+      <w:pPr>
+        <w:keepNext w:val="0"/>
+        <w:keepLines w:val="0"/>
+        <w:widowControl/>
+        <w:numPr>
+          <w:numId w:val="0"/>
+        </w:numPr>
+        <w:suppressLineNumbers w:val="0"/>
+        <w:tabs>
+          <w:tab w:val="left" w:pos="720"/>
+        </w:tabs>
+        <w:spacing w:before="0" w:beforeAutospacing="1" w:after="0" w:afterAutospacing="1"/>
+        <w:rPr>
+          <w:rFonts w:hint="default" w:ascii="Calibri" w:hAnsi="Calibri" w:eastAsia="SimSun" w:cs="Calibri"/>
+          <w:sz w:val="24"/>
+          <w:szCs w:val="24"/>
+          <w:lang w:val="en-US"/>
+        </w:rPr>
+      </w:pPr>
+      <w:r>
+        <w:rPr>
+          <w:rFonts w:hint="default" w:ascii="Calibri" w:hAnsi="Calibri" w:eastAsia="SimSun" w:cs="Calibri"/>
+          <w:sz w:val="24"/>
+          <w:szCs w:val="24"/>
+          <w:lang w:val="en-US"/>
+        </w:rPr>
+        <w:t>With circuit breaker, PaymentService down? Returns to fallback.</w:t>
+      </w:r>
+    </w:p>
+    <w:p>
+      <w:pPr>
+        <w:keepNext w:val="0"/>
+        <w:keepLines w:val="0"/>
+        <w:widowControl/>
+        <w:numPr>
+          <w:numId w:val="0"/>
+        </w:numPr>
+        <w:suppressLineNumbers w:val="0"/>
+        <w:tabs>
+          <w:tab w:val="left" w:pos="720"/>
+        </w:tabs>
+        <w:spacing w:before="0" w:beforeAutospacing="1" w:after="0" w:afterAutospacing="1"/>
+      </w:pPr>
+      <w:r>
+        <w:rPr>
+          <w:rFonts w:hint="default" w:ascii="Calibri" w:hAnsi="Calibri" w:eastAsia="SimSun" w:cs="Calibri"/>
+          <w:sz w:val="24"/>
+          <w:szCs w:val="24"/>
+          <w:highlight w:val="yellow"/>
+          <w:lang w:val="en-US"/>
+        </w:rPr>
+        <w:t>States of Circuit breaker:</w:t>
+      </w:r>
+      <w:r>
+        <w:rPr>
+          <w:rFonts w:hint="default" w:ascii="Calibri" w:hAnsi="Calibri" w:eastAsia="SimSun" w:cs="Calibri"/>
+          <w:sz w:val="24"/>
+          <w:szCs w:val="24"/>
+          <w:lang w:val="en-US"/>
+        </w:rPr>
+        <w:br w:type="textWrapping"/>
+      </w:r>
+      <w:r>
+        <w:drawing>
+          <wp:inline distT="0" distB="0" distL="114300" distR="114300">
+            <wp:extent cx="1943100" cy="3362325"/>
+            <wp:effectExtent l="0" t="0" r="0" b="9525"/>
+            <wp:docPr id="1" name="Picture 1"/>
+            <wp:cNvGraphicFramePr>
+              <a:graphicFrameLocks xmlns:a="http://schemas.openxmlformats.org/drawingml/2006/main" noChangeAspect="1"/>
+            </wp:cNvGraphicFramePr>
+            <a:graphic xmlns:a="http://schemas.openxmlformats.org/drawingml/2006/main">
+              <a:graphicData uri="http://schemas.openxmlformats.org/drawingml/2006/picture">
+                <pic:pic xmlns:pic="http://schemas.openxmlformats.org/drawingml/2006/picture">
+                  <pic:nvPicPr>
+                    <pic:cNvPr id="1" name="Picture 1"/>
+                    <pic:cNvPicPr>
+                      <a:picLocks noChangeAspect="1"/>
+                    </pic:cNvPicPr>
+                  </pic:nvPicPr>
+                  <pic:blipFill>
+                    <a:blip r:embed="rId4"/>
+                    <a:stretch>
+                      <a:fillRect/>
+                    </a:stretch>
+                  </pic:blipFill>
+                  <pic:spPr>
+                    <a:xfrm>
+                      <a:off x="0" y="0"/>
+                      <a:ext cx="1943100" cy="3362325"/>
+                    </a:xfrm>
+                    <a:prstGeom prst="rect">
+                      <a:avLst/>
+                    </a:prstGeom>
+                    <a:noFill/>
+                    <a:ln>
+                      <a:noFill/>
+                    </a:ln>
+                  </pic:spPr>
+                </pic:pic>
+              </a:graphicData>
+            </a:graphic>
+          </wp:inline>
+        </w:drawing>
+      </w:r>
+    </w:p>
+    <w:p>
+      <w:pPr>
+        <w:keepNext w:val="0"/>
+        <w:keepLines w:val="0"/>
+        <w:widowControl/>
+        <w:numPr>
+          <w:numId w:val="0"/>
+        </w:numPr>
+        <w:suppressLineNumbers w:val="0"/>
+        <w:tabs>
+          <w:tab w:val="left" w:pos="720"/>
+        </w:tabs>
+        <w:spacing w:before="0" w:beforeAutospacing="1" w:after="0" w:afterAutospacing="1"/>
+        <w:rPr>
+          <w:rFonts w:hint="default"/>
+          <w:sz w:val="24"/>
+          <w:szCs w:val="24"/>
+          <w:lang w:val="en-US"/>
+        </w:rPr>
+      </w:pPr>
+      <w:r>
+        <w:rPr>
+          <w:rFonts w:hint="default"/>
+          <w:sz w:val="24"/>
+          <w:szCs w:val="24"/>
+          <w:highlight w:val="yellow"/>
+          <w:lang w:val="en-US"/>
+        </w:rPr>
+        <w:t>CLOSED</w:t>
+      </w:r>
+      <w:r>
+        <w:rPr>
+          <w:rFonts w:hint="default"/>
+          <w:sz w:val="24"/>
+          <w:szCs w:val="24"/>
+          <w:lang w:val="en-US"/>
+        </w:rPr>
+        <w:t>: Everything is normal. All requests reach remote service.</w:t>
+      </w:r>
+      <w:r>
+        <w:rPr>
+          <w:rFonts w:hint="default"/>
+          <w:sz w:val="24"/>
+          <w:szCs w:val="24"/>
+          <w:lang w:val="en-US"/>
+        </w:rPr>
+        <w:br w:type="textWrapping"/>
+      </w:r>
+      <w:r>
+        <w:rPr>
+          <w:rFonts w:hint="default"/>
+          <w:sz w:val="24"/>
+          <w:szCs w:val="24"/>
+          <w:highlight w:val="yellow"/>
+          <w:lang w:val="en-US"/>
+        </w:rPr>
+        <w:t>OPEN</w:t>
+      </w:r>
+      <w:r>
+        <w:rPr>
+          <w:rFonts w:hint="default"/>
+          <w:sz w:val="24"/>
+          <w:szCs w:val="24"/>
+          <w:lang w:val="en-US"/>
+        </w:rPr>
+        <w:t xml:space="preserve">: Request rejected immediately. No request reaches remote service. </w:t>
+      </w:r>
+      <w:r>
+        <w:rPr>
+          <w:rFonts w:hint="default"/>
+          <w:sz w:val="24"/>
+          <w:szCs w:val="24"/>
+          <w:lang w:val="en-US"/>
+        </w:rPr>
+        <w:br w:type="textWrapping"/>
+      </w:r>
+      <w:r>
+        <w:rPr>
+          <w:rFonts w:hint="default"/>
+          <w:sz w:val="24"/>
+          <w:szCs w:val="24"/>
+          <w:highlight w:val="yellow"/>
+          <w:lang w:val="en-US"/>
+        </w:rPr>
+        <w:t>HALF OPEN</w:t>
+      </w:r>
+      <w:r>
+        <w:rPr>
+          <w:rFonts w:hint="default"/>
+          <w:sz w:val="24"/>
+          <w:szCs w:val="24"/>
+          <w:lang w:val="en-US"/>
+        </w:rPr>
+        <w:t xml:space="preserve">: After waiting a configured time, allow few requests. If service healthy, CLOSE the circuit, if not then OPEN the circuit. </w:t>
+      </w:r>
+    </w:p>
+    <w:p>
+      <w:pPr>
+        <w:keepNext w:val="0"/>
+        <w:keepLines w:val="0"/>
+        <w:widowControl/>
+        <w:numPr>
+          <w:numId w:val="0"/>
+        </w:numPr>
+        <w:suppressLineNumbers w:val="0"/>
+        <w:tabs>
+          <w:tab w:val="left" w:pos="720"/>
+        </w:tabs>
+        <w:spacing w:before="0" w:beforeAutospacing="1" w:after="0" w:afterAutospacing="1"/>
+        <w:rPr>
+          <w:rFonts w:hint="default"/>
+          <w:sz w:val="24"/>
+          <w:szCs w:val="24"/>
+          <w:lang w:val="en-US"/>
+        </w:rPr>
+      </w:pPr>
+    </w:p>
+    <w:p>
+      <w:pPr>
+        <w:pStyle w:val="2"/>
+        <w:keepNext w:val="0"/>
+        <w:keepLines w:val="0"/>
+        <w:widowControl/>
+        <w:suppressLineNumbers w:val="0"/>
+        <w:rPr>
+          <w:rFonts w:hint="default" w:ascii="Calibri" w:hAnsi="Calibri" w:cs="Calibri"/>
+          <w:sz w:val="24"/>
+          <w:szCs w:val="24"/>
+          <w:lang w:val="en-US"/>
+        </w:rPr>
+      </w:pPr>
+      <w:r>
+        <w:rPr>
+          <w:rFonts w:hint="default"/>
+          <w:b w:val="0"/>
+          <w:bCs w:val="0"/>
+          <w:sz w:val="24"/>
+          <w:szCs w:val="24"/>
+          <w:lang w:val="en-US"/>
+        </w:rPr>
+        <w:t>Ques.</w:t>
+      </w:r>
+      <w:r>
+        <w:rPr>
+          <w:rFonts w:hint="default" w:ascii="Calibri" w:hAnsi="Calibri" w:cs="Calibri"/>
+          <w:b w:val="0"/>
+          <w:bCs w:val="0"/>
+          <w:sz w:val="24"/>
+          <w:szCs w:val="24"/>
+          <w:lang w:val="en-US"/>
+        </w:rPr>
+        <w:t xml:space="preserve"> </w:t>
+      </w:r>
+      <w:r>
+        <w:rPr>
+          <w:rFonts w:hint="default" w:ascii="Calibri" w:hAnsi="Calibri" w:cs="Calibri"/>
+          <w:b w:val="0"/>
+          <w:bCs w:val="0"/>
+          <w:sz w:val="24"/>
+          <w:szCs w:val="24"/>
+        </w:rPr>
+        <w:t>What causes the circuit to open?</w:t>
+      </w:r>
+      <w:r>
+        <w:rPr>
+          <w:rFonts w:hint="default" w:ascii="Calibri" w:hAnsi="Calibri" w:cs="Calibri"/>
+          <w:b w:val="0"/>
+          <w:bCs w:val="0"/>
+          <w:sz w:val="24"/>
+          <w:szCs w:val="24"/>
+        </w:rPr>
+        <w:br w:type="textWrapping"/>
+      </w:r>
+      <w:r>
+        <w:rPr>
+          <w:rFonts w:hint="default" w:ascii="Calibri" w:hAnsi="Calibri" w:cs="Calibri"/>
+          <w:b w:val="0"/>
+          <w:bCs w:val="0"/>
+          <w:sz w:val="24"/>
+          <w:szCs w:val="24"/>
+          <w:lang w:val="en-US"/>
+        </w:rPr>
+        <w:t xml:space="preserve">Ans. </w:t>
+      </w:r>
+    </w:p>
+    <w:p>
+      <w:pPr>
+        <w:keepNext w:val="0"/>
+        <w:keepLines w:val="0"/>
+        <w:widowControl/>
+        <w:numPr>
+          <w:ilvl w:val="0"/>
+          <w:numId w:val="12"/>
+        </w:numPr>
+        <w:suppressLineNumbers w:val="0"/>
+        <w:spacing w:before="0" w:beforeAutospacing="1" w:after="0" w:afterAutospacing="1"/>
+        <w:ind w:left="720" w:hanging="360"/>
+        <w:rPr>
+          <w:rFonts w:hint="default" w:ascii="Calibri" w:hAnsi="Calibri" w:cs="Calibri"/>
+          <w:sz w:val="24"/>
+          <w:szCs w:val="24"/>
+        </w:rPr>
+      </w:pPr>
+      <w:r>
+        <w:rPr>
+          <w:rFonts w:hint="default" w:ascii="Calibri" w:hAnsi="Calibri" w:cs="Calibri"/>
+          <w:sz w:val="24"/>
+          <w:szCs w:val="24"/>
+        </w:rPr>
+        <w:t xml:space="preserve">Too many exceptions </w:t>
+      </w:r>
+    </w:p>
+    <w:p>
+      <w:pPr>
+        <w:keepNext w:val="0"/>
+        <w:keepLines w:val="0"/>
+        <w:widowControl/>
+        <w:numPr>
+          <w:ilvl w:val="0"/>
+          <w:numId w:val="12"/>
+        </w:numPr>
+        <w:suppressLineNumbers w:val="0"/>
+        <w:spacing w:before="0" w:beforeAutospacing="1" w:after="0" w:afterAutospacing="1"/>
+        <w:ind w:left="720" w:hanging="360"/>
+        <w:rPr>
+          <w:rFonts w:hint="default" w:ascii="Calibri" w:hAnsi="Calibri" w:cs="Calibri"/>
+          <w:sz w:val="24"/>
+          <w:szCs w:val="24"/>
+        </w:rPr>
+      </w:pPr>
+      <w:r>
+        <w:rPr>
+          <w:rFonts w:hint="default" w:ascii="Calibri" w:hAnsi="Calibri" w:cs="Calibri"/>
+          <w:sz w:val="24"/>
+          <w:szCs w:val="24"/>
+        </w:rPr>
+        <w:t xml:space="preserve">Timeouts </w:t>
+      </w:r>
+    </w:p>
+    <w:p>
+      <w:pPr>
+        <w:keepNext w:val="0"/>
+        <w:keepLines w:val="0"/>
+        <w:widowControl/>
+        <w:numPr>
+          <w:ilvl w:val="0"/>
+          <w:numId w:val="12"/>
+        </w:numPr>
+        <w:suppressLineNumbers w:val="0"/>
+        <w:spacing w:before="0" w:beforeAutospacing="1" w:after="0" w:afterAutospacing="1"/>
+        <w:ind w:left="720" w:hanging="360"/>
+        <w:rPr>
+          <w:rFonts w:hint="default" w:ascii="Calibri" w:hAnsi="Calibri" w:cs="Calibri"/>
+          <w:sz w:val="24"/>
+          <w:szCs w:val="24"/>
+        </w:rPr>
+      </w:pPr>
+      <w:r>
+        <w:rPr>
+          <w:rFonts w:hint="default" w:ascii="Calibri" w:hAnsi="Calibri" w:cs="Calibri"/>
+          <w:sz w:val="24"/>
+          <w:szCs w:val="24"/>
+        </w:rPr>
+        <w:t xml:space="preserve">Slow responses (if configured) </w:t>
+      </w:r>
+    </w:p>
+    <w:p>
+      <w:pPr>
+        <w:keepNext w:val="0"/>
+        <w:keepLines w:val="0"/>
+        <w:widowControl/>
+        <w:numPr>
+          <w:ilvl w:val="0"/>
+          <w:numId w:val="12"/>
+        </w:numPr>
+        <w:suppressLineNumbers w:val="0"/>
+        <w:spacing w:before="0" w:beforeAutospacing="1" w:after="0" w:afterAutospacing="1"/>
+        <w:ind w:left="720" w:hanging="360"/>
+        <w:rPr>
+          <w:rFonts w:hint="default" w:ascii="Calibri" w:hAnsi="Calibri" w:cs="Calibri"/>
+          <w:sz w:val="24"/>
+          <w:szCs w:val="24"/>
+        </w:rPr>
+      </w:pPr>
+      <w:r>
+        <w:rPr>
+          <w:rFonts w:hint="default" w:ascii="Calibri" w:hAnsi="Calibri" w:cs="Calibri"/>
+          <w:sz w:val="24"/>
+          <w:szCs w:val="24"/>
+        </w:rPr>
+        <w:t>Failure rate exceeds threshold</w:t>
+      </w:r>
+    </w:p>
+    <w:p>
+      <w:pPr>
+        <w:keepNext w:val="0"/>
+        <w:keepLines w:val="0"/>
+        <w:widowControl/>
+        <w:numPr>
+          <w:numId w:val="0"/>
+        </w:numPr>
+        <w:suppressLineNumbers w:val="0"/>
+        <w:tabs>
+          <w:tab w:val="left" w:pos="720"/>
+        </w:tabs>
+        <w:spacing w:before="0" w:beforeAutospacing="1" w:after="0" w:afterAutospacing="1"/>
+        <w:rPr>
+          <w:rFonts w:hint="default"/>
+          <w:sz w:val="24"/>
+          <w:szCs w:val="24"/>
+          <w:lang w:val="en-US"/>
+        </w:rPr>
+      </w:pPr>
+      <w:r>
+        <w:rPr>
+          <w:rFonts w:hint="default"/>
+          <w:b/>
+          <w:bCs/>
+          <w:sz w:val="24"/>
+          <w:szCs w:val="24"/>
+          <w:highlight w:val="yellow"/>
+          <w:lang w:val="en-US"/>
+        </w:rPr>
+        <w:t>Spring boot implementation</w:t>
+      </w:r>
+      <w:r>
+        <w:rPr>
+          <w:rFonts w:hint="default"/>
+          <w:sz w:val="24"/>
+          <w:szCs w:val="24"/>
+          <w:lang w:val="en-US"/>
+        </w:rPr>
+        <w:t>:</w:t>
+      </w:r>
+      <w:r>
+        <w:rPr>
+          <w:rFonts w:hint="default"/>
+          <w:sz w:val="24"/>
+          <w:szCs w:val="24"/>
+          <w:lang w:val="en-US"/>
+        </w:rPr>
+        <w:br w:type="textWrapping"/>
+      </w:r>
+      <w:r>
+        <w:rPr>
+          <w:rFonts w:hint="default"/>
+          <w:sz w:val="24"/>
+          <w:szCs w:val="24"/>
+          <w:lang w:val="en-US"/>
+        </w:rPr>
+        <w:t>&lt;dependency&gt;</w:t>
+      </w:r>
+    </w:p>
+    <w:p>
+      <w:pPr>
+        <w:keepNext w:val="0"/>
+        <w:keepLines w:val="0"/>
+        <w:widowControl/>
+        <w:numPr>
+          <w:numId w:val="0"/>
+        </w:numPr>
+        <w:suppressLineNumbers w:val="0"/>
+        <w:tabs>
+          <w:tab w:val="left" w:pos="720"/>
+        </w:tabs>
+        <w:spacing w:before="0" w:beforeAutospacing="1" w:after="0" w:afterAutospacing="1"/>
+        <w:rPr>
+          <w:rFonts w:hint="default"/>
+          <w:sz w:val="24"/>
+          <w:szCs w:val="24"/>
+          <w:lang w:val="en-US"/>
+        </w:rPr>
+      </w:pPr>
+      <w:r>
+        <w:rPr>
+          <w:rFonts w:hint="default"/>
+          <w:sz w:val="24"/>
+          <w:szCs w:val="24"/>
+          <w:lang w:val="en-US"/>
+        </w:rPr>
+        <w:t xml:space="preserve">    &lt;groupId&gt;io.github.resilience4j&lt;/groupId&gt;</w:t>
+      </w:r>
+    </w:p>
+    <w:p>
+      <w:pPr>
+        <w:keepNext w:val="0"/>
+        <w:keepLines w:val="0"/>
+        <w:widowControl/>
+        <w:numPr>
+          <w:numId w:val="0"/>
+        </w:numPr>
+        <w:suppressLineNumbers w:val="0"/>
+        <w:tabs>
+          <w:tab w:val="left" w:pos="720"/>
+        </w:tabs>
+        <w:spacing w:before="0" w:beforeAutospacing="1" w:after="0" w:afterAutospacing="1"/>
+        <w:rPr>
+          <w:rFonts w:hint="default"/>
+          <w:sz w:val="24"/>
+          <w:szCs w:val="24"/>
+          <w:lang w:val="en-US"/>
+        </w:rPr>
+      </w:pPr>
+      <w:r>
+        <w:rPr>
+          <w:rFonts w:hint="default"/>
+          <w:sz w:val="24"/>
+          <w:szCs w:val="24"/>
+          <w:lang w:val="en-US"/>
+        </w:rPr>
+        <w:t xml:space="preserve">    &lt;artifactId&gt;resilience4j-spring-boot3&lt;/artifactId&gt;</w:t>
+      </w:r>
+    </w:p>
+    <w:p>
+      <w:pPr>
+        <w:keepNext w:val="0"/>
+        <w:keepLines w:val="0"/>
+        <w:widowControl/>
+        <w:numPr>
+          <w:numId w:val="0"/>
+        </w:numPr>
+        <w:suppressLineNumbers w:val="0"/>
+        <w:tabs>
+          <w:tab w:val="left" w:pos="720"/>
+        </w:tabs>
+        <w:spacing w:before="0" w:beforeAutospacing="1" w:after="0" w:afterAutospacing="1"/>
+      </w:pPr>
+      <w:r>
+        <w:rPr>
+          <w:rFonts w:hint="default"/>
+          <w:sz w:val="24"/>
+          <w:szCs w:val="24"/>
+          <w:lang w:val="en-US"/>
+        </w:rPr>
+        <w:t>&lt;/dependency&gt;</w:t>
+      </w:r>
+      <w:r>
+        <w:rPr>
+          <w:rFonts w:hint="default"/>
+          <w:sz w:val="24"/>
+          <w:szCs w:val="24"/>
+          <w:lang w:val="en-US"/>
+        </w:rPr>
+        <w:br w:type="textWrapping"/>
+      </w:r>
+      <w:r>
+        <w:rPr>
+          <w:rFonts w:hint="default"/>
+          <w:sz w:val="24"/>
+          <w:szCs w:val="24"/>
+          <w:lang w:val="en-US"/>
+        </w:rPr>
+        <w:br w:type="textWrapping"/>
+      </w:r>
+      <w:r>
+        <w:drawing>
+          <wp:inline distT="0" distB="0" distL="114300" distR="114300">
+            <wp:extent cx="3409950" cy="3419475"/>
+            <wp:effectExtent l="0" t="0" r="0" b="9525"/>
+            <wp:docPr id="2" name="Picture 2"/>
+            <wp:cNvGraphicFramePr>
+              <a:graphicFrameLocks xmlns:a="http://schemas.openxmlformats.org/drawingml/2006/main" noChangeAspect="1"/>
+            </wp:cNvGraphicFramePr>
+            <a:graphic xmlns:a="http://schemas.openxmlformats.org/drawingml/2006/main">
+              <a:graphicData uri="http://schemas.openxmlformats.org/drawingml/2006/picture">
+                <pic:pic xmlns:pic="http://schemas.openxmlformats.org/drawingml/2006/picture">
+                  <pic:nvPicPr>
+                    <pic:cNvPr id="2" name="Picture 2"/>
+                    <pic:cNvPicPr>
+                      <a:picLocks noChangeAspect="1"/>
+                    </pic:cNvPicPr>
+                  </pic:nvPicPr>
+                  <pic:blipFill>
+                    <a:blip r:embed="rId5"/>
+                    <a:stretch>
+                      <a:fillRect/>
+                    </a:stretch>
+                  </pic:blipFill>
+                  <pic:spPr>
+                    <a:xfrm>
+                      <a:off x="0" y="0"/>
+                      <a:ext cx="3409950" cy="3419475"/>
+                    </a:xfrm>
+                    <a:prstGeom prst="rect">
+                      <a:avLst/>
+                    </a:prstGeom>
+                    <a:noFill/>
+                    <a:ln>
+                      <a:noFill/>
+                    </a:ln>
+                  </pic:spPr>
+                </pic:pic>
+              </a:graphicData>
+            </a:graphic>
+          </wp:inline>
+        </w:drawing>
+      </w:r>
+    </w:p>
+    <w:p>
+      <w:pPr>
+        <w:keepNext w:val="0"/>
+        <w:keepLines w:val="0"/>
+        <w:widowControl/>
+        <w:numPr>
+          <w:numId w:val="0"/>
+        </w:numPr>
+        <w:suppressLineNumbers w:val="0"/>
+        <w:tabs>
+          <w:tab w:val="left" w:pos="720"/>
+        </w:tabs>
+        <w:spacing w:before="0" w:beforeAutospacing="1" w:after="0" w:afterAutospacing="1"/>
+      </w:pPr>
+      <w:r>
+        <w:rPr>
+          <w:rFonts w:hint="default"/>
+          <w:sz w:val="24"/>
+          <w:szCs w:val="24"/>
+          <w:lang w:val="en-US"/>
+        </w:rPr>
+        <w:t>YAML configuration:</w:t>
+      </w:r>
+      <w:r>
+        <w:rPr>
+          <w:rFonts w:hint="default"/>
+          <w:sz w:val="24"/>
+          <w:szCs w:val="24"/>
+          <w:lang w:val="en-US"/>
+        </w:rPr>
+        <w:br w:type="textWrapping"/>
+      </w:r>
+      <w:r>
+        <w:drawing>
+          <wp:inline distT="0" distB="0" distL="114300" distR="114300">
+            <wp:extent cx="3476625" cy="2009775"/>
+            <wp:effectExtent l="0" t="0" r="9525" b="9525"/>
+            <wp:docPr id="3" name="Picture 3"/>
+            <wp:cNvGraphicFramePr>
+              <a:graphicFrameLocks xmlns:a="http://schemas.openxmlformats.org/drawingml/2006/main" noChangeAspect="1"/>
+            </wp:cNvGraphicFramePr>
+            <a:graphic xmlns:a="http://schemas.openxmlformats.org/drawingml/2006/main">
+              <a:graphicData uri="http://schemas.openxmlformats.org/drawingml/2006/picture">
+                <pic:pic xmlns:pic="http://schemas.openxmlformats.org/drawingml/2006/picture">
+                  <pic:nvPicPr>
+                    <pic:cNvPr id="3" name="Picture 3"/>
+                    <pic:cNvPicPr>
+                      <a:picLocks noChangeAspect="1"/>
+                    </pic:cNvPicPr>
+                  </pic:nvPicPr>
+                  <pic:blipFill>
+                    <a:blip r:embed="rId6"/>
+                    <a:stretch>
+                      <a:fillRect/>
+                    </a:stretch>
+                  </pic:blipFill>
+                  <pic:spPr>
+                    <a:xfrm>
+                      <a:off x="0" y="0"/>
+                      <a:ext cx="3476625" cy="2009775"/>
+                    </a:xfrm>
+                    <a:prstGeom prst="rect">
+                      <a:avLst/>
+                    </a:prstGeom>
+                    <a:noFill/>
+                    <a:ln>
+                      <a:noFill/>
+                    </a:ln>
+                  </pic:spPr>
+                </pic:pic>
+              </a:graphicData>
+            </a:graphic>
+          </wp:inline>
+        </w:drawing>
+      </w:r>
+    </w:p>
+    <w:p>
+      <w:pPr>
+        <w:pStyle w:val="3"/>
+        <w:keepNext w:val="0"/>
+        <w:keepLines w:val="0"/>
+        <w:widowControl/>
+        <w:suppressLineNumbers w:val="0"/>
+        <w:rPr>
+          <w:rFonts w:hint="default" w:ascii="Calibri" w:hAnsi="Calibri" w:cs="Calibri"/>
+          <w:b w:val="0"/>
+          <w:bCs w:val="0"/>
+          <w:sz w:val="24"/>
+          <w:szCs w:val="24"/>
+        </w:rPr>
+      </w:pPr>
+      <w:r>
+        <w:rPr>
+          <w:rFonts w:hint="default" w:ascii="Calibri" w:hAnsi="Calibri" w:cs="Calibri"/>
+          <w:b w:val="0"/>
+          <w:bCs w:val="0"/>
+          <w:sz w:val="24"/>
+          <w:szCs w:val="24"/>
+          <w:lang w:val="en-US"/>
+        </w:rPr>
+        <w:t xml:space="preserve">Ques. </w:t>
+      </w:r>
+      <w:r>
+        <w:rPr>
+          <w:rFonts w:hint="default" w:ascii="Calibri" w:hAnsi="Calibri" w:cs="Calibri"/>
+          <w:b w:val="0"/>
+          <w:bCs w:val="0"/>
+          <w:sz w:val="24"/>
+          <w:szCs w:val="24"/>
+        </w:rPr>
+        <w:t>Where should Circuit Breaker be applied?</w:t>
+      </w:r>
+    </w:p>
+    <w:p>
+      <w:pPr>
+        <w:pStyle w:val="10"/>
+        <w:keepNext w:val="0"/>
+        <w:keepLines w:val="0"/>
+        <w:widowControl/>
+        <w:suppressLineNumbers w:val="0"/>
+        <w:rPr>
+          <w:rFonts w:hint="default" w:ascii="Calibri" w:hAnsi="Calibri" w:cs="Calibri"/>
+          <w:sz w:val="24"/>
+          <w:szCs w:val="24"/>
+        </w:rPr>
+      </w:pPr>
+      <w:r>
+        <w:rPr>
+          <w:rFonts w:hint="default" w:ascii="Calibri" w:hAnsi="Calibri" w:cs="Calibri"/>
+          <w:sz w:val="24"/>
+          <w:szCs w:val="24"/>
+          <w:lang w:val="en-US"/>
+        </w:rPr>
+        <w:t xml:space="preserve">Ans. </w:t>
+      </w:r>
+      <w:r>
+        <w:rPr>
+          <w:rFonts w:hint="default" w:ascii="Calibri" w:hAnsi="Calibri" w:cs="Calibri"/>
+          <w:sz w:val="24"/>
+          <w:szCs w:val="24"/>
+        </w:rPr>
+        <w:t xml:space="preserve">Typically in the </w:t>
+      </w:r>
+      <w:r>
+        <w:rPr>
+          <w:rStyle w:val="11"/>
+          <w:rFonts w:hint="default" w:ascii="Calibri" w:hAnsi="Calibri" w:cs="Calibri"/>
+          <w:sz w:val="24"/>
+          <w:szCs w:val="24"/>
+        </w:rPr>
+        <w:t>service layer</w:t>
+      </w:r>
+      <w:r>
+        <w:rPr>
+          <w:rFonts w:hint="default" w:ascii="Calibri" w:hAnsi="Calibri" w:cs="Calibri"/>
+          <w:sz w:val="24"/>
+          <w:szCs w:val="24"/>
+        </w:rPr>
+        <w:t>, around outbound calls using:</w:t>
+      </w:r>
+    </w:p>
+    <w:p>
+      <w:pPr>
+        <w:keepNext w:val="0"/>
+        <w:keepLines w:val="0"/>
+        <w:widowControl/>
+        <w:numPr>
+          <w:ilvl w:val="0"/>
+          <w:numId w:val="13"/>
+        </w:numPr>
+        <w:suppressLineNumbers w:val="0"/>
+        <w:spacing w:before="0" w:beforeAutospacing="1" w:after="0" w:afterAutospacing="1"/>
+        <w:ind w:left="720" w:hanging="360"/>
+        <w:rPr>
+          <w:rFonts w:hint="default" w:ascii="Calibri" w:hAnsi="Calibri" w:cs="Calibri"/>
+          <w:sz w:val="24"/>
+          <w:szCs w:val="24"/>
+        </w:rPr>
+      </w:pPr>
+      <w:r>
+        <w:rPr>
+          <w:rStyle w:val="8"/>
+          <w:rFonts w:hint="default" w:ascii="Calibri" w:hAnsi="Calibri" w:cs="Calibri"/>
+          <w:sz w:val="24"/>
+          <w:szCs w:val="24"/>
+        </w:rPr>
+        <w:t>RestTemplate</w:t>
+      </w:r>
+      <w:r>
+        <w:rPr>
+          <w:rFonts w:hint="default" w:ascii="Calibri" w:hAnsi="Calibri" w:cs="Calibri"/>
+          <w:sz w:val="24"/>
+          <w:szCs w:val="24"/>
+        </w:rPr>
+        <w:t xml:space="preserve"> </w:t>
+      </w:r>
+    </w:p>
+    <w:p>
+      <w:pPr>
+        <w:keepNext w:val="0"/>
+        <w:keepLines w:val="0"/>
+        <w:widowControl/>
+        <w:numPr>
+          <w:ilvl w:val="0"/>
+          <w:numId w:val="13"/>
+        </w:numPr>
+        <w:suppressLineNumbers w:val="0"/>
+        <w:spacing w:before="0" w:beforeAutospacing="1" w:after="0" w:afterAutospacing="1"/>
+        <w:ind w:left="720" w:hanging="360"/>
+        <w:rPr>
+          <w:rFonts w:hint="default" w:ascii="Calibri" w:hAnsi="Calibri" w:cs="Calibri"/>
+          <w:sz w:val="24"/>
+          <w:szCs w:val="24"/>
+        </w:rPr>
+      </w:pPr>
+      <w:r>
+        <w:rPr>
+          <w:rStyle w:val="8"/>
+          <w:rFonts w:hint="default" w:ascii="Calibri" w:hAnsi="Calibri" w:cs="Calibri"/>
+          <w:sz w:val="24"/>
+          <w:szCs w:val="24"/>
+        </w:rPr>
+        <w:t>WebClient</w:t>
+      </w:r>
+      <w:r>
+        <w:rPr>
+          <w:rFonts w:hint="default" w:ascii="Calibri" w:hAnsi="Calibri" w:cs="Calibri"/>
+          <w:sz w:val="24"/>
+          <w:szCs w:val="24"/>
+        </w:rPr>
+        <w:t xml:space="preserve"> </w:t>
+      </w:r>
+    </w:p>
+    <w:p>
+      <w:pPr>
+        <w:keepNext w:val="0"/>
+        <w:keepLines w:val="0"/>
+        <w:widowControl/>
+        <w:numPr>
+          <w:ilvl w:val="0"/>
+          <w:numId w:val="13"/>
+        </w:numPr>
+        <w:suppressLineNumbers w:val="0"/>
+        <w:spacing w:before="0" w:beforeAutospacing="1" w:after="0" w:afterAutospacing="1"/>
+        <w:ind w:left="720" w:hanging="360"/>
+        <w:rPr>
+          <w:rFonts w:hint="default"/>
+          <w:lang w:val="en-US"/>
+        </w:rPr>
+      </w:pPr>
+      <w:r>
+        <w:rPr>
+          <w:rFonts w:hint="default" w:ascii="Calibri" w:hAnsi="Calibri" w:cs="Calibri"/>
+          <w:sz w:val="24"/>
+          <w:szCs w:val="24"/>
+        </w:rPr>
+        <w:t>OpenFeign client</w:t>
+      </w:r>
+      <w:r>
+        <w:rPr>
+          <w:rFonts w:hint="default" w:ascii="Calibri" w:hAnsi="Calibri" w:cs="Calibri"/>
+          <w:sz w:val="24"/>
+          <w:szCs w:val="24"/>
+          <w:lang w:val="en-US"/>
+        </w:rPr>
+        <w:t>s</w:t>
+      </w:r>
+    </w:p>
+    <w:p>
+      <w:pPr>
+        <w:keepNext w:val="0"/>
+        <w:keepLines w:val="0"/>
+        <w:widowControl/>
+        <w:numPr>
+          <w:numId w:val="0"/>
+        </w:numPr>
+        <w:suppressLineNumbers w:val="0"/>
+        <w:tabs>
+          <w:tab w:val="left" w:pos="720"/>
+        </w:tabs>
+        <w:spacing w:before="0" w:beforeAutospacing="1" w:after="0" w:afterAutospacing="1"/>
+        <w:rPr>
+          <w:rFonts w:hint="default" w:ascii="Calibri" w:hAnsi="Calibri" w:cs="Calibri"/>
+          <w:sz w:val="24"/>
+          <w:szCs w:val="24"/>
+          <w:lang w:val="en-US"/>
+        </w:rPr>
+      </w:pPr>
+      <w:r>
+        <w:rPr>
+          <w:rFonts w:hint="default" w:ascii="Calibri" w:hAnsi="Calibri" w:cs="Calibri"/>
+          <w:sz w:val="24"/>
+          <w:szCs w:val="24"/>
+          <w:lang w:val="en-US"/>
+        </w:rPr>
+        <w:t xml:space="preserve">Should be applied to remote dependencies and not internal methods. </w:t>
+      </w:r>
+    </w:p>
+    <w:p>
+      <w:pPr>
+        <w:keepNext w:val="0"/>
+        <w:keepLines w:val="0"/>
+        <w:widowControl/>
+        <w:suppressLineNumbers w:val="0"/>
+        <w:rPr>
+          <w:rFonts w:hint="default" w:ascii="Calibri" w:hAnsi="Calibri" w:cs="Calibri"/>
+          <w:sz w:val="24"/>
+          <w:szCs w:val="24"/>
+        </w:rPr>
+      </w:pPr>
+      <w:r>
+        <w:rPr>
+          <w:rFonts w:hint="default" w:ascii="Calibri" w:hAnsi="Calibri" w:cs="Calibri"/>
+          <w:sz w:val="24"/>
+          <w:szCs w:val="24"/>
+          <w:lang w:val="en-US"/>
+        </w:rPr>
+        <w:t xml:space="preserve">x) </w:t>
+      </w:r>
+      <w:r>
+        <w:rPr>
+          <w:rFonts w:hint="default" w:ascii="Calibri" w:hAnsi="Calibri" w:cs="Calibri"/>
+          <w:b/>
+          <w:bCs/>
+          <w:sz w:val="24"/>
+          <w:szCs w:val="24"/>
+          <w:highlight w:val="yellow"/>
+          <w:lang w:val="en-US"/>
+        </w:rPr>
+        <w:t>Retry</w:t>
+      </w:r>
+      <w:r>
+        <w:rPr>
+          <w:rFonts w:hint="default" w:ascii="Calibri" w:hAnsi="Calibri" w:cs="Calibri"/>
+          <w:sz w:val="24"/>
+          <w:szCs w:val="24"/>
+          <w:lang w:val="en-US"/>
+        </w:rPr>
+        <w:t xml:space="preserve">: </w:t>
+      </w:r>
+      <w:r>
+        <w:rPr>
+          <w:rFonts w:hint="default" w:ascii="Calibri" w:hAnsi="Calibri" w:cs="Calibri"/>
+          <w:sz w:val="24"/>
+          <w:szCs w:val="24"/>
+          <w:lang w:val="en-US"/>
+        </w:rPr>
+        <w:br w:type="textWrapping"/>
+      </w:r>
+      <w:r>
+        <w:rPr>
+          <w:rFonts w:hint="default" w:ascii="Calibri" w:hAnsi="Calibri" w:eastAsia="Symbol" w:cs="Calibri"/>
+          <w:sz w:val="24"/>
+          <w:szCs w:val="24"/>
+        </w:rPr>
+        <w:t>·</w:t>
+      </w:r>
+      <w:r>
+        <w:rPr>
+          <w:rFonts w:hint="default" w:ascii="Calibri" w:hAnsi="Calibri" w:eastAsia="SimSun" w:cs="Calibri"/>
+          <w:sz w:val="24"/>
+          <w:szCs w:val="24"/>
+        </w:rPr>
+        <w:t xml:space="preserve">  </w:t>
+      </w:r>
+      <w:r>
+        <w:rPr>
+          <w:rFonts w:hint="default" w:ascii="Calibri" w:hAnsi="Calibri" w:cs="Calibri"/>
+          <w:sz w:val="24"/>
+          <w:szCs w:val="24"/>
+        </w:rPr>
+        <w:t xml:space="preserve">Retry handles </w:t>
+      </w:r>
+      <w:r>
+        <w:rPr>
+          <w:rStyle w:val="11"/>
+          <w:rFonts w:hint="default" w:ascii="Calibri" w:hAnsi="Calibri" w:cs="Calibri"/>
+          <w:sz w:val="24"/>
+          <w:szCs w:val="24"/>
+        </w:rPr>
+        <w:t>temporary/transient failures</w:t>
+      </w:r>
+      <w:r>
+        <w:rPr>
+          <w:rFonts w:hint="default" w:ascii="Calibri" w:hAnsi="Calibri" w:cs="Calibri"/>
+          <w:sz w:val="24"/>
+          <w:szCs w:val="24"/>
+        </w:rPr>
+        <w:t xml:space="preserve">. </w:t>
+      </w:r>
+    </w:p>
+    <w:p>
+      <w:pPr>
+        <w:keepNext w:val="0"/>
+        <w:keepLines w:val="0"/>
+        <w:widowControl/>
+        <w:suppressLineNumbers w:val="0"/>
+        <w:rPr>
+          <w:rFonts w:hint="default" w:ascii="Calibri" w:hAnsi="Calibri" w:cs="Calibri"/>
+          <w:sz w:val="24"/>
+          <w:szCs w:val="24"/>
+        </w:rPr>
+      </w:pPr>
+      <w:r>
+        <w:rPr>
+          <w:rFonts w:hint="default" w:ascii="Calibri" w:hAnsi="Calibri" w:eastAsia="Symbol" w:cs="Calibri"/>
+          <w:sz w:val="24"/>
+          <w:szCs w:val="24"/>
+        </w:rPr>
+        <w:t>·</w:t>
+      </w:r>
+      <w:r>
+        <w:rPr>
+          <w:rFonts w:hint="default" w:ascii="Calibri" w:hAnsi="Calibri" w:eastAsia="SimSun" w:cs="Calibri"/>
+          <w:sz w:val="24"/>
+          <w:szCs w:val="24"/>
+        </w:rPr>
+        <w:t xml:space="preserve">  </w:t>
+      </w:r>
+      <w:r>
+        <w:rPr>
+          <w:rFonts w:hint="default" w:ascii="Calibri" w:hAnsi="Calibri" w:cs="Calibri"/>
+          <w:sz w:val="24"/>
+          <w:szCs w:val="24"/>
+        </w:rPr>
+        <w:t xml:space="preserve">Circuit Breaker handles </w:t>
+      </w:r>
+      <w:r>
+        <w:rPr>
+          <w:rStyle w:val="11"/>
+          <w:rFonts w:hint="default" w:ascii="Calibri" w:hAnsi="Calibri" w:cs="Calibri"/>
+          <w:sz w:val="24"/>
+          <w:szCs w:val="24"/>
+        </w:rPr>
+        <w:t>persistent failures</w:t>
+      </w:r>
+      <w:r>
+        <w:rPr>
+          <w:rFonts w:hint="default" w:ascii="Calibri" w:hAnsi="Calibri" w:cs="Calibri"/>
+          <w:sz w:val="24"/>
+          <w:szCs w:val="24"/>
+        </w:rPr>
+        <w:t xml:space="preserve">. </w:t>
+      </w:r>
+    </w:p>
+    <w:p>
+      <w:pPr>
+        <w:keepNext w:val="0"/>
+        <w:keepLines w:val="0"/>
+        <w:widowControl/>
+        <w:suppressLineNumbers w:val="0"/>
+        <w:rPr>
+          <w:rFonts w:hint="default" w:ascii="Calibri" w:hAnsi="Calibri" w:cs="Calibri"/>
+          <w:sz w:val="24"/>
+          <w:szCs w:val="24"/>
+        </w:rPr>
+      </w:pPr>
+      <w:r>
+        <w:rPr>
+          <w:rFonts w:hint="default" w:ascii="Calibri" w:hAnsi="Calibri" w:eastAsia="Symbol" w:cs="Calibri"/>
+          <w:sz w:val="24"/>
+          <w:szCs w:val="24"/>
+        </w:rPr>
+        <w:t>·</w:t>
+      </w:r>
+      <w:r>
+        <w:rPr>
+          <w:rFonts w:hint="default" w:ascii="Calibri" w:hAnsi="Calibri" w:eastAsia="SimSun" w:cs="Calibri"/>
+          <w:sz w:val="24"/>
+          <w:szCs w:val="24"/>
+        </w:rPr>
+        <w:t xml:space="preserve">  </w:t>
+      </w:r>
+      <w:r>
+        <w:rPr>
+          <w:rFonts w:hint="default" w:ascii="Calibri" w:hAnsi="Calibri" w:cs="Calibri"/>
+          <w:sz w:val="24"/>
+          <w:szCs w:val="24"/>
+        </w:rPr>
+        <w:t xml:space="preserve">Retry should happen </w:t>
+      </w:r>
+      <w:r>
+        <w:rPr>
+          <w:rStyle w:val="11"/>
+          <w:rFonts w:hint="default" w:ascii="Calibri" w:hAnsi="Calibri" w:cs="Calibri"/>
+          <w:sz w:val="24"/>
+          <w:szCs w:val="24"/>
+        </w:rPr>
+        <w:t>before</w:t>
+      </w:r>
+      <w:r>
+        <w:rPr>
+          <w:rFonts w:hint="default" w:ascii="Calibri" w:hAnsi="Calibri" w:cs="Calibri"/>
+          <w:sz w:val="24"/>
+          <w:szCs w:val="24"/>
+        </w:rPr>
+        <w:t xml:space="preserve"> the Circuit Breaker decides whether the service is unhealthy.</w:t>
+      </w:r>
+    </w:p>
+    <w:p>
+      <w:pPr>
+        <w:keepNext w:val="0"/>
+        <w:keepLines w:val="0"/>
+        <w:widowControl/>
+        <w:numPr>
+          <w:numId w:val="0"/>
+        </w:numPr>
+        <w:suppressLineNumbers w:val="0"/>
+        <w:tabs>
+          <w:tab w:val="left" w:pos="720"/>
+        </w:tabs>
+        <w:spacing w:before="0" w:beforeAutospacing="1" w:after="0" w:afterAutospacing="1"/>
+      </w:pPr>
+      <w:r>
+        <w:rPr>
+          <w:rFonts w:hint="default" w:ascii="Calibri" w:hAnsi="Calibri" w:cs="Calibri"/>
+          <w:sz w:val="24"/>
+          <w:szCs w:val="24"/>
+          <w:lang w:val="en-US"/>
+        </w:rPr>
+        <w:t xml:space="preserve">Spring Boot implementation is always with the Circuit breaker. </w:t>
+      </w:r>
+      <w:r>
+        <w:rPr>
+          <w:rFonts w:hint="default" w:ascii="Calibri" w:hAnsi="Calibri" w:cs="Calibri"/>
+          <w:sz w:val="24"/>
+          <w:szCs w:val="24"/>
+          <w:lang w:val="en-US"/>
+        </w:rPr>
+        <w:br w:type="textWrapping"/>
+      </w:r>
+      <w:r>
+        <w:drawing>
+          <wp:inline distT="0" distB="0" distL="114300" distR="114300">
+            <wp:extent cx="4286250" cy="2333625"/>
+            <wp:effectExtent l="0" t="0" r="0" b="9525"/>
+            <wp:docPr id="4" name="Picture 4"/>
+            <wp:cNvGraphicFramePr>
+              <a:graphicFrameLocks xmlns:a="http://schemas.openxmlformats.org/drawingml/2006/main" noChangeAspect="1"/>
+            </wp:cNvGraphicFramePr>
+            <a:graphic xmlns:a="http://schemas.openxmlformats.org/drawingml/2006/main">
+              <a:graphicData uri="http://schemas.openxmlformats.org/drawingml/2006/picture">
+                <pic:pic xmlns:pic="http://schemas.openxmlformats.org/drawingml/2006/picture">
+                  <pic:nvPicPr>
+                    <pic:cNvPr id="4" name="Picture 4"/>
+                    <pic:cNvPicPr>
+                      <a:picLocks noChangeAspect="1"/>
+                    </pic:cNvPicPr>
+                  </pic:nvPicPr>
+                  <pic:blipFill>
+                    <a:blip r:embed="rId7"/>
+                    <a:stretch>
+                      <a:fillRect/>
+                    </a:stretch>
+                  </pic:blipFill>
+                  <pic:spPr>
+                    <a:xfrm>
+                      <a:off x="0" y="0"/>
+                      <a:ext cx="4286250" cy="2333625"/>
+                    </a:xfrm>
+                    <a:prstGeom prst="rect">
+                      <a:avLst/>
+                    </a:prstGeom>
+                    <a:noFill/>
+                    <a:ln>
+                      <a:noFill/>
+                    </a:ln>
+                  </pic:spPr>
+                </pic:pic>
+              </a:graphicData>
+            </a:graphic>
+          </wp:inline>
+        </w:drawing>
+      </w:r>
+    </w:p>
+    <w:p>
+      <w:pPr>
+        <w:keepNext w:val="0"/>
+        <w:keepLines w:val="0"/>
+        <w:widowControl/>
+        <w:numPr>
+          <w:numId w:val="0"/>
+        </w:numPr>
+        <w:suppressLineNumbers w:val="0"/>
+        <w:tabs>
+          <w:tab w:val="left" w:pos="720"/>
+        </w:tabs>
+        <w:spacing w:before="0" w:beforeAutospacing="1" w:after="0" w:afterAutospacing="1"/>
+      </w:pPr>
+      <w:r>
+        <w:drawing>
+          <wp:inline distT="0" distB="0" distL="114300" distR="114300">
+            <wp:extent cx="3581400" cy="4086225"/>
+            <wp:effectExtent l="0" t="0" r="0" b="9525"/>
+            <wp:docPr id="5" name="Picture 5"/>
+            <wp:cNvGraphicFramePr>
+              <a:graphicFrameLocks xmlns:a="http://schemas.openxmlformats.org/drawingml/2006/main" noChangeAspect="1"/>
+            </wp:cNvGraphicFramePr>
+            <a:graphic xmlns:a="http://schemas.openxmlformats.org/drawingml/2006/main">
+              <a:graphicData uri="http://schemas.openxmlformats.org/drawingml/2006/picture">
+                <pic:pic xmlns:pic="http://schemas.openxmlformats.org/drawingml/2006/picture">
+                  <pic:nvPicPr>
+                    <pic:cNvPr id="5" name="Picture 5"/>
+                    <pic:cNvPicPr>
+                      <a:picLocks noChangeAspect="1"/>
+                    </pic:cNvPicPr>
+                  </pic:nvPicPr>
+                  <pic:blipFill>
+                    <a:blip r:embed="rId8"/>
+                    <a:stretch>
+                      <a:fillRect/>
+                    </a:stretch>
+                  </pic:blipFill>
+                  <pic:spPr>
+                    <a:xfrm>
+                      <a:off x="0" y="0"/>
+                      <a:ext cx="3581400" cy="4086225"/>
+                    </a:xfrm>
+                    <a:prstGeom prst="rect">
+                      <a:avLst/>
+                    </a:prstGeom>
+                    <a:noFill/>
+                    <a:ln>
+                      <a:noFill/>
+                    </a:ln>
+                  </pic:spPr>
+                </pic:pic>
+              </a:graphicData>
+            </a:graphic>
+          </wp:inline>
+        </w:drawing>
+      </w:r>
+    </w:p>
+    <w:p>
+      <w:pPr>
+        <w:keepNext w:val="0"/>
+        <w:keepLines w:val="0"/>
+        <w:widowControl/>
+        <w:numPr>
+          <w:numId w:val="0"/>
+        </w:numPr>
+        <w:suppressLineNumbers w:val="0"/>
+        <w:tabs>
+          <w:tab w:val="left" w:pos="720"/>
+        </w:tabs>
+        <w:spacing w:before="0" w:beforeAutospacing="1" w:after="0" w:afterAutospacing="1"/>
+      </w:pPr>
+      <w:r>
+        <w:drawing>
+          <wp:inline distT="0" distB="0" distL="114300" distR="114300">
+            <wp:extent cx="2847975" cy="1876425"/>
+            <wp:effectExtent l="0" t="0" r="9525" b="9525"/>
+            <wp:docPr id="8" name="Picture 8"/>
+            <wp:cNvGraphicFramePr>
+              <a:graphicFrameLocks xmlns:a="http://schemas.openxmlformats.org/drawingml/2006/main" noChangeAspect="1"/>
+            </wp:cNvGraphicFramePr>
+            <a:graphic xmlns:a="http://schemas.openxmlformats.org/drawingml/2006/main">
+              <a:graphicData uri="http://schemas.openxmlformats.org/drawingml/2006/picture">
+                <pic:pic xmlns:pic="http://schemas.openxmlformats.org/drawingml/2006/picture">
+                  <pic:nvPicPr>
+                    <pic:cNvPr id="8" name="Picture 8"/>
+                    <pic:cNvPicPr>
+                      <a:picLocks noChangeAspect="1"/>
+                    </pic:cNvPicPr>
+                  </pic:nvPicPr>
+                  <pic:blipFill>
+                    <a:blip r:embed="rId9"/>
+                    <a:stretch>
+                      <a:fillRect/>
+                    </a:stretch>
+                  </pic:blipFill>
+                  <pic:spPr>
+                    <a:xfrm>
+                      <a:off x="0" y="0"/>
+                      <a:ext cx="2847975" cy="1876425"/>
+                    </a:xfrm>
+                    <a:prstGeom prst="rect">
+                      <a:avLst/>
+                    </a:prstGeom>
+                    <a:noFill/>
+                    <a:ln>
+                      <a:noFill/>
+                    </a:ln>
+                  </pic:spPr>
+                </pic:pic>
+              </a:graphicData>
+            </a:graphic>
+          </wp:inline>
+        </w:drawing>
+      </w:r>
+    </w:p>
+    <w:p>
+      <w:pPr>
+        <w:keepNext w:val="0"/>
+        <w:keepLines w:val="0"/>
+        <w:widowControl/>
+        <w:numPr>
+          <w:numId w:val="0"/>
+        </w:numPr>
+        <w:suppressLineNumbers w:val="0"/>
+        <w:tabs>
+          <w:tab w:val="left" w:pos="720"/>
+        </w:tabs>
+        <w:spacing w:before="0" w:beforeAutospacing="1" w:after="0" w:afterAutospacing="1"/>
+        <w:rPr>
+          <w:rFonts w:hint="default"/>
+          <w:sz w:val="24"/>
+          <w:szCs w:val="24"/>
+          <w:lang w:val="en-US"/>
+        </w:rPr>
+      </w:pPr>
+      <w:r>
+        <w:rPr>
+          <w:rFonts w:hint="default"/>
+          <w:sz w:val="24"/>
+          <w:szCs w:val="24"/>
+          <w:lang w:val="en-US"/>
+        </w:rPr>
+        <w:t xml:space="preserve">** enable-exponential-backoff: true with multiplier 2. </w:t>
+      </w:r>
+      <w:r>
+        <w:rPr>
+          <w:rFonts w:hint="default"/>
+          <w:sz w:val="24"/>
+          <w:szCs w:val="24"/>
+          <w:lang w:val="en-US"/>
+        </w:rPr>
+        <w:br w:type="textWrapping"/>
+      </w:r>
+      <w:r>
+        <w:rPr>
+          <w:rFonts w:hint="default"/>
+          <w:sz w:val="24"/>
+          <w:szCs w:val="24"/>
+          <w:lang w:val="en-US"/>
+        </w:rPr>
+        <w:t>retry will happen after 1 sec --&gt; after 2 sec --&gt; after 4 sec</w:t>
+      </w:r>
+    </w:p>
+    <w:p>
+      <w:pPr>
+        <w:keepNext w:val="0"/>
+        <w:keepLines w:val="0"/>
+        <w:widowControl/>
+        <w:numPr>
+          <w:numId w:val="0"/>
+        </w:numPr>
+        <w:suppressLineNumbers w:val="0"/>
+        <w:tabs>
+          <w:tab w:val="left" w:pos="720"/>
+        </w:tabs>
+        <w:spacing w:before="0" w:beforeAutospacing="1" w:after="0" w:afterAutospacing="1"/>
+      </w:pPr>
+      <w:r>
+        <w:drawing>
+          <wp:inline distT="0" distB="0" distL="114300" distR="114300">
+            <wp:extent cx="3238500" cy="2867025"/>
+            <wp:effectExtent l="0" t="0" r="0" b="9525"/>
+            <wp:docPr id="7" name="Picture 7"/>
+            <wp:cNvGraphicFramePr>
+              <a:graphicFrameLocks xmlns:a="http://schemas.openxmlformats.org/drawingml/2006/main" noChangeAspect="1"/>
+            </wp:cNvGraphicFramePr>
+            <a:graphic xmlns:a="http://schemas.openxmlformats.org/drawingml/2006/main">
+              <a:graphicData uri="http://schemas.openxmlformats.org/drawingml/2006/picture">
+                <pic:pic xmlns:pic="http://schemas.openxmlformats.org/drawingml/2006/picture">
+                  <pic:nvPicPr>
+                    <pic:cNvPr id="7" name="Picture 7"/>
+                    <pic:cNvPicPr>
+                      <a:picLocks noChangeAspect="1"/>
+                    </pic:cNvPicPr>
+                  </pic:nvPicPr>
+                  <pic:blipFill>
+                    <a:blip r:embed="rId10"/>
+                    <a:stretch>
+                      <a:fillRect/>
+                    </a:stretch>
+                  </pic:blipFill>
+                  <pic:spPr>
+                    <a:xfrm>
+                      <a:off x="0" y="0"/>
+                      <a:ext cx="3238500" cy="2867025"/>
+                    </a:xfrm>
+                    <a:prstGeom prst="rect">
+                      <a:avLst/>
+                    </a:prstGeom>
+                    <a:noFill/>
+                    <a:ln>
+                      <a:noFill/>
+                    </a:ln>
+                  </pic:spPr>
+                </pic:pic>
+              </a:graphicData>
+            </a:graphic>
+          </wp:inline>
+        </w:drawing>
+      </w:r>
+    </w:p>
+    <w:p>
+      <w:pPr>
+        <w:keepNext w:val="0"/>
+        <w:keepLines w:val="0"/>
+        <w:widowControl/>
+        <w:numPr>
+          <w:numId w:val="0"/>
+        </w:numPr>
+        <w:suppressLineNumbers w:val="0"/>
+        <w:tabs>
+          <w:tab w:val="left" w:pos="720"/>
+        </w:tabs>
+        <w:spacing w:before="0" w:beforeAutospacing="1" w:after="0" w:afterAutospacing="1"/>
+        <w:rPr>
+          <w:rFonts w:ascii="SimSun" w:hAnsi="SimSun" w:eastAsia="SimSun" w:cs="SimSun"/>
+          <w:sz w:val="24"/>
+          <w:szCs w:val="24"/>
+        </w:rPr>
+      </w:pPr>
+      <w:r>
+        <w:rPr>
+          <w:rFonts w:hint="default"/>
+          <w:sz w:val="24"/>
+          <w:szCs w:val="24"/>
+          <w:lang w:val="en-US"/>
+        </w:rPr>
+        <w:t xml:space="preserve">Xi) </w:t>
+      </w:r>
+      <w:r>
+        <w:rPr>
+          <w:rFonts w:hint="default"/>
+          <w:b/>
+          <w:bCs/>
+          <w:sz w:val="24"/>
+          <w:szCs w:val="24"/>
+          <w:highlight w:val="yellow"/>
+          <w:lang w:val="en-US"/>
+        </w:rPr>
+        <w:t>Caching</w:t>
+      </w:r>
+      <w:r>
+        <w:rPr>
+          <w:rFonts w:hint="default"/>
+          <w:sz w:val="24"/>
+          <w:szCs w:val="24"/>
+          <w:lang w:val="en-US"/>
+        </w:rPr>
+        <w:br w:type="textWrapping"/>
+      </w:r>
+      <w:r>
+        <w:rPr>
+          <w:rFonts w:hint="default" w:ascii="Calibri" w:hAnsi="Calibri" w:eastAsia="SimSun" w:cs="Calibri"/>
+          <w:sz w:val="24"/>
+          <w:szCs w:val="24"/>
+        </w:rPr>
+        <w:t xml:space="preserve">Caching is the process of storing frequently accessed data in </w:t>
+      </w:r>
+      <w:r>
+        <w:rPr>
+          <w:rStyle w:val="11"/>
+          <w:rFonts w:hint="default" w:ascii="Calibri" w:hAnsi="Calibri" w:eastAsia="SimSun" w:cs="Calibri"/>
+          <w:sz w:val="24"/>
+          <w:szCs w:val="24"/>
+        </w:rPr>
+        <w:t>fast memory</w:t>
+      </w:r>
+      <w:r>
+        <w:rPr>
+          <w:rFonts w:hint="default" w:ascii="Calibri" w:hAnsi="Calibri" w:eastAsia="SimSun" w:cs="Calibri"/>
+          <w:sz w:val="24"/>
+          <w:szCs w:val="24"/>
+        </w:rPr>
+        <w:t xml:space="preserve"> so that subsequent requests can be served without querying the original data source</w:t>
+      </w:r>
+      <w:r>
+        <w:rPr>
+          <w:rFonts w:ascii="SimSun" w:hAnsi="SimSun" w:eastAsia="SimSun" w:cs="SimSun"/>
+          <w:sz w:val="24"/>
+          <w:szCs w:val="24"/>
+        </w:rPr>
+        <w:t>.</w:t>
+      </w:r>
+    </w:p>
+    <w:p>
+      <w:pPr>
+        <w:keepNext w:val="0"/>
+        <w:keepLines w:val="0"/>
+        <w:widowControl/>
+        <w:suppressLineNumbers w:val="0"/>
+        <w:rPr>
+          <w:rFonts w:hint="default" w:ascii="Calibri" w:hAnsi="Calibri" w:cs="Calibri"/>
+          <w:sz w:val="24"/>
+          <w:szCs w:val="24"/>
+        </w:rPr>
+      </w:pPr>
+      <w:r>
+        <w:rPr>
+          <w:rFonts w:hint="default" w:ascii="Calibri" w:hAnsi="Calibri" w:eastAsia="Symbol" w:cs="Calibri"/>
+          <w:sz w:val="24"/>
+          <w:szCs w:val="24"/>
+        </w:rPr>
+        <w:t>·</w:t>
+      </w:r>
+      <w:r>
+        <w:rPr>
+          <w:rFonts w:hint="default" w:ascii="Calibri" w:hAnsi="Calibri" w:eastAsia="SimSun" w:cs="Calibri"/>
+          <w:sz w:val="24"/>
+          <w:szCs w:val="24"/>
+        </w:rPr>
+        <w:t xml:space="preserve">  </w:t>
+      </w:r>
+      <w:r>
+        <w:rPr>
+          <w:rFonts w:hint="default" w:ascii="Calibri" w:hAnsi="Calibri" w:cs="Calibri"/>
+          <w:sz w:val="24"/>
+          <w:szCs w:val="24"/>
+        </w:rPr>
+        <w:t xml:space="preserve">Reduce database calls </w:t>
+      </w:r>
+    </w:p>
+    <w:p>
+      <w:pPr>
+        <w:keepNext w:val="0"/>
+        <w:keepLines w:val="0"/>
+        <w:widowControl/>
+        <w:suppressLineNumbers w:val="0"/>
+        <w:rPr>
+          <w:rFonts w:hint="default" w:ascii="Calibri" w:hAnsi="Calibri" w:cs="Calibri"/>
+          <w:sz w:val="24"/>
+          <w:szCs w:val="24"/>
+        </w:rPr>
+      </w:pPr>
+      <w:r>
+        <w:rPr>
+          <w:rFonts w:hint="default" w:ascii="Calibri" w:hAnsi="Calibri" w:eastAsia="Symbol" w:cs="Calibri"/>
+          <w:sz w:val="24"/>
+          <w:szCs w:val="24"/>
+        </w:rPr>
+        <w:t>·</w:t>
+      </w:r>
+      <w:r>
+        <w:rPr>
+          <w:rFonts w:hint="default" w:ascii="Calibri" w:hAnsi="Calibri" w:eastAsia="SimSun" w:cs="Calibri"/>
+          <w:sz w:val="24"/>
+          <w:szCs w:val="24"/>
+        </w:rPr>
+        <w:t xml:space="preserve">  </w:t>
+      </w:r>
+      <w:r>
+        <w:rPr>
+          <w:rFonts w:hint="default" w:ascii="Calibri" w:hAnsi="Calibri" w:cs="Calibri"/>
+          <w:sz w:val="24"/>
+          <w:szCs w:val="24"/>
+        </w:rPr>
+        <w:t xml:space="preserve">Improve response time </w:t>
+      </w:r>
+    </w:p>
+    <w:p>
+      <w:pPr>
+        <w:keepNext w:val="0"/>
+        <w:keepLines w:val="0"/>
+        <w:widowControl/>
+        <w:suppressLineNumbers w:val="0"/>
+        <w:rPr>
+          <w:rFonts w:hint="default" w:ascii="Calibri" w:hAnsi="Calibri" w:cs="Calibri"/>
+          <w:sz w:val="24"/>
+          <w:szCs w:val="24"/>
+        </w:rPr>
+      </w:pPr>
+      <w:r>
+        <w:rPr>
+          <w:rFonts w:hint="default" w:ascii="Calibri" w:hAnsi="Calibri" w:eastAsia="Symbol" w:cs="Calibri"/>
+          <w:sz w:val="24"/>
+          <w:szCs w:val="24"/>
+        </w:rPr>
+        <w:t>·</w:t>
+      </w:r>
+      <w:r>
+        <w:rPr>
+          <w:rFonts w:hint="default" w:ascii="Calibri" w:hAnsi="Calibri" w:eastAsia="SimSun" w:cs="Calibri"/>
+          <w:sz w:val="24"/>
+          <w:szCs w:val="24"/>
+        </w:rPr>
+        <w:t xml:space="preserve">  </w:t>
+      </w:r>
+      <w:r>
+        <w:rPr>
+          <w:rFonts w:hint="default" w:ascii="Calibri" w:hAnsi="Calibri" w:cs="Calibri"/>
+          <w:sz w:val="24"/>
+          <w:szCs w:val="24"/>
+        </w:rPr>
+        <w:t xml:space="preserve">Reduce network latency </w:t>
+      </w:r>
+    </w:p>
+    <w:p>
+      <w:pPr>
+        <w:keepNext w:val="0"/>
+        <w:keepLines w:val="0"/>
+        <w:widowControl/>
+        <w:suppressLineNumbers w:val="0"/>
+        <w:rPr>
+          <w:rFonts w:hint="default" w:ascii="Calibri" w:hAnsi="Calibri" w:cs="Calibri"/>
+          <w:sz w:val="24"/>
+          <w:szCs w:val="24"/>
+        </w:rPr>
+      </w:pPr>
+      <w:r>
+        <w:rPr>
+          <w:rFonts w:hint="default" w:ascii="Calibri" w:hAnsi="Calibri" w:eastAsia="Symbol" w:cs="Calibri"/>
+          <w:sz w:val="24"/>
+          <w:szCs w:val="24"/>
+        </w:rPr>
+        <w:t>·</w:t>
+      </w:r>
+      <w:r>
+        <w:rPr>
+          <w:rFonts w:hint="default" w:ascii="Calibri" w:hAnsi="Calibri" w:eastAsia="SimSun" w:cs="Calibri"/>
+          <w:sz w:val="24"/>
+          <w:szCs w:val="24"/>
+        </w:rPr>
+        <w:t xml:space="preserve">  </w:t>
+      </w:r>
+      <w:r>
+        <w:rPr>
+          <w:rFonts w:hint="default" w:ascii="Calibri" w:hAnsi="Calibri" w:cs="Calibri"/>
+          <w:sz w:val="24"/>
+          <w:szCs w:val="24"/>
+        </w:rPr>
+        <w:t xml:space="preserve">Reduce CPU usage </w:t>
+      </w:r>
+    </w:p>
+    <w:p>
+      <w:pPr>
+        <w:keepNext w:val="0"/>
+        <w:keepLines w:val="0"/>
+        <w:widowControl/>
+        <w:suppressLineNumbers w:val="0"/>
+        <w:rPr>
+          <w:rFonts w:hint="default" w:ascii="Calibri" w:hAnsi="Calibri" w:cs="Calibri"/>
+          <w:sz w:val="24"/>
+          <w:szCs w:val="24"/>
+        </w:rPr>
+      </w:pPr>
+      <w:r>
+        <w:rPr>
+          <w:rFonts w:hint="default" w:ascii="Calibri" w:hAnsi="Calibri" w:eastAsia="Symbol" w:cs="Calibri"/>
+          <w:sz w:val="24"/>
+          <w:szCs w:val="24"/>
+        </w:rPr>
+        <w:t>·</w:t>
+      </w:r>
+      <w:r>
+        <w:rPr>
+          <w:rFonts w:hint="default" w:ascii="Calibri" w:hAnsi="Calibri" w:eastAsia="SimSun" w:cs="Calibri"/>
+          <w:sz w:val="24"/>
+          <w:szCs w:val="24"/>
+        </w:rPr>
+        <w:t xml:space="preserve">  </w:t>
+      </w:r>
+      <w:r>
+        <w:rPr>
+          <w:rFonts w:hint="default" w:ascii="Calibri" w:hAnsi="Calibri" w:cs="Calibri"/>
+          <w:sz w:val="24"/>
+          <w:szCs w:val="24"/>
+        </w:rPr>
+        <w:t xml:space="preserve">Improve scalability </w:t>
+      </w:r>
+    </w:p>
+    <w:p>
+      <w:pPr>
+        <w:keepNext w:val="0"/>
+        <w:keepLines w:val="0"/>
+        <w:widowControl/>
+        <w:suppressLineNumbers w:val="0"/>
+        <w:rPr>
+          <w:rFonts w:hint="default" w:ascii="Calibri" w:hAnsi="Calibri" w:cs="Calibri"/>
+          <w:sz w:val="24"/>
+          <w:szCs w:val="24"/>
+        </w:rPr>
+      </w:pPr>
+      <w:r>
+        <w:rPr>
+          <w:rFonts w:hint="default" w:ascii="Calibri" w:hAnsi="Calibri" w:eastAsia="Symbol" w:cs="Calibri"/>
+          <w:sz w:val="24"/>
+          <w:szCs w:val="24"/>
+        </w:rPr>
+        <w:t>·</w:t>
+      </w:r>
+      <w:r>
+        <w:rPr>
+          <w:rFonts w:hint="default" w:ascii="Calibri" w:hAnsi="Calibri" w:eastAsia="SimSun" w:cs="Calibri"/>
+          <w:sz w:val="24"/>
+          <w:szCs w:val="24"/>
+        </w:rPr>
+        <w:t xml:space="preserve">  </w:t>
+      </w:r>
+      <w:r>
+        <w:rPr>
+          <w:rFonts w:hint="default" w:ascii="Calibri" w:hAnsi="Calibri" w:cs="Calibri"/>
+          <w:sz w:val="24"/>
+          <w:szCs w:val="24"/>
+        </w:rPr>
+        <w:t>Improve throughput</w:t>
+      </w:r>
+      <w:r>
+        <w:rPr>
+          <w:rFonts w:hint="default" w:ascii="Calibri" w:hAnsi="Calibri" w:cs="Calibri"/>
+          <w:sz w:val="24"/>
+          <w:szCs w:val="24"/>
+        </w:rPr>
+        <w:br w:type="textWrapping"/>
+      </w:r>
+    </w:p>
+    <w:tbl>
+      <w:tblPr>
+        <w:tblW w:w="8730" w:type="dxa"/>
+        <w:tblCellSpacing w:w="15" w:type="dxa"/>
+        <w:tblInd w:w="0" w:type="dxa"/>
+        <w:tblBorders>
+          <w:top w:val="none" w:color="auto" w:sz="0" w:space="0"/>
+          <w:left w:val="none" w:color="auto" w:sz="0" w:space="0"/>
+          <w:bottom w:val="none" w:color="auto" w:sz="0" w:space="0"/>
+          <w:right w:val="none" w:color="auto" w:sz="0" w:space="0"/>
+          <w:insideH w:val="none" w:color="auto" w:sz="0" w:space="0"/>
+          <w:insideV w:val="none" w:color="auto" w:sz="0" w:space="0"/>
+        </w:tblBorders>
+        <w:shd w:val="clear"/>
+        <w:tblLayout w:type="autofit"/>
+        <w:tblCellMar>
+          <w:top w:w="15" w:type="dxa"/>
+          <w:left w:w="15" w:type="dxa"/>
+          <w:bottom w:w="15" w:type="dxa"/>
+          <w:right w:w="15" w:type="dxa"/>
+        </w:tblCellMar>
+      </w:tblPr>
+      <w:tblGrid>
+        <w:gridCol w:w="2963"/>
+        <w:gridCol w:w="5767"/>
+      </w:tblGrid>
+      <w:tr>
+        <w:tblPrEx>
+          <w:tblBorders>
+            <w:top w:val="none" w:color="auto" w:sz="0" w:space="0"/>
+            <w:left w:val="none" w:color="auto" w:sz="0" w:space="0"/>
+            <w:bottom w:val="none" w:color="auto" w:sz="0" w:space="0"/>
+            <w:right w:val="none" w:color="auto" w:sz="0" w:space="0"/>
+            <w:insideH w:val="none" w:color="auto" w:sz="0" w:space="0"/>
+            <w:insideV w:val="none" w:color="auto" w:sz="0" w:space="0"/>
+          </w:tblBorders>
+          <w:shd w:val="clear"/>
+          <w:tblCellMar>
+            <w:top w:w="15" w:type="dxa"/>
+            <w:left w:w="15" w:type="dxa"/>
+            <w:bottom w:w="15" w:type="dxa"/>
+            <w:right w:w="15" w:type="dxa"/>
+          </w:tblCellMar>
+        </w:tblPrEx>
+        <w:trPr>
+          <w:tblHeader/>
+          <w:tblCellSpacing w:w="15" w:type="dxa"/>
+        </w:trPr>
+        <w:tc>
+          <w:tcPr>
+            <w:tcW w:w="0" w:type="auto"/>
+            <w:shd w:val="clear"/>
+            <w:vAlign w:val="center"/>
+          </w:tcPr>
+          <w:p>
+            <w:pPr>
+              <w:keepNext w:val="0"/>
+              <w:keepLines w:val="0"/>
+              <w:widowControl/>
+              <w:suppressLineNumbers w:val="0"/>
+              <w:jc w:val="center"/>
+              <w:rPr>
+                <w:rFonts w:hint="default" w:ascii="Calibri" w:hAnsi="Calibri" w:cs="Calibri"/>
+                <w:b/>
+                <w:bCs/>
+                <w:sz w:val="24"/>
+                <w:szCs w:val="24"/>
+              </w:rPr>
+            </w:pPr>
+            <w:r>
+              <w:rPr>
+                <w:rFonts w:hint="default" w:ascii="Calibri" w:hAnsi="Calibri" w:eastAsia="SimSun" w:cs="Calibri"/>
+                <w:b/>
+                <w:bCs/>
+                <w:kern w:val="0"/>
+                <w:sz w:val="24"/>
+                <w:szCs w:val="24"/>
+                <w:lang w:val="en-US" w:eastAsia="zh-CN" w:bidi="ar"/>
+              </w:rPr>
+              <w:t>Type</w:t>
+            </w:r>
+          </w:p>
+        </w:tc>
+        <w:tc>
+          <w:tcPr>
+            <w:tcW w:w="0" w:type="auto"/>
+            <w:shd w:val="clear"/>
+            <w:vAlign w:val="center"/>
+          </w:tcPr>
+          <w:p>
+            <w:pPr>
+              <w:keepNext w:val="0"/>
+              <w:keepLines w:val="0"/>
+              <w:widowControl/>
+              <w:suppressLineNumbers w:val="0"/>
+              <w:jc w:val="center"/>
+              <w:rPr>
+                <w:rFonts w:hint="default" w:ascii="Calibri" w:hAnsi="Calibri" w:cs="Calibri"/>
+                <w:b/>
+                <w:bCs/>
+                <w:sz w:val="24"/>
+                <w:szCs w:val="24"/>
+              </w:rPr>
+            </w:pPr>
+            <w:r>
+              <w:rPr>
+                <w:rFonts w:hint="default" w:ascii="Calibri" w:hAnsi="Calibri" w:eastAsia="SimSun" w:cs="Calibri"/>
+                <w:b/>
+                <w:bCs/>
+                <w:kern w:val="0"/>
+                <w:sz w:val="24"/>
+                <w:szCs w:val="24"/>
+                <w:lang w:val="en-US" w:eastAsia="zh-CN" w:bidi="ar"/>
+              </w:rPr>
+              <w:t>Example</w:t>
+            </w:r>
+          </w:p>
+        </w:tc>
+      </w:tr>
+      <w:tr>
+        <w:tblPrEx>
+          <w:tblBorders>
+            <w:top w:val="none" w:color="auto" w:sz="0" w:space="0"/>
+            <w:left w:val="none" w:color="auto" w:sz="0" w:space="0"/>
+            <w:bottom w:val="none" w:color="auto" w:sz="0" w:space="0"/>
+            <w:right w:val="none" w:color="auto" w:sz="0" w:space="0"/>
+            <w:insideH w:val="none" w:color="auto" w:sz="0" w:space="0"/>
+            <w:insideV w:val="none" w:color="auto" w:sz="0" w:space="0"/>
+          </w:tblBorders>
+          <w:shd w:val="clear"/>
+          <w:tblCellMar>
+            <w:top w:w="15" w:type="dxa"/>
+            <w:left w:w="15" w:type="dxa"/>
+            <w:bottom w:w="15" w:type="dxa"/>
+            <w:right w:w="15" w:type="dxa"/>
+          </w:tblCellMar>
+        </w:tblPrEx>
+        <w:trPr>
+          <w:tblCellSpacing w:w="15" w:type="dxa"/>
+        </w:trPr>
+        <w:tc>
+          <w:tcPr>
+            <w:tcW w:w="0" w:type="auto"/>
+            <w:shd w:val="clear"/>
+            <w:vAlign w:val="center"/>
+          </w:tcPr>
+          <w:p>
+            <w:pPr>
+              <w:keepNext w:val="0"/>
+              <w:keepLines w:val="0"/>
+              <w:widowControl/>
+              <w:suppressLineNumbers w:val="0"/>
+              <w:jc w:val="left"/>
+              <w:rPr>
+                <w:rFonts w:hint="default" w:ascii="Calibri" w:hAnsi="Calibri" w:cs="Calibri"/>
+                <w:sz w:val="24"/>
+                <w:szCs w:val="24"/>
+              </w:rPr>
+            </w:pPr>
+            <w:r>
+              <w:rPr>
+                <w:rFonts w:hint="default" w:ascii="Calibri" w:hAnsi="Calibri" w:eastAsia="SimSun" w:cs="Calibri"/>
+                <w:kern w:val="0"/>
+                <w:sz w:val="24"/>
+                <w:szCs w:val="24"/>
+                <w:lang w:val="en-US" w:eastAsia="zh-CN" w:bidi="ar"/>
+              </w:rPr>
+              <w:t>In-Memory</w:t>
+            </w:r>
+          </w:p>
+        </w:tc>
+        <w:tc>
+          <w:tcPr>
+            <w:tcW w:w="0" w:type="auto"/>
+            <w:shd w:val="clear"/>
+            <w:vAlign w:val="center"/>
+          </w:tcPr>
+          <w:p>
+            <w:pPr>
+              <w:keepNext w:val="0"/>
+              <w:keepLines w:val="0"/>
+              <w:widowControl/>
+              <w:suppressLineNumbers w:val="0"/>
+              <w:jc w:val="left"/>
+              <w:rPr>
+                <w:rFonts w:hint="default" w:ascii="Calibri" w:hAnsi="Calibri" w:cs="Calibri"/>
+                <w:sz w:val="24"/>
+                <w:szCs w:val="24"/>
+              </w:rPr>
+            </w:pPr>
+            <w:r>
+              <w:rPr>
+                <w:rFonts w:hint="default" w:ascii="Calibri" w:hAnsi="Calibri" w:eastAsia="SimSun" w:cs="Calibri"/>
+                <w:kern w:val="0"/>
+                <w:sz w:val="24"/>
+                <w:szCs w:val="24"/>
+                <w:lang w:val="en-US" w:eastAsia="zh-CN" w:bidi="ar"/>
+              </w:rPr>
+              <w:t>Caffeine, ConcurrentHashMap</w:t>
+            </w:r>
+          </w:p>
+        </w:tc>
+      </w:tr>
+      <w:tr>
+        <w:tblPrEx>
+          <w:tblBorders>
+            <w:top w:val="none" w:color="auto" w:sz="0" w:space="0"/>
+            <w:left w:val="none" w:color="auto" w:sz="0" w:space="0"/>
+            <w:bottom w:val="none" w:color="auto" w:sz="0" w:space="0"/>
+            <w:right w:val="none" w:color="auto" w:sz="0" w:space="0"/>
+            <w:insideH w:val="none" w:color="auto" w:sz="0" w:space="0"/>
+            <w:insideV w:val="none" w:color="auto" w:sz="0" w:space="0"/>
+          </w:tblBorders>
+          <w:shd w:val="clear"/>
+          <w:tblCellMar>
+            <w:top w:w="15" w:type="dxa"/>
+            <w:left w:w="15" w:type="dxa"/>
+            <w:bottom w:w="15" w:type="dxa"/>
+            <w:right w:w="15" w:type="dxa"/>
+          </w:tblCellMar>
+        </w:tblPrEx>
+        <w:trPr>
+          <w:tblCellSpacing w:w="15" w:type="dxa"/>
+        </w:trPr>
+        <w:tc>
+          <w:tcPr>
+            <w:tcW w:w="0" w:type="auto"/>
+            <w:shd w:val="clear"/>
+            <w:vAlign w:val="center"/>
+          </w:tcPr>
+          <w:p>
+            <w:pPr>
+              <w:keepNext w:val="0"/>
+              <w:keepLines w:val="0"/>
+              <w:widowControl/>
+              <w:suppressLineNumbers w:val="0"/>
+              <w:jc w:val="left"/>
+              <w:rPr>
+                <w:rFonts w:hint="default" w:ascii="Calibri" w:hAnsi="Calibri" w:cs="Calibri"/>
+                <w:sz w:val="24"/>
+                <w:szCs w:val="24"/>
+              </w:rPr>
+            </w:pPr>
+            <w:r>
+              <w:rPr>
+                <w:rFonts w:hint="default" w:ascii="Calibri" w:hAnsi="Calibri" w:eastAsia="SimSun" w:cs="Calibri"/>
+                <w:kern w:val="0"/>
+                <w:sz w:val="24"/>
+                <w:szCs w:val="24"/>
+                <w:lang w:val="en-US" w:eastAsia="zh-CN" w:bidi="ar"/>
+              </w:rPr>
+              <w:t>Distributed</w:t>
+            </w:r>
+          </w:p>
+        </w:tc>
+        <w:tc>
+          <w:tcPr>
+            <w:tcW w:w="0" w:type="auto"/>
+            <w:shd w:val="clear"/>
+            <w:vAlign w:val="center"/>
+          </w:tcPr>
+          <w:p>
+            <w:pPr>
+              <w:keepNext w:val="0"/>
+              <w:keepLines w:val="0"/>
+              <w:widowControl/>
+              <w:suppressLineNumbers w:val="0"/>
+              <w:jc w:val="left"/>
+              <w:rPr>
+                <w:rFonts w:hint="default" w:ascii="Calibri" w:hAnsi="Calibri" w:cs="Calibri"/>
+                <w:sz w:val="24"/>
+                <w:szCs w:val="24"/>
+              </w:rPr>
+            </w:pPr>
+            <w:r>
+              <w:rPr>
+                <w:rFonts w:hint="default" w:ascii="Calibri" w:hAnsi="Calibri" w:eastAsia="SimSun" w:cs="Calibri"/>
+                <w:kern w:val="0"/>
+                <w:sz w:val="24"/>
+                <w:szCs w:val="24"/>
+                <w:highlight w:val="yellow"/>
+                <w:lang w:val="en-US" w:eastAsia="zh-CN" w:bidi="ar"/>
+              </w:rPr>
+              <w:t>Redis</w:t>
+            </w:r>
+            <w:r>
+              <w:rPr>
+                <w:rFonts w:hint="default" w:ascii="Calibri" w:hAnsi="Calibri" w:eastAsia="SimSun" w:cs="Calibri"/>
+                <w:kern w:val="0"/>
+                <w:sz w:val="24"/>
+                <w:szCs w:val="24"/>
+                <w:lang w:val="en-US" w:eastAsia="zh-CN" w:bidi="ar"/>
+              </w:rPr>
+              <w:t xml:space="preserve">, </w:t>
+            </w:r>
+            <w:r>
+              <w:rPr>
+                <w:rFonts w:hint="default" w:ascii="Calibri" w:hAnsi="Calibri" w:eastAsia="SimSun" w:cs="Calibri"/>
+                <w:kern w:val="0"/>
+                <w:sz w:val="24"/>
+                <w:szCs w:val="24"/>
+                <w:highlight w:val="yellow"/>
+                <w:lang w:val="en-US" w:eastAsia="zh-CN" w:bidi="ar"/>
+              </w:rPr>
+              <w:t>Hazelcast</w:t>
+            </w:r>
+          </w:p>
+        </w:tc>
+      </w:tr>
+      <w:tr>
+        <w:tblPrEx>
+          <w:tblBorders>
+            <w:top w:val="none" w:color="auto" w:sz="0" w:space="0"/>
+            <w:left w:val="none" w:color="auto" w:sz="0" w:space="0"/>
+            <w:bottom w:val="none" w:color="auto" w:sz="0" w:space="0"/>
+            <w:right w:val="none" w:color="auto" w:sz="0" w:space="0"/>
+            <w:insideH w:val="none" w:color="auto" w:sz="0" w:space="0"/>
+            <w:insideV w:val="none" w:color="auto" w:sz="0" w:space="0"/>
+          </w:tblBorders>
+          <w:shd w:val="clear"/>
+          <w:tblCellMar>
+            <w:top w:w="15" w:type="dxa"/>
+            <w:left w:w="15" w:type="dxa"/>
+            <w:bottom w:w="15" w:type="dxa"/>
+            <w:right w:w="15" w:type="dxa"/>
+          </w:tblCellMar>
+        </w:tblPrEx>
+        <w:trPr>
+          <w:tblCellSpacing w:w="15" w:type="dxa"/>
+        </w:trPr>
+        <w:tc>
+          <w:tcPr>
+            <w:tcW w:w="0" w:type="auto"/>
+            <w:shd w:val="clear"/>
+            <w:vAlign w:val="center"/>
+          </w:tcPr>
+          <w:p>
+            <w:pPr>
+              <w:keepNext w:val="0"/>
+              <w:keepLines w:val="0"/>
+              <w:widowControl/>
+              <w:suppressLineNumbers w:val="0"/>
+              <w:jc w:val="left"/>
+              <w:rPr>
+                <w:rFonts w:hint="default" w:ascii="Calibri" w:hAnsi="Calibri" w:cs="Calibri"/>
+                <w:sz w:val="24"/>
+                <w:szCs w:val="24"/>
+              </w:rPr>
+            </w:pPr>
+            <w:r>
+              <w:rPr>
+                <w:rFonts w:hint="default" w:ascii="Calibri" w:hAnsi="Calibri" w:eastAsia="SimSun" w:cs="Calibri"/>
+                <w:kern w:val="0"/>
+                <w:sz w:val="24"/>
+                <w:szCs w:val="24"/>
+                <w:lang w:val="en-US" w:eastAsia="zh-CN" w:bidi="ar"/>
+              </w:rPr>
+              <w:t>HTTP Cache</w:t>
+            </w:r>
+          </w:p>
+        </w:tc>
+        <w:tc>
+          <w:tcPr>
+            <w:tcW w:w="0" w:type="auto"/>
+            <w:shd w:val="clear"/>
+            <w:vAlign w:val="center"/>
+          </w:tcPr>
+          <w:p>
+            <w:pPr>
+              <w:keepNext w:val="0"/>
+              <w:keepLines w:val="0"/>
+              <w:widowControl/>
+              <w:suppressLineNumbers w:val="0"/>
+              <w:jc w:val="left"/>
+              <w:rPr>
+                <w:rFonts w:hint="default" w:ascii="Calibri" w:hAnsi="Calibri" w:cs="Calibri"/>
+                <w:sz w:val="24"/>
+                <w:szCs w:val="24"/>
+              </w:rPr>
+            </w:pPr>
+            <w:r>
+              <w:rPr>
+                <w:rFonts w:hint="default" w:ascii="Calibri" w:hAnsi="Calibri" w:eastAsia="SimSun" w:cs="Calibri"/>
+                <w:kern w:val="0"/>
+                <w:sz w:val="24"/>
+                <w:szCs w:val="24"/>
+                <w:lang w:val="en-US" w:eastAsia="zh-CN" w:bidi="ar"/>
+              </w:rPr>
+              <w:t>Browser, CDN</w:t>
+            </w:r>
+          </w:p>
+        </w:tc>
+      </w:tr>
+      <w:tr>
+        <w:tblPrEx>
+          <w:tblBorders>
+            <w:top w:val="none" w:color="auto" w:sz="0" w:space="0"/>
+            <w:left w:val="none" w:color="auto" w:sz="0" w:space="0"/>
+            <w:bottom w:val="none" w:color="auto" w:sz="0" w:space="0"/>
+            <w:right w:val="none" w:color="auto" w:sz="0" w:space="0"/>
+            <w:insideH w:val="none" w:color="auto" w:sz="0" w:space="0"/>
+            <w:insideV w:val="none" w:color="auto" w:sz="0" w:space="0"/>
+          </w:tblBorders>
+          <w:shd w:val="clear"/>
+          <w:tblCellMar>
+            <w:top w:w="15" w:type="dxa"/>
+            <w:left w:w="15" w:type="dxa"/>
+            <w:bottom w:w="15" w:type="dxa"/>
+            <w:right w:w="15" w:type="dxa"/>
+          </w:tblCellMar>
+        </w:tblPrEx>
+        <w:trPr>
+          <w:tblCellSpacing w:w="15" w:type="dxa"/>
+        </w:trPr>
+        <w:tc>
+          <w:tcPr>
+            <w:tcW w:w="0" w:type="auto"/>
+            <w:shd w:val="clear"/>
+            <w:vAlign w:val="center"/>
+          </w:tcPr>
+          <w:p>
+            <w:pPr>
+              <w:keepNext w:val="0"/>
+              <w:keepLines w:val="0"/>
+              <w:widowControl/>
+              <w:suppressLineNumbers w:val="0"/>
+              <w:jc w:val="left"/>
+              <w:rPr>
+                <w:rFonts w:hint="default" w:ascii="Calibri" w:hAnsi="Calibri" w:cs="Calibri"/>
+                <w:sz w:val="24"/>
+                <w:szCs w:val="24"/>
+              </w:rPr>
+            </w:pPr>
+            <w:r>
+              <w:rPr>
+                <w:rFonts w:hint="default" w:ascii="Calibri" w:hAnsi="Calibri" w:eastAsia="SimSun" w:cs="Calibri"/>
+                <w:kern w:val="0"/>
+                <w:sz w:val="24"/>
+                <w:szCs w:val="24"/>
+                <w:lang w:val="en-US" w:eastAsia="zh-CN" w:bidi="ar"/>
+              </w:rPr>
+              <w:t>Database Cache</w:t>
+            </w:r>
+          </w:p>
+        </w:tc>
+        <w:tc>
+          <w:tcPr>
+            <w:tcW w:w="0" w:type="auto"/>
+            <w:shd w:val="clear"/>
+            <w:vAlign w:val="center"/>
+          </w:tcPr>
+          <w:p>
+            <w:pPr>
+              <w:keepNext w:val="0"/>
+              <w:keepLines w:val="0"/>
+              <w:widowControl/>
+              <w:suppressLineNumbers w:val="0"/>
+              <w:jc w:val="left"/>
+              <w:rPr>
+                <w:rFonts w:hint="default" w:ascii="Calibri" w:hAnsi="Calibri" w:cs="Calibri"/>
+                <w:sz w:val="24"/>
+                <w:szCs w:val="24"/>
+              </w:rPr>
+            </w:pPr>
+            <w:r>
+              <w:rPr>
+                <w:rFonts w:hint="default" w:ascii="Calibri" w:hAnsi="Calibri" w:eastAsia="SimSun" w:cs="Calibri"/>
+                <w:kern w:val="0"/>
+                <w:sz w:val="24"/>
+                <w:szCs w:val="24"/>
+                <w:lang w:val="en-US" w:eastAsia="zh-CN" w:bidi="ar"/>
+              </w:rPr>
+              <w:t>Query Cache</w:t>
+            </w:r>
+          </w:p>
+        </w:tc>
+      </w:tr>
+      <w:tr>
+        <w:tblPrEx>
+          <w:tblBorders>
+            <w:top w:val="none" w:color="auto" w:sz="0" w:space="0"/>
+            <w:left w:val="none" w:color="auto" w:sz="0" w:space="0"/>
+            <w:bottom w:val="none" w:color="auto" w:sz="0" w:space="0"/>
+            <w:right w:val="none" w:color="auto" w:sz="0" w:space="0"/>
+            <w:insideH w:val="none" w:color="auto" w:sz="0" w:space="0"/>
+            <w:insideV w:val="none" w:color="auto" w:sz="0" w:space="0"/>
+          </w:tblBorders>
+          <w:shd w:val="clear"/>
+          <w:tblCellMar>
+            <w:top w:w="15" w:type="dxa"/>
+            <w:left w:w="15" w:type="dxa"/>
+            <w:bottom w:w="15" w:type="dxa"/>
+            <w:right w:w="15" w:type="dxa"/>
+          </w:tblCellMar>
+        </w:tblPrEx>
+        <w:trPr>
+          <w:tblCellSpacing w:w="15" w:type="dxa"/>
+        </w:trPr>
+        <w:tc>
+          <w:tcPr>
+            <w:tcW w:w="0" w:type="auto"/>
+            <w:shd w:val="clear"/>
+            <w:vAlign w:val="center"/>
+          </w:tcPr>
+          <w:p>
+            <w:pPr>
+              <w:keepNext w:val="0"/>
+              <w:keepLines w:val="0"/>
+              <w:widowControl/>
+              <w:suppressLineNumbers w:val="0"/>
+              <w:jc w:val="left"/>
+              <w:rPr>
+                <w:rFonts w:hint="default" w:ascii="Calibri" w:hAnsi="Calibri" w:cs="Calibri"/>
+                <w:sz w:val="24"/>
+                <w:szCs w:val="24"/>
+              </w:rPr>
+            </w:pPr>
+            <w:r>
+              <w:rPr>
+                <w:rFonts w:hint="default" w:ascii="Calibri" w:hAnsi="Calibri" w:eastAsia="SimSun" w:cs="Calibri"/>
+                <w:kern w:val="0"/>
+                <w:sz w:val="24"/>
+                <w:szCs w:val="24"/>
+                <w:lang w:val="en-US" w:eastAsia="zh-CN" w:bidi="ar"/>
+              </w:rPr>
+              <w:t>Application Cache</w:t>
+            </w:r>
+          </w:p>
+        </w:tc>
+        <w:tc>
+          <w:tcPr>
+            <w:tcW w:w="0" w:type="auto"/>
+            <w:shd w:val="clear"/>
+            <w:vAlign w:val="center"/>
+          </w:tcPr>
+          <w:p>
+            <w:pPr>
+              <w:keepNext w:val="0"/>
+              <w:keepLines w:val="0"/>
+              <w:widowControl/>
+              <w:suppressLineNumbers w:val="0"/>
+              <w:jc w:val="left"/>
+              <w:rPr>
+                <w:rFonts w:hint="default" w:ascii="Calibri" w:hAnsi="Calibri" w:cs="Calibri"/>
+                <w:sz w:val="24"/>
+                <w:szCs w:val="24"/>
+              </w:rPr>
+            </w:pPr>
+            <w:r>
+              <w:rPr>
+                <w:rFonts w:hint="default" w:ascii="Calibri" w:hAnsi="Calibri" w:eastAsia="SimSun" w:cs="Calibri"/>
+                <w:kern w:val="0"/>
+                <w:sz w:val="24"/>
+                <w:szCs w:val="24"/>
+                <w:lang w:val="en-US" w:eastAsia="zh-CN" w:bidi="ar"/>
+              </w:rPr>
+              <w:t>Spring Cache</w:t>
+            </w:r>
+          </w:p>
+        </w:tc>
+      </w:tr>
+      <w:tr>
+        <w:tblPrEx>
+          <w:tblBorders>
+            <w:top w:val="none" w:color="auto" w:sz="0" w:space="0"/>
+            <w:left w:val="none" w:color="auto" w:sz="0" w:space="0"/>
+            <w:bottom w:val="none" w:color="auto" w:sz="0" w:space="0"/>
+            <w:right w:val="none" w:color="auto" w:sz="0" w:space="0"/>
+            <w:insideH w:val="none" w:color="auto" w:sz="0" w:space="0"/>
+            <w:insideV w:val="none" w:color="auto" w:sz="0" w:space="0"/>
+          </w:tblBorders>
+          <w:shd w:val="clear"/>
+          <w:tblCellMar>
+            <w:top w:w="15" w:type="dxa"/>
+            <w:left w:w="15" w:type="dxa"/>
+            <w:bottom w:w="15" w:type="dxa"/>
+            <w:right w:w="15" w:type="dxa"/>
+          </w:tblCellMar>
+        </w:tblPrEx>
+        <w:trPr>
+          <w:tblHeader/>
+          <w:tblCellSpacing w:w="15" w:type="dxa"/>
+        </w:trPr>
+        <w:tc>
+          <w:tcPr>
+            <w:tcW w:w="0" w:type="auto"/>
+            <w:shd w:val="clear"/>
+            <w:vAlign w:val="center"/>
+          </w:tcPr>
+          <w:p>
+            <w:pPr>
+              <w:keepNext w:val="0"/>
+              <w:keepLines w:val="0"/>
+              <w:widowControl/>
+              <w:suppressLineNumbers w:val="0"/>
+              <w:jc w:val="center"/>
+              <w:rPr>
+                <w:rFonts w:hint="default" w:ascii="Calibri" w:hAnsi="Calibri" w:cs="Calibri"/>
+                <w:b/>
+                <w:bCs/>
+                <w:sz w:val="24"/>
+                <w:szCs w:val="24"/>
+              </w:rPr>
+            </w:pPr>
+            <w:r>
+              <w:rPr>
+                <w:rFonts w:hint="default" w:ascii="Calibri" w:hAnsi="Calibri" w:eastAsia="SimSun" w:cs="Calibri"/>
+                <w:b/>
+                <w:bCs/>
+                <w:kern w:val="0"/>
+                <w:sz w:val="24"/>
+                <w:szCs w:val="24"/>
+                <w:lang w:val="en-US" w:eastAsia="zh-CN" w:bidi="ar"/>
+              </w:rPr>
+              <w:t>Annotation</w:t>
+            </w:r>
+          </w:p>
+        </w:tc>
+        <w:tc>
+          <w:tcPr>
+            <w:tcW w:w="0" w:type="auto"/>
+            <w:shd w:val="clear"/>
+            <w:vAlign w:val="center"/>
+          </w:tcPr>
+          <w:p>
+            <w:pPr>
+              <w:keepNext w:val="0"/>
+              <w:keepLines w:val="0"/>
+              <w:widowControl/>
+              <w:suppressLineNumbers w:val="0"/>
+              <w:jc w:val="center"/>
+              <w:rPr>
+                <w:rFonts w:hint="default" w:ascii="Calibri" w:hAnsi="Calibri" w:cs="Calibri"/>
+                <w:b/>
+                <w:bCs/>
+                <w:sz w:val="24"/>
+                <w:szCs w:val="24"/>
+              </w:rPr>
+            </w:pPr>
+            <w:r>
+              <w:rPr>
+                <w:rFonts w:hint="default" w:ascii="Calibri" w:hAnsi="Calibri" w:eastAsia="SimSun" w:cs="Calibri"/>
+                <w:b/>
+                <w:bCs/>
+                <w:kern w:val="0"/>
+                <w:sz w:val="24"/>
+                <w:szCs w:val="24"/>
+                <w:lang w:val="en-US" w:eastAsia="zh-CN" w:bidi="ar"/>
+              </w:rPr>
+              <w:t>Purpose</w:t>
+            </w:r>
+          </w:p>
+        </w:tc>
+      </w:tr>
+      <w:tr>
+        <w:tblPrEx>
+          <w:tblBorders>
+            <w:top w:val="none" w:color="auto" w:sz="0" w:space="0"/>
+            <w:left w:val="none" w:color="auto" w:sz="0" w:space="0"/>
+            <w:bottom w:val="none" w:color="auto" w:sz="0" w:space="0"/>
+            <w:right w:val="none" w:color="auto" w:sz="0" w:space="0"/>
+            <w:insideH w:val="none" w:color="auto" w:sz="0" w:space="0"/>
+            <w:insideV w:val="none" w:color="auto" w:sz="0" w:space="0"/>
+          </w:tblBorders>
+          <w:shd w:val="clear"/>
+          <w:tblCellMar>
+            <w:top w:w="15" w:type="dxa"/>
+            <w:left w:w="15" w:type="dxa"/>
+            <w:bottom w:w="15" w:type="dxa"/>
+            <w:right w:w="15" w:type="dxa"/>
+          </w:tblCellMar>
+        </w:tblPrEx>
+        <w:trPr>
+          <w:tblCellSpacing w:w="15" w:type="dxa"/>
+        </w:trPr>
+        <w:tc>
+          <w:tcPr>
+            <w:tcW w:w="0" w:type="auto"/>
+            <w:shd w:val="clear"/>
+            <w:vAlign w:val="center"/>
+          </w:tcPr>
+          <w:p>
+            <w:pPr>
+              <w:keepNext w:val="0"/>
+              <w:keepLines w:val="0"/>
+              <w:widowControl/>
+              <w:suppressLineNumbers w:val="0"/>
+              <w:jc w:val="left"/>
+              <w:rPr>
+                <w:rFonts w:hint="default" w:ascii="Calibri" w:hAnsi="Calibri" w:cs="Calibri"/>
+                <w:sz w:val="24"/>
+                <w:szCs w:val="24"/>
+              </w:rPr>
+            </w:pPr>
+            <w:r>
+              <w:rPr>
+                <w:rFonts w:hint="default" w:ascii="Calibri" w:hAnsi="Calibri" w:eastAsia="SimSun" w:cs="Calibri"/>
+                <w:kern w:val="0"/>
+                <w:sz w:val="24"/>
+                <w:szCs w:val="24"/>
+                <w:lang w:val="en-US" w:eastAsia="zh-CN" w:bidi="ar"/>
+              </w:rPr>
+              <w:t>@EnableCaching</w:t>
+            </w:r>
+          </w:p>
+        </w:tc>
+        <w:tc>
+          <w:tcPr>
+            <w:tcW w:w="0" w:type="auto"/>
+            <w:shd w:val="clear"/>
+            <w:vAlign w:val="center"/>
+          </w:tcPr>
+          <w:p>
+            <w:pPr>
+              <w:keepNext w:val="0"/>
+              <w:keepLines w:val="0"/>
+              <w:widowControl/>
+              <w:suppressLineNumbers w:val="0"/>
+              <w:jc w:val="left"/>
+              <w:rPr>
+                <w:rFonts w:hint="default" w:ascii="Calibri" w:hAnsi="Calibri" w:cs="Calibri"/>
+                <w:sz w:val="24"/>
+                <w:szCs w:val="24"/>
+              </w:rPr>
+            </w:pPr>
+            <w:r>
+              <w:rPr>
+                <w:rFonts w:hint="default" w:ascii="Calibri" w:hAnsi="Calibri" w:eastAsia="SimSun" w:cs="Calibri"/>
+                <w:kern w:val="0"/>
+                <w:sz w:val="24"/>
+                <w:szCs w:val="24"/>
+                <w:lang w:val="en-US" w:eastAsia="zh-CN" w:bidi="ar"/>
+              </w:rPr>
+              <w:t>Enable caching</w:t>
+            </w:r>
+          </w:p>
+        </w:tc>
+      </w:tr>
+      <w:tr>
+        <w:tblPrEx>
+          <w:tblBorders>
+            <w:top w:val="none" w:color="auto" w:sz="0" w:space="0"/>
+            <w:left w:val="none" w:color="auto" w:sz="0" w:space="0"/>
+            <w:bottom w:val="none" w:color="auto" w:sz="0" w:space="0"/>
+            <w:right w:val="none" w:color="auto" w:sz="0" w:space="0"/>
+            <w:insideH w:val="none" w:color="auto" w:sz="0" w:space="0"/>
+            <w:insideV w:val="none" w:color="auto" w:sz="0" w:space="0"/>
+          </w:tblBorders>
+          <w:shd w:val="clear"/>
+          <w:tblCellMar>
+            <w:top w:w="15" w:type="dxa"/>
+            <w:left w:w="15" w:type="dxa"/>
+            <w:bottom w:w="15" w:type="dxa"/>
+            <w:right w:w="15" w:type="dxa"/>
+          </w:tblCellMar>
+        </w:tblPrEx>
+        <w:trPr>
+          <w:tblCellSpacing w:w="15" w:type="dxa"/>
+        </w:trPr>
+        <w:tc>
+          <w:tcPr>
+            <w:tcW w:w="0" w:type="auto"/>
+            <w:shd w:val="clear"/>
+            <w:vAlign w:val="center"/>
+          </w:tcPr>
+          <w:p>
+            <w:pPr>
+              <w:keepNext w:val="0"/>
+              <w:keepLines w:val="0"/>
+              <w:widowControl/>
+              <w:suppressLineNumbers w:val="0"/>
+              <w:jc w:val="left"/>
+              <w:rPr>
+                <w:rFonts w:hint="default" w:ascii="Calibri" w:hAnsi="Calibri" w:cs="Calibri"/>
+                <w:sz w:val="24"/>
+                <w:szCs w:val="24"/>
+              </w:rPr>
+            </w:pPr>
+            <w:r>
+              <w:rPr>
+                <w:rFonts w:hint="default" w:ascii="Calibri" w:hAnsi="Calibri" w:eastAsia="SimSun" w:cs="Calibri"/>
+                <w:kern w:val="0"/>
+                <w:sz w:val="24"/>
+                <w:szCs w:val="24"/>
+                <w:lang w:val="en-US" w:eastAsia="zh-CN" w:bidi="ar"/>
+              </w:rPr>
+              <w:t>@Cacheable</w:t>
+            </w:r>
+          </w:p>
+        </w:tc>
+        <w:tc>
+          <w:tcPr>
+            <w:tcW w:w="0" w:type="auto"/>
+            <w:shd w:val="clear"/>
+            <w:vAlign w:val="center"/>
+          </w:tcPr>
+          <w:p>
+            <w:pPr>
+              <w:keepNext w:val="0"/>
+              <w:keepLines w:val="0"/>
+              <w:widowControl/>
+              <w:suppressLineNumbers w:val="0"/>
+              <w:jc w:val="left"/>
+              <w:rPr>
+                <w:rFonts w:hint="default" w:ascii="Calibri" w:hAnsi="Calibri" w:cs="Calibri"/>
+                <w:sz w:val="24"/>
+                <w:szCs w:val="24"/>
+              </w:rPr>
+            </w:pPr>
+            <w:r>
+              <w:rPr>
+                <w:rFonts w:hint="default" w:ascii="Calibri" w:hAnsi="Calibri" w:eastAsia="SimSun" w:cs="Calibri"/>
+                <w:kern w:val="0"/>
+                <w:sz w:val="24"/>
+                <w:szCs w:val="24"/>
+                <w:highlight w:val="yellow"/>
+                <w:lang w:val="en-US" w:eastAsia="zh-CN" w:bidi="ar"/>
+              </w:rPr>
+              <w:t xml:space="preserve">Read </w:t>
+            </w:r>
+            <w:r>
+              <w:rPr>
+                <w:rFonts w:hint="default" w:ascii="Calibri" w:hAnsi="Calibri" w:eastAsia="SimSun" w:cs="Calibri"/>
+                <w:kern w:val="0"/>
+                <w:sz w:val="24"/>
+                <w:szCs w:val="24"/>
+                <w:lang w:val="en-US" w:eastAsia="zh-CN" w:bidi="ar"/>
+              </w:rPr>
+              <w:t>from cache</w:t>
+            </w:r>
+          </w:p>
+        </w:tc>
+      </w:tr>
+      <w:tr>
+        <w:tblPrEx>
+          <w:tblBorders>
+            <w:top w:val="none" w:color="auto" w:sz="0" w:space="0"/>
+            <w:left w:val="none" w:color="auto" w:sz="0" w:space="0"/>
+            <w:bottom w:val="none" w:color="auto" w:sz="0" w:space="0"/>
+            <w:right w:val="none" w:color="auto" w:sz="0" w:space="0"/>
+            <w:insideH w:val="none" w:color="auto" w:sz="0" w:space="0"/>
+            <w:insideV w:val="none" w:color="auto" w:sz="0" w:space="0"/>
+          </w:tblBorders>
+          <w:shd w:val="clear"/>
+          <w:tblCellMar>
+            <w:top w:w="15" w:type="dxa"/>
+            <w:left w:w="15" w:type="dxa"/>
+            <w:bottom w:w="15" w:type="dxa"/>
+            <w:right w:w="15" w:type="dxa"/>
+          </w:tblCellMar>
+        </w:tblPrEx>
+        <w:trPr>
+          <w:tblCellSpacing w:w="15" w:type="dxa"/>
+        </w:trPr>
+        <w:tc>
+          <w:tcPr>
+            <w:tcW w:w="0" w:type="auto"/>
+            <w:shd w:val="clear"/>
+            <w:vAlign w:val="center"/>
+          </w:tcPr>
+          <w:p>
+            <w:pPr>
+              <w:keepNext w:val="0"/>
+              <w:keepLines w:val="0"/>
+              <w:widowControl/>
+              <w:suppressLineNumbers w:val="0"/>
+              <w:jc w:val="left"/>
+              <w:rPr>
+                <w:rFonts w:hint="default" w:ascii="Calibri" w:hAnsi="Calibri" w:cs="Calibri"/>
+                <w:sz w:val="24"/>
+                <w:szCs w:val="24"/>
+              </w:rPr>
+            </w:pPr>
+            <w:r>
+              <w:rPr>
+                <w:rFonts w:hint="default" w:ascii="Calibri" w:hAnsi="Calibri" w:eastAsia="SimSun" w:cs="Calibri"/>
+                <w:kern w:val="0"/>
+                <w:sz w:val="24"/>
+                <w:szCs w:val="24"/>
+                <w:lang w:val="en-US" w:eastAsia="zh-CN" w:bidi="ar"/>
+              </w:rPr>
+              <w:t>@CachePut</w:t>
+            </w:r>
+          </w:p>
+        </w:tc>
+        <w:tc>
+          <w:tcPr>
+            <w:tcW w:w="0" w:type="auto"/>
+            <w:shd w:val="clear"/>
+            <w:vAlign w:val="center"/>
+          </w:tcPr>
+          <w:p>
+            <w:pPr>
+              <w:keepNext w:val="0"/>
+              <w:keepLines w:val="0"/>
+              <w:widowControl/>
+              <w:suppressLineNumbers w:val="0"/>
+              <w:jc w:val="left"/>
+              <w:rPr>
+                <w:rFonts w:hint="default" w:ascii="Calibri" w:hAnsi="Calibri" w:cs="Calibri"/>
+                <w:sz w:val="24"/>
+                <w:szCs w:val="24"/>
+              </w:rPr>
+            </w:pPr>
+            <w:r>
+              <w:rPr>
+                <w:rFonts w:hint="default" w:ascii="Calibri" w:hAnsi="Calibri" w:eastAsia="SimSun" w:cs="Calibri"/>
+                <w:kern w:val="0"/>
+                <w:sz w:val="24"/>
+                <w:szCs w:val="24"/>
+                <w:highlight w:val="yellow"/>
+                <w:lang w:val="en-US" w:eastAsia="zh-CN" w:bidi="ar"/>
+              </w:rPr>
+              <w:t xml:space="preserve">Update </w:t>
+            </w:r>
+            <w:r>
+              <w:rPr>
+                <w:rFonts w:hint="default" w:ascii="Calibri" w:hAnsi="Calibri" w:eastAsia="SimSun" w:cs="Calibri"/>
+                <w:kern w:val="0"/>
+                <w:sz w:val="24"/>
+                <w:szCs w:val="24"/>
+                <w:lang w:val="en-US" w:eastAsia="zh-CN" w:bidi="ar"/>
+              </w:rPr>
+              <w:t>cache</w:t>
+            </w:r>
+          </w:p>
+        </w:tc>
+      </w:tr>
+      <w:tr>
+        <w:tblPrEx>
+          <w:tblBorders>
+            <w:top w:val="none" w:color="auto" w:sz="0" w:space="0"/>
+            <w:left w:val="none" w:color="auto" w:sz="0" w:space="0"/>
+            <w:bottom w:val="none" w:color="auto" w:sz="0" w:space="0"/>
+            <w:right w:val="none" w:color="auto" w:sz="0" w:space="0"/>
+            <w:insideH w:val="none" w:color="auto" w:sz="0" w:space="0"/>
+            <w:insideV w:val="none" w:color="auto" w:sz="0" w:space="0"/>
+          </w:tblBorders>
+          <w:shd w:val="clear"/>
+          <w:tblCellMar>
+            <w:top w:w="15" w:type="dxa"/>
+            <w:left w:w="15" w:type="dxa"/>
+            <w:bottom w:w="15" w:type="dxa"/>
+            <w:right w:w="15" w:type="dxa"/>
+          </w:tblCellMar>
+        </w:tblPrEx>
+        <w:trPr>
+          <w:tblCellSpacing w:w="15" w:type="dxa"/>
+        </w:trPr>
+        <w:tc>
+          <w:tcPr>
+            <w:tcW w:w="0" w:type="auto"/>
+            <w:shd w:val="clear"/>
+            <w:vAlign w:val="center"/>
+          </w:tcPr>
+          <w:p>
+            <w:pPr>
+              <w:keepNext w:val="0"/>
+              <w:keepLines w:val="0"/>
+              <w:widowControl/>
+              <w:suppressLineNumbers w:val="0"/>
+              <w:jc w:val="left"/>
+              <w:rPr>
+                <w:rFonts w:hint="default" w:ascii="Calibri" w:hAnsi="Calibri" w:cs="Calibri"/>
+                <w:sz w:val="24"/>
+                <w:szCs w:val="24"/>
+              </w:rPr>
+            </w:pPr>
+            <w:r>
+              <w:rPr>
+                <w:rFonts w:hint="default" w:ascii="Calibri" w:hAnsi="Calibri" w:eastAsia="SimSun" w:cs="Calibri"/>
+                <w:kern w:val="0"/>
+                <w:sz w:val="24"/>
+                <w:szCs w:val="24"/>
+                <w:lang w:val="en-US" w:eastAsia="zh-CN" w:bidi="ar"/>
+              </w:rPr>
+              <w:t>@CacheEvict</w:t>
+            </w:r>
+          </w:p>
+        </w:tc>
+        <w:tc>
+          <w:tcPr>
+            <w:tcW w:w="0" w:type="auto"/>
+            <w:shd w:val="clear"/>
+            <w:vAlign w:val="center"/>
+          </w:tcPr>
+          <w:p>
+            <w:pPr>
+              <w:keepNext w:val="0"/>
+              <w:keepLines w:val="0"/>
+              <w:widowControl/>
+              <w:suppressLineNumbers w:val="0"/>
+              <w:jc w:val="left"/>
+              <w:rPr>
+                <w:rFonts w:hint="default" w:ascii="Calibri" w:hAnsi="Calibri" w:cs="Calibri"/>
+                <w:sz w:val="24"/>
+                <w:szCs w:val="24"/>
+              </w:rPr>
+            </w:pPr>
+            <w:r>
+              <w:rPr>
+                <w:rFonts w:hint="default" w:ascii="Calibri" w:hAnsi="Calibri" w:eastAsia="SimSun" w:cs="Calibri"/>
+                <w:kern w:val="0"/>
+                <w:sz w:val="24"/>
+                <w:szCs w:val="24"/>
+                <w:highlight w:val="yellow"/>
+                <w:lang w:val="en-US" w:eastAsia="zh-CN" w:bidi="ar"/>
+              </w:rPr>
+              <w:t xml:space="preserve">Remove </w:t>
+            </w:r>
+            <w:r>
+              <w:rPr>
+                <w:rFonts w:hint="default" w:ascii="Calibri" w:hAnsi="Calibri" w:eastAsia="SimSun" w:cs="Calibri"/>
+                <w:kern w:val="0"/>
+                <w:sz w:val="24"/>
+                <w:szCs w:val="24"/>
+                <w:lang w:val="en-US" w:eastAsia="zh-CN" w:bidi="ar"/>
+              </w:rPr>
+              <w:t>cache</w:t>
+            </w:r>
+          </w:p>
+        </w:tc>
+      </w:tr>
+      <w:tr>
+        <w:tblPrEx>
+          <w:tblBorders>
+            <w:top w:val="none" w:color="auto" w:sz="0" w:space="0"/>
+            <w:left w:val="none" w:color="auto" w:sz="0" w:space="0"/>
+            <w:bottom w:val="none" w:color="auto" w:sz="0" w:space="0"/>
+            <w:right w:val="none" w:color="auto" w:sz="0" w:space="0"/>
+            <w:insideH w:val="none" w:color="auto" w:sz="0" w:space="0"/>
+            <w:insideV w:val="none" w:color="auto" w:sz="0" w:space="0"/>
+          </w:tblBorders>
+          <w:shd w:val="clear"/>
+          <w:tblCellMar>
+            <w:top w:w="15" w:type="dxa"/>
+            <w:left w:w="15" w:type="dxa"/>
+            <w:bottom w:w="15" w:type="dxa"/>
+            <w:right w:w="15" w:type="dxa"/>
+          </w:tblCellMar>
+        </w:tblPrEx>
+        <w:trPr>
+          <w:tblCellSpacing w:w="15" w:type="dxa"/>
+        </w:trPr>
+        <w:tc>
+          <w:tcPr>
+            <w:tcW w:w="0" w:type="auto"/>
+            <w:shd w:val="clear"/>
+            <w:vAlign w:val="center"/>
+          </w:tcPr>
+          <w:p>
+            <w:pPr>
+              <w:keepNext w:val="0"/>
+              <w:keepLines w:val="0"/>
+              <w:widowControl/>
+              <w:suppressLineNumbers w:val="0"/>
+              <w:jc w:val="left"/>
+              <w:rPr>
+                <w:rFonts w:hint="default" w:ascii="Calibri" w:hAnsi="Calibri" w:cs="Calibri"/>
+                <w:sz w:val="24"/>
+                <w:szCs w:val="24"/>
+              </w:rPr>
+            </w:pPr>
+            <w:r>
+              <w:rPr>
+                <w:rFonts w:hint="default" w:ascii="Calibri" w:hAnsi="Calibri" w:eastAsia="SimSun" w:cs="Calibri"/>
+                <w:kern w:val="0"/>
+                <w:sz w:val="24"/>
+                <w:szCs w:val="24"/>
+                <w:lang w:val="en-US" w:eastAsia="zh-CN" w:bidi="ar"/>
+              </w:rPr>
+              <w:t>@Caching</w:t>
+            </w:r>
+          </w:p>
+        </w:tc>
+        <w:tc>
+          <w:tcPr>
+            <w:tcW w:w="0" w:type="auto"/>
+            <w:shd w:val="clear"/>
+            <w:vAlign w:val="center"/>
+          </w:tcPr>
+          <w:p>
+            <w:pPr>
+              <w:keepNext w:val="0"/>
+              <w:keepLines w:val="0"/>
+              <w:widowControl/>
+              <w:suppressLineNumbers w:val="0"/>
+              <w:jc w:val="left"/>
+              <w:rPr>
+                <w:rFonts w:hint="default" w:ascii="Calibri" w:hAnsi="Calibri" w:cs="Calibri"/>
+                <w:sz w:val="24"/>
+                <w:szCs w:val="24"/>
+              </w:rPr>
+            </w:pPr>
+            <w:r>
+              <w:rPr>
+                <w:rFonts w:hint="default" w:ascii="Calibri" w:hAnsi="Calibri" w:eastAsia="SimSun" w:cs="Calibri"/>
+                <w:kern w:val="0"/>
+                <w:sz w:val="24"/>
+                <w:szCs w:val="24"/>
+                <w:lang w:val="en-US" w:eastAsia="zh-CN" w:bidi="ar"/>
+              </w:rPr>
+              <w:t>Combine multiple cache operations</w:t>
+            </w:r>
+          </w:p>
+        </w:tc>
+      </w:tr>
+    </w:tbl>
+    <w:p>
+      <w:pPr>
+        <w:keepNext w:val="0"/>
+        <w:keepLines w:val="0"/>
+        <w:widowControl/>
+        <w:numPr>
+          <w:numId w:val="0"/>
+        </w:numPr>
+        <w:suppressLineNumbers w:val="0"/>
+        <w:tabs>
+          <w:tab w:val="left" w:pos="720"/>
+        </w:tabs>
+        <w:spacing w:before="0" w:beforeAutospacing="1" w:after="0" w:afterAutospacing="1"/>
+        <w:rPr>
+          <w:rFonts w:hint="default" w:ascii="Calibri" w:hAnsi="Calibri" w:eastAsia="SimSun" w:cs="Calibri"/>
+          <w:sz w:val="24"/>
+          <w:szCs w:val="24"/>
+          <w:lang w:val="en-US"/>
+        </w:rPr>
+      </w:pPr>
+      <w:r>
+        <w:rPr>
+          <w:rFonts w:hint="default" w:ascii="Calibri" w:hAnsi="Calibri" w:eastAsia="SimSun" w:cs="Calibri"/>
+          <w:sz w:val="24"/>
+          <w:szCs w:val="24"/>
+          <w:lang w:val="en-US"/>
+        </w:rPr>
+        <w:t>Cache hit- Data present in the cache</w:t>
+      </w:r>
+      <w:r>
+        <w:rPr>
+          <w:rFonts w:hint="default" w:ascii="Calibri" w:hAnsi="Calibri" w:eastAsia="SimSun" w:cs="Calibri"/>
+          <w:sz w:val="24"/>
+          <w:szCs w:val="24"/>
+          <w:lang w:val="en-US"/>
+        </w:rPr>
+        <w:br w:type="textWrapping"/>
+      </w:r>
+      <w:r>
+        <w:rPr>
+          <w:rFonts w:hint="default" w:ascii="Calibri" w:hAnsi="Calibri" w:eastAsia="SimSun" w:cs="Calibri"/>
+          <w:sz w:val="24"/>
+          <w:szCs w:val="24"/>
+          <w:lang w:val="en-US"/>
+        </w:rPr>
+        <w:t>Cache miss- Data not present in the cache</w:t>
+      </w:r>
+    </w:p>
+    <w:p>
+      <w:pPr>
+        <w:keepNext w:val="0"/>
+        <w:keepLines w:val="0"/>
+        <w:widowControl/>
+        <w:numPr>
+          <w:numId w:val="0"/>
+        </w:numPr>
+        <w:suppressLineNumbers w:val="0"/>
+        <w:tabs>
+          <w:tab w:val="left" w:pos="720"/>
+        </w:tabs>
+        <w:spacing w:before="0" w:beforeAutospacing="1" w:after="0" w:afterAutospacing="1"/>
+        <w:rPr>
+          <w:rFonts w:hint="default" w:ascii="Calibri" w:hAnsi="Calibri" w:eastAsia="SimSun" w:cs="Calibri"/>
+          <w:sz w:val="24"/>
+          <w:szCs w:val="24"/>
+          <w:lang w:val="en-US"/>
+        </w:rPr>
+      </w:pPr>
+      <w:r>
+        <w:rPr>
+          <w:rFonts w:hint="default" w:ascii="Calibri" w:hAnsi="Calibri" w:eastAsia="SimSun" w:cs="Calibri"/>
+          <w:sz w:val="24"/>
+          <w:szCs w:val="24"/>
+          <w:highlight w:val="yellow"/>
+          <w:lang w:val="en-US"/>
+        </w:rPr>
+        <w:t xml:space="preserve">CacheManager </w:t>
+      </w:r>
+      <w:r>
+        <w:rPr>
+          <w:rFonts w:hint="default" w:ascii="Calibri" w:hAnsi="Calibri" w:eastAsia="SimSun" w:cs="Calibri"/>
+          <w:sz w:val="24"/>
+          <w:szCs w:val="24"/>
+          <w:lang w:val="en-US"/>
+        </w:rPr>
+        <w:t>manages cache.</w:t>
+      </w:r>
+    </w:p>
+    <w:p>
+      <w:pPr>
+        <w:keepNext w:val="0"/>
+        <w:keepLines w:val="0"/>
+        <w:widowControl/>
+        <w:numPr>
+          <w:numId w:val="0"/>
+        </w:numPr>
+        <w:suppressLineNumbers w:val="0"/>
+        <w:tabs>
+          <w:tab w:val="left" w:pos="720"/>
+        </w:tabs>
+        <w:spacing w:before="0" w:beforeAutospacing="1" w:after="0" w:afterAutospacing="1"/>
+      </w:pPr>
+      <w:r>
+        <w:drawing>
+          <wp:inline distT="0" distB="0" distL="114300" distR="114300">
+            <wp:extent cx="3343275" cy="1152525"/>
+            <wp:effectExtent l="0" t="0" r="9525" b="9525"/>
+            <wp:docPr id="9" name="Picture 9"/>
+            <wp:cNvGraphicFramePr>
+              <a:graphicFrameLocks xmlns:a="http://schemas.openxmlformats.org/drawingml/2006/main" noChangeAspect="1"/>
+            </wp:cNvGraphicFramePr>
+            <a:graphic xmlns:a="http://schemas.openxmlformats.org/drawingml/2006/main">
+              <a:graphicData uri="http://schemas.openxmlformats.org/drawingml/2006/picture">
+                <pic:pic xmlns:pic="http://schemas.openxmlformats.org/drawingml/2006/picture">
+                  <pic:nvPicPr>
+                    <pic:cNvPr id="9" name="Picture 9"/>
+                    <pic:cNvPicPr>
+                      <a:picLocks noChangeAspect="1"/>
+                    </pic:cNvPicPr>
+                  </pic:nvPicPr>
+                  <pic:blipFill>
+                    <a:blip r:embed="rId11"/>
+                    <a:stretch>
+                      <a:fillRect/>
+                    </a:stretch>
+                  </pic:blipFill>
+                  <pic:spPr>
+                    <a:xfrm>
+                      <a:off x="0" y="0"/>
+                      <a:ext cx="3343275" cy="1152525"/>
+                    </a:xfrm>
+                    <a:prstGeom prst="rect">
+                      <a:avLst/>
+                    </a:prstGeom>
+                    <a:noFill/>
+                    <a:ln>
+                      <a:noFill/>
+                    </a:ln>
+                  </pic:spPr>
+                </pic:pic>
+              </a:graphicData>
+            </a:graphic>
+          </wp:inline>
+        </w:drawing>
+      </w:r>
+      <w:r>
+        <w:br w:type="textWrapping"/>
+      </w:r>
+      <w:r>
+        <w:drawing>
+          <wp:inline distT="0" distB="0" distL="114300" distR="114300">
+            <wp:extent cx="3600450" cy="1238250"/>
+            <wp:effectExtent l="0" t="0" r="0" b="0"/>
+            <wp:docPr id="10" name="Picture 10"/>
+            <wp:cNvGraphicFramePr>
+              <a:graphicFrameLocks xmlns:a="http://schemas.openxmlformats.org/drawingml/2006/main" noChangeAspect="1"/>
+            </wp:cNvGraphicFramePr>
+            <a:graphic xmlns:a="http://schemas.openxmlformats.org/drawingml/2006/main">
+              <a:graphicData uri="http://schemas.openxmlformats.org/drawingml/2006/picture">
+                <pic:pic xmlns:pic="http://schemas.openxmlformats.org/drawingml/2006/picture">
+                  <pic:nvPicPr>
+                    <pic:cNvPr id="10" name="Picture 10"/>
+                    <pic:cNvPicPr>
+                      <a:picLocks noChangeAspect="1"/>
+                    </pic:cNvPicPr>
+                  </pic:nvPicPr>
+                  <pic:blipFill>
+                    <a:blip r:embed="rId12"/>
+                    <a:stretch>
+                      <a:fillRect/>
+                    </a:stretch>
+                  </pic:blipFill>
+                  <pic:spPr>
+                    <a:xfrm>
+                      <a:off x="0" y="0"/>
+                      <a:ext cx="3600450" cy="1238250"/>
+                    </a:xfrm>
+                    <a:prstGeom prst="rect">
+                      <a:avLst/>
+                    </a:prstGeom>
+                    <a:noFill/>
+                    <a:ln>
+                      <a:noFill/>
+                    </a:ln>
+                  </pic:spPr>
+                </pic:pic>
+              </a:graphicData>
+            </a:graphic>
+          </wp:inline>
+        </w:drawing>
+      </w:r>
+      <w:r>
+        <w:br w:type="textWrapping"/>
+      </w:r>
+      <w:r>
+        <w:drawing>
+          <wp:inline distT="0" distB="0" distL="114300" distR="114300">
+            <wp:extent cx="3390900" cy="981075"/>
+            <wp:effectExtent l="0" t="0" r="0" b="9525"/>
+            <wp:docPr id="11" name="Picture 11"/>
+            <wp:cNvGraphicFramePr>
+              <a:graphicFrameLocks xmlns:a="http://schemas.openxmlformats.org/drawingml/2006/main" noChangeAspect="1"/>
+            </wp:cNvGraphicFramePr>
+            <a:graphic xmlns:a="http://schemas.openxmlformats.org/drawingml/2006/main">
+              <a:graphicData uri="http://schemas.openxmlformats.org/drawingml/2006/picture">
+                <pic:pic xmlns:pic="http://schemas.openxmlformats.org/drawingml/2006/picture">
+                  <pic:nvPicPr>
+                    <pic:cNvPr id="11" name="Picture 11"/>
+                    <pic:cNvPicPr>
+                      <a:picLocks noChangeAspect="1"/>
+                    </pic:cNvPicPr>
+                  </pic:nvPicPr>
+                  <pic:blipFill>
+                    <a:blip r:embed="rId13"/>
+                    <a:stretch>
+                      <a:fillRect/>
+                    </a:stretch>
+                  </pic:blipFill>
+                  <pic:spPr>
+                    <a:xfrm>
+                      <a:off x="0" y="0"/>
+                      <a:ext cx="3390900" cy="981075"/>
+                    </a:xfrm>
+                    <a:prstGeom prst="rect">
+                      <a:avLst/>
+                    </a:prstGeom>
+                    <a:noFill/>
+                    <a:ln>
+                      <a:noFill/>
+                    </a:ln>
+                  </pic:spPr>
+                </pic:pic>
+              </a:graphicData>
+            </a:graphic>
+          </wp:inline>
+        </w:drawing>
+      </w:r>
+      <w:r>
+        <w:br w:type="textWrapping"/>
+      </w:r>
+    </w:p>
+    <w:tbl>
+      <w:tblPr>
+        <w:tblW w:w="0" w:type="auto"/>
+        <w:tblCellSpacing w:w="15" w:type="dxa"/>
+        <w:tblInd w:w="0" w:type="dxa"/>
+        <w:tblBorders>
+          <w:top w:val="none" w:color="auto" w:sz="0" w:space="0"/>
+          <w:left w:val="none" w:color="auto" w:sz="0" w:space="0"/>
+          <w:bottom w:val="none" w:color="auto" w:sz="0" w:space="0"/>
+          <w:right w:val="none" w:color="auto" w:sz="0" w:space="0"/>
+          <w:insideH w:val="none" w:color="auto" w:sz="0" w:space="0"/>
+          <w:insideV w:val="none" w:color="auto" w:sz="0" w:space="0"/>
+        </w:tblBorders>
+        <w:shd w:val="clear"/>
+        <w:tblLayout w:type="autofit"/>
+        <w:tblCellMar>
+          <w:top w:w="15" w:type="dxa"/>
+          <w:left w:w="15" w:type="dxa"/>
+          <w:bottom w:w="15" w:type="dxa"/>
+          <w:right w:w="15" w:type="dxa"/>
+        </w:tblCellMar>
+      </w:tblPr>
+      <w:tblGrid>
+        <w:gridCol w:w="2221"/>
+        <w:gridCol w:w="3327"/>
+      </w:tblGrid>
+      <w:tr>
+        <w:tblPrEx>
+          <w:tblBorders>
+            <w:top w:val="none" w:color="auto" w:sz="0" w:space="0"/>
+            <w:left w:val="none" w:color="auto" w:sz="0" w:space="0"/>
+            <w:bottom w:val="none" w:color="auto" w:sz="0" w:space="0"/>
+            <w:right w:val="none" w:color="auto" w:sz="0" w:space="0"/>
+            <w:insideH w:val="none" w:color="auto" w:sz="0" w:space="0"/>
+            <w:insideV w:val="none" w:color="auto" w:sz="0" w:space="0"/>
+          </w:tblBorders>
+          <w:shd w:val="clear"/>
+          <w:tblCellMar>
+            <w:top w:w="15" w:type="dxa"/>
+            <w:left w:w="15" w:type="dxa"/>
+            <w:bottom w:w="15" w:type="dxa"/>
+            <w:right w:w="15" w:type="dxa"/>
+          </w:tblCellMar>
+        </w:tblPrEx>
+        <w:trPr>
+          <w:tblHeader/>
+          <w:tblCellSpacing w:w="15" w:type="dxa"/>
+        </w:trPr>
+        <w:tc>
+          <w:tcPr>
+            <w:tcW w:w="2176" w:type="dxa"/>
+            <w:shd w:val="clear"/>
+            <w:vAlign w:val="center"/>
+          </w:tcPr>
+          <w:p>
+            <w:pPr>
+              <w:keepNext w:val="0"/>
+              <w:keepLines w:val="0"/>
+              <w:widowControl/>
+              <w:suppressLineNumbers w:val="0"/>
+              <w:jc w:val="center"/>
+              <w:rPr>
+                <w:rFonts w:hint="default" w:ascii="Calibri" w:hAnsi="Calibri" w:cs="Calibri"/>
+                <w:b/>
+                <w:bCs/>
+                <w:sz w:val="24"/>
+                <w:szCs w:val="24"/>
+              </w:rPr>
+            </w:pPr>
+            <w:r>
+              <w:rPr>
+                <w:rFonts w:hint="default" w:ascii="Calibri" w:hAnsi="Calibri" w:eastAsia="SimSun" w:cs="Calibri"/>
+                <w:b/>
+                <w:bCs/>
+                <w:kern w:val="0"/>
+                <w:sz w:val="24"/>
+                <w:szCs w:val="24"/>
+                <w:lang w:val="en-US" w:eastAsia="zh-CN" w:bidi="ar"/>
+              </w:rPr>
+              <w:t>Caffeine</w:t>
+            </w:r>
+          </w:p>
+        </w:tc>
+        <w:tc>
+          <w:tcPr>
+            <w:tcW w:w="3282" w:type="dxa"/>
+            <w:shd w:val="clear"/>
+            <w:vAlign w:val="center"/>
+          </w:tcPr>
+          <w:p>
+            <w:pPr>
+              <w:keepNext w:val="0"/>
+              <w:keepLines w:val="0"/>
+              <w:widowControl/>
+              <w:suppressLineNumbers w:val="0"/>
+              <w:jc w:val="center"/>
+              <w:rPr>
+                <w:rFonts w:hint="default" w:ascii="Calibri" w:hAnsi="Calibri" w:cs="Calibri"/>
+                <w:b/>
+                <w:bCs/>
+                <w:sz w:val="24"/>
+                <w:szCs w:val="24"/>
+              </w:rPr>
+            </w:pPr>
+            <w:r>
+              <w:rPr>
+                <w:rFonts w:hint="default" w:ascii="Calibri" w:hAnsi="Calibri" w:eastAsia="SimSun" w:cs="Calibri"/>
+                <w:b/>
+                <w:bCs/>
+                <w:kern w:val="0"/>
+                <w:sz w:val="24"/>
+                <w:szCs w:val="24"/>
+                <w:lang w:val="en-US" w:eastAsia="zh-CN" w:bidi="ar"/>
+              </w:rPr>
+              <w:t>Redis</w:t>
+            </w:r>
+          </w:p>
+        </w:tc>
+      </w:tr>
+    </w:tbl>
+    <w:p>
+      <w:pPr>
+        <w:rPr>
+          <w:rFonts w:hint="default" w:ascii="Calibri" w:hAnsi="Calibri" w:cs="Calibri"/>
+          <w:vanish/>
+          <w:sz w:val="24"/>
+          <w:szCs w:val="24"/>
+        </w:rPr>
+      </w:pPr>
+    </w:p>
+    <w:tbl>
+      <w:tblPr>
+        <w:tblW w:w="0" w:type="auto"/>
+        <w:tblCellSpacing w:w="15" w:type="dxa"/>
+        <w:tblInd w:w="0" w:type="dxa"/>
+        <w:tblBorders>
+          <w:top w:val="none" w:color="auto" w:sz="0" w:space="0"/>
+          <w:left w:val="none" w:color="auto" w:sz="0" w:space="0"/>
+          <w:bottom w:val="none" w:color="auto" w:sz="0" w:space="0"/>
+          <w:right w:val="none" w:color="auto" w:sz="0" w:space="0"/>
+          <w:insideH w:val="none" w:color="auto" w:sz="0" w:space="0"/>
+          <w:insideV w:val="none" w:color="auto" w:sz="0" w:space="0"/>
+        </w:tblBorders>
+        <w:shd w:val="clear"/>
+        <w:tblLayout w:type="autofit"/>
+        <w:tblCellMar>
+          <w:top w:w="15" w:type="dxa"/>
+          <w:left w:w="15" w:type="dxa"/>
+          <w:bottom w:w="15" w:type="dxa"/>
+          <w:right w:w="15" w:type="dxa"/>
+        </w:tblCellMar>
+      </w:tblPr>
+      <w:tblGrid>
+        <w:gridCol w:w="2412"/>
+        <w:gridCol w:w="3122"/>
+      </w:tblGrid>
+      <w:tr>
+        <w:tblPrEx>
+          <w:tblBorders>
+            <w:top w:val="none" w:color="auto" w:sz="0" w:space="0"/>
+            <w:left w:val="none" w:color="auto" w:sz="0" w:space="0"/>
+            <w:bottom w:val="none" w:color="auto" w:sz="0" w:space="0"/>
+            <w:right w:val="none" w:color="auto" w:sz="0" w:space="0"/>
+            <w:insideH w:val="none" w:color="auto" w:sz="0" w:space="0"/>
+            <w:insideV w:val="none" w:color="auto" w:sz="0" w:space="0"/>
+          </w:tblBorders>
+          <w:shd w:val="clear"/>
+          <w:tblCellMar>
+            <w:top w:w="15" w:type="dxa"/>
+            <w:left w:w="15" w:type="dxa"/>
+            <w:bottom w:w="15" w:type="dxa"/>
+            <w:right w:w="15" w:type="dxa"/>
+          </w:tblCellMar>
+        </w:tblPrEx>
+        <w:trPr>
+          <w:tblCellSpacing w:w="15" w:type="dxa"/>
+        </w:trPr>
+        <w:tc>
+          <w:tcPr>
+            <w:tcW w:w="2367" w:type="dxa"/>
+            <w:shd w:val="clear"/>
+            <w:vAlign w:val="center"/>
+          </w:tcPr>
+          <w:p>
+            <w:pPr>
+              <w:keepNext w:val="0"/>
+              <w:keepLines w:val="0"/>
+              <w:widowControl/>
+              <w:suppressLineNumbers w:val="0"/>
+              <w:jc w:val="left"/>
+              <w:rPr>
+                <w:rFonts w:hint="default" w:ascii="Calibri" w:hAnsi="Calibri" w:cs="Calibri"/>
+                <w:sz w:val="24"/>
+                <w:szCs w:val="24"/>
+                <w:lang w:val="en-US"/>
+              </w:rPr>
+            </w:pPr>
+            <w:r>
+              <w:rPr>
+                <w:rFonts w:hint="default" w:ascii="Calibri" w:hAnsi="Calibri" w:eastAsia="SimSun" w:cs="Calibri"/>
+                <w:kern w:val="0"/>
+                <w:sz w:val="24"/>
+                <w:szCs w:val="24"/>
+                <w:lang w:val="en-US" w:eastAsia="zh-CN" w:bidi="ar"/>
+              </w:rPr>
+              <w:t>Single JVM, in memory</w:t>
+            </w:r>
+          </w:p>
+        </w:tc>
+        <w:tc>
+          <w:tcPr>
+            <w:tcW w:w="3077" w:type="dxa"/>
+            <w:shd w:val="clear"/>
+            <w:vAlign w:val="center"/>
+          </w:tcPr>
+          <w:p>
+            <w:pPr>
+              <w:keepNext w:val="0"/>
+              <w:keepLines w:val="0"/>
+              <w:widowControl/>
+              <w:suppressLineNumbers w:val="0"/>
+              <w:jc w:val="left"/>
+              <w:rPr>
+                <w:rFonts w:hint="default" w:ascii="Calibri" w:hAnsi="Calibri" w:cs="Calibri"/>
+                <w:sz w:val="24"/>
+                <w:szCs w:val="24"/>
+              </w:rPr>
+            </w:pPr>
+            <w:r>
+              <w:rPr>
+                <w:rFonts w:hint="default" w:ascii="Calibri" w:hAnsi="Calibri" w:eastAsia="SimSun" w:cs="Calibri"/>
+                <w:kern w:val="0"/>
+                <w:sz w:val="24"/>
+                <w:szCs w:val="24"/>
+                <w:lang w:val="en-US" w:eastAsia="zh-CN" w:bidi="ar"/>
+              </w:rPr>
+              <w:t>Multiple servers</w:t>
+            </w:r>
+          </w:p>
+        </w:tc>
+      </w:tr>
+    </w:tbl>
+    <w:p>
+      <w:pPr>
+        <w:rPr>
+          <w:rFonts w:hint="default" w:ascii="Calibri" w:hAnsi="Calibri" w:cs="Calibri"/>
+          <w:vanish/>
+          <w:sz w:val="24"/>
+          <w:szCs w:val="24"/>
+        </w:rPr>
+      </w:pPr>
+    </w:p>
+    <w:tbl>
+      <w:tblPr>
+        <w:tblW w:w="0" w:type="auto"/>
+        <w:tblCellSpacing w:w="15" w:type="dxa"/>
+        <w:tblInd w:w="0" w:type="dxa"/>
+        <w:tblBorders>
+          <w:top w:val="none" w:color="auto" w:sz="0" w:space="0"/>
+          <w:left w:val="none" w:color="auto" w:sz="0" w:space="0"/>
+          <w:bottom w:val="none" w:color="auto" w:sz="0" w:space="0"/>
+          <w:right w:val="none" w:color="auto" w:sz="0" w:space="0"/>
+          <w:insideH w:val="none" w:color="auto" w:sz="0" w:space="0"/>
+          <w:insideV w:val="none" w:color="auto" w:sz="0" w:space="0"/>
+        </w:tblBorders>
+        <w:shd w:val="clear"/>
+        <w:tblLayout w:type="autofit"/>
+        <w:tblCellMar>
+          <w:top w:w="15" w:type="dxa"/>
+          <w:left w:w="15" w:type="dxa"/>
+          <w:bottom w:w="15" w:type="dxa"/>
+          <w:right w:w="15" w:type="dxa"/>
+        </w:tblCellMar>
+      </w:tblPr>
+      <w:tblGrid>
+        <w:gridCol w:w="2221"/>
+        <w:gridCol w:w="3300"/>
+      </w:tblGrid>
+      <w:tr>
+        <w:tblPrEx>
+          <w:tblBorders>
+            <w:top w:val="none" w:color="auto" w:sz="0" w:space="0"/>
+            <w:left w:val="none" w:color="auto" w:sz="0" w:space="0"/>
+            <w:bottom w:val="none" w:color="auto" w:sz="0" w:space="0"/>
+            <w:right w:val="none" w:color="auto" w:sz="0" w:space="0"/>
+            <w:insideH w:val="none" w:color="auto" w:sz="0" w:space="0"/>
+            <w:insideV w:val="none" w:color="auto" w:sz="0" w:space="0"/>
+          </w:tblBorders>
+          <w:shd w:val="clear"/>
+          <w:tblCellMar>
+            <w:top w:w="15" w:type="dxa"/>
+            <w:left w:w="15" w:type="dxa"/>
+            <w:bottom w:w="15" w:type="dxa"/>
+            <w:right w:w="15" w:type="dxa"/>
+          </w:tblCellMar>
+        </w:tblPrEx>
+        <w:trPr>
+          <w:tblCellSpacing w:w="15" w:type="dxa"/>
+        </w:trPr>
+        <w:tc>
+          <w:tcPr>
+            <w:tcW w:w="2176" w:type="dxa"/>
+            <w:shd w:val="clear"/>
+            <w:vAlign w:val="center"/>
+          </w:tcPr>
+          <w:p>
+            <w:pPr>
+              <w:keepNext w:val="0"/>
+              <w:keepLines w:val="0"/>
+              <w:widowControl/>
+              <w:suppressLineNumbers w:val="0"/>
+              <w:jc w:val="left"/>
+              <w:rPr>
+                <w:rFonts w:hint="default" w:ascii="Calibri" w:hAnsi="Calibri" w:cs="Calibri"/>
+                <w:sz w:val="24"/>
+                <w:szCs w:val="24"/>
+              </w:rPr>
+            </w:pPr>
+            <w:r>
+              <w:rPr>
+                <w:rFonts w:hint="default" w:ascii="Calibri" w:hAnsi="Calibri" w:eastAsia="SimSun" w:cs="Calibri"/>
+                <w:kern w:val="0"/>
+                <w:sz w:val="24"/>
+                <w:szCs w:val="24"/>
+                <w:lang w:val="en-US" w:eastAsia="zh-CN" w:bidi="ar"/>
+              </w:rPr>
+              <w:t>Memory only</w:t>
+            </w:r>
+          </w:p>
+        </w:tc>
+        <w:tc>
+          <w:tcPr>
+            <w:tcW w:w="3255" w:type="dxa"/>
+            <w:shd w:val="clear"/>
+            <w:vAlign w:val="center"/>
+          </w:tcPr>
+          <w:p>
+            <w:pPr>
+              <w:keepNext w:val="0"/>
+              <w:keepLines w:val="0"/>
+              <w:widowControl/>
+              <w:suppressLineNumbers w:val="0"/>
+              <w:jc w:val="left"/>
+              <w:rPr>
+                <w:rFonts w:hint="default" w:ascii="Calibri" w:hAnsi="Calibri" w:cs="Calibri"/>
+                <w:sz w:val="24"/>
+                <w:szCs w:val="24"/>
+              </w:rPr>
+            </w:pPr>
+            <w:r>
+              <w:rPr>
+                <w:rFonts w:hint="default" w:ascii="Calibri" w:hAnsi="Calibri" w:eastAsia="SimSun" w:cs="Calibri"/>
+                <w:kern w:val="0"/>
+                <w:sz w:val="24"/>
+                <w:szCs w:val="24"/>
+                <w:lang w:val="en-US" w:eastAsia="zh-CN" w:bidi="ar"/>
+              </w:rPr>
+              <w:t>Shared</w:t>
+            </w:r>
+          </w:p>
+        </w:tc>
+      </w:tr>
+    </w:tbl>
+    <w:p>
+      <w:pPr>
+        <w:rPr>
+          <w:rFonts w:hint="default" w:ascii="Calibri" w:hAnsi="Calibri" w:cs="Calibri"/>
+          <w:vanish/>
+          <w:sz w:val="24"/>
+          <w:szCs w:val="24"/>
+        </w:rPr>
+      </w:pPr>
+    </w:p>
+    <w:tbl>
+      <w:tblPr>
+        <w:tblW w:w="0" w:type="auto"/>
+        <w:tblCellSpacing w:w="15" w:type="dxa"/>
+        <w:tblInd w:w="0" w:type="dxa"/>
+        <w:tblBorders>
+          <w:top w:val="none" w:color="auto" w:sz="0" w:space="0"/>
+          <w:left w:val="none" w:color="auto" w:sz="0" w:space="0"/>
+          <w:bottom w:val="none" w:color="auto" w:sz="0" w:space="0"/>
+          <w:right w:val="none" w:color="auto" w:sz="0" w:space="0"/>
+          <w:insideH w:val="none" w:color="auto" w:sz="0" w:space="0"/>
+          <w:insideV w:val="none" w:color="auto" w:sz="0" w:space="0"/>
+        </w:tblBorders>
+        <w:shd w:val="clear"/>
+        <w:tblLayout w:type="autofit"/>
+        <w:tblCellMar>
+          <w:top w:w="15" w:type="dxa"/>
+          <w:left w:w="15" w:type="dxa"/>
+          <w:bottom w:w="15" w:type="dxa"/>
+          <w:right w:w="15" w:type="dxa"/>
+        </w:tblCellMar>
+      </w:tblPr>
+      <w:tblGrid>
+        <w:gridCol w:w="2234"/>
+        <w:gridCol w:w="3273"/>
+      </w:tblGrid>
+      <w:tr>
+        <w:tblPrEx>
+          <w:tblBorders>
+            <w:top w:val="none" w:color="auto" w:sz="0" w:space="0"/>
+            <w:left w:val="none" w:color="auto" w:sz="0" w:space="0"/>
+            <w:bottom w:val="none" w:color="auto" w:sz="0" w:space="0"/>
+            <w:right w:val="none" w:color="auto" w:sz="0" w:space="0"/>
+            <w:insideH w:val="none" w:color="auto" w:sz="0" w:space="0"/>
+            <w:insideV w:val="none" w:color="auto" w:sz="0" w:space="0"/>
+          </w:tblBorders>
+          <w:shd w:val="clear"/>
+          <w:tblCellMar>
+            <w:top w:w="15" w:type="dxa"/>
+            <w:left w:w="15" w:type="dxa"/>
+            <w:bottom w:w="15" w:type="dxa"/>
+            <w:right w:w="15" w:type="dxa"/>
+          </w:tblCellMar>
+        </w:tblPrEx>
+        <w:trPr>
+          <w:tblCellSpacing w:w="15" w:type="dxa"/>
+        </w:trPr>
+        <w:tc>
+          <w:tcPr>
+            <w:tcW w:w="2189" w:type="dxa"/>
+            <w:shd w:val="clear"/>
+            <w:vAlign w:val="center"/>
+          </w:tcPr>
+          <w:p>
+            <w:pPr>
+              <w:keepNext w:val="0"/>
+              <w:keepLines w:val="0"/>
+              <w:widowControl/>
+              <w:suppressLineNumbers w:val="0"/>
+              <w:jc w:val="left"/>
+              <w:rPr>
+                <w:rFonts w:hint="default" w:ascii="Calibri" w:hAnsi="Calibri" w:cs="Calibri"/>
+                <w:sz w:val="24"/>
+                <w:szCs w:val="24"/>
+              </w:rPr>
+            </w:pPr>
+            <w:r>
+              <w:rPr>
+                <w:rFonts w:hint="default" w:ascii="Calibri" w:hAnsi="Calibri" w:eastAsia="SimSun" w:cs="Calibri"/>
+                <w:kern w:val="0"/>
+                <w:sz w:val="24"/>
+                <w:szCs w:val="24"/>
+                <w:lang w:val="en-US" w:eastAsia="zh-CN" w:bidi="ar"/>
+              </w:rPr>
+              <w:t>Faster</w:t>
+            </w:r>
+          </w:p>
+        </w:tc>
+        <w:tc>
+          <w:tcPr>
+            <w:tcW w:w="3228" w:type="dxa"/>
+            <w:shd w:val="clear"/>
+            <w:vAlign w:val="center"/>
+          </w:tcPr>
+          <w:p>
+            <w:pPr>
+              <w:keepNext w:val="0"/>
+              <w:keepLines w:val="0"/>
+              <w:widowControl/>
+              <w:suppressLineNumbers w:val="0"/>
+              <w:jc w:val="left"/>
+              <w:rPr>
+                <w:rFonts w:hint="default" w:ascii="Calibri" w:hAnsi="Calibri" w:cs="Calibri"/>
+                <w:sz w:val="24"/>
+                <w:szCs w:val="24"/>
+              </w:rPr>
+            </w:pPr>
+            <w:r>
+              <w:rPr>
+                <w:rFonts w:hint="default" w:ascii="Calibri" w:hAnsi="Calibri" w:eastAsia="SimSun" w:cs="Calibri"/>
+                <w:kern w:val="0"/>
+                <w:sz w:val="24"/>
+                <w:szCs w:val="24"/>
+                <w:lang w:val="en-US" w:eastAsia="zh-CN" w:bidi="ar"/>
+              </w:rPr>
+              <w:t>Scalable</w:t>
+            </w:r>
+          </w:p>
+        </w:tc>
+      </w:tr>
+    </w:tbl>
+    <w:p>
+      <w:pPr>
+        <w:keepNext w:val="0"/>
+        <w:keepLines w:val="0"/>
+        <w:widowControl/>
+        <w:numPr>
+          <w:numId w:val="0"/>
+        </w:numPr>
+        <w:suppressLineNumbers w:val="0"/>
+        <w:tabs>
+          <w:tab w:val="left" w:pos="720"/>
+        </w:tabs>
+        <w:spacing w:before="0" w:beforeAutospacing="1" w:after="0" w:afterAutospacing="1"/>
+        <w:rPr>
+          <w:rFonts w:hint="default"/>
+          <w:b/>
+          <w:bCs/>
+          <w:sz w:val="24"/>
+          <w:szCs w:val="24"/>
+          <w:highlight w:val="yellow"/>
+          <w:lang w:val="en-US"/>
+        </w:rPr>
+      </w:pPr>
+    </w:p>
+    <w:p>
+      <w:pPr>
+        <w:keepNext w:val="0"/>
+        <w:keepLines w:val="0"/>
+        <w:widowControl/>
+        <w:numPr>
+          <w:numId w:val="0"/>
+        </w:numPr>
+        <w:suppressLineNumbers w:val="0"/>
+        <w:tabs>
+          <w:tab w:val="left" w:pos="720"/>
+        </w:tabs>
+        <w:spacing w:before="0" w:beforeAutospacing="1" w:after="0" w:afterAutospacing="1"/>
+        <w:rPr>
+          <w:rFonts w:hint="default"/>
+          <w:b/>
+          <w:bCs/>
+          <w:sz w:val="24"/>
+          <w:szCs w:val="24"/>
+          <w:highlight w:val="yellow"/>
+          <w:lang w:val="en-US"/>
+        </w:rPr>
+      </w:pPr>
+    </w:p>
+    <w:p>
+      <w:pPr>
+        <w:keepNext w:val="0"/>
+        <w:keepLines w:val="0"/>
+        <w:widowControl/>
+        <w:numPr>
+          <w:numId w:val="0"/>
+        </w:numPr>
+        <w:suppressLineNumbers w:val="0"/>
+        <w:tabs>
+          <w:tab w:val="left" w:pos="720"/>
+        </w:tabs>
+        <w:spacing w:before="0" w:beforeAutospacing="1" w:after="0" w:afterAutospacing="1"/>
+        <w:rPr>
+          <w:rFonts w:hint="default"/>
+          <w:b/>
+          <w:bCs/>
+          <w:sz w:val="24"/>
+          <w:szCs w:val="24"/>
+          <w:highlight w:val="yellow"/>
+          <w:lang w:val="en-US"/>
+        </w:rPr>
+      </w:pPr>
+    </w:p>
+    <w:p>
+      <w:pPr>
+        <w:keepNext w:val="0"/>
+        <w:keepLines w:val="0"/>
+        <w:widowControl/>
+        <w:numPr>
+          <w:numId w:val="0"/>
+        </w:numPr>
+        <w:suppressLineNumbers w:val="0"/>
+        <w:tabs>
+          <w:tab w:val="left" w:pos="720"/>
+        </w:tabs>
+        <w:spacing w:before="0" w:beforeAutospacing="1" w:after="0" w:afterAutospacing="1"/>
+        <w:rPr>
+          <w:rFonts w:hint="default"/>
+          <w:b/>
+          <w:bCs/>
+          <w:sz w:val="24"/>
+          <w:szCs w:val="24"/>
+          <w:highlight w:val="yellow"/>
+          <w:lang w:val="en-US"/>
+        </w:rPr>
+      </w:pPr>
+    </w:p>
+    <w:p>
+      <w:pPr>
+        <w:keepNext w:val="0"/>
+        <w:keepLines w:val="0"/>
+        <w:widowControl/>
+        <w:numPr>
+          <w:numId w:val="0"/>
+        </w:numPr>
+        <w:suppressLineNumbers w:val="0"/>
+        <w:tabs>
+          <w:tab w:val="left" w:pos="720"/>
+        </w:tabs>
+        <w:spacing w:before="0" w:beforeAutospacing="1" w:after="0" w:afterAutospacing="1"/>
+        <w:rPr>
+          <w:rFonts w:hint="default"/>
+          <w:b/>
+          <w:bCs/>
+          <w:sz w:val="24"/>
+          <w:szCs w:val="24"/>
+          <w:highlight w:val="yellow"/>
+          <w:lang w:val="en-US"/>
+        </w:rPr>
+      </w:pPr>
+    </w:p>
+    <w:p>
+      <w:pPr>
+        <w:keepNext w:val="0"/>
+        <w:keepLines w:val="0"/>
+        <w:widowControl/>
+        <w:numPr>
+          <w:numId w:val="0"/>
+        </w:numPr>
+        <w:suppressLineNumbers w:val="0"/>
+        <w:tabs>
+          <w:tab w:val="left" w:pos="720"/>
+        </w:tabs>
+        <w:spacing w:before="0" w:beforeAutospacing="1" w:after="0" w:afterAutospacing="1"/>
+        <w:rPr>
+          <w:rFonts w:hint="default"/>
+          <w:b/>
+          <w:bCs/>
+          <w:sz w:val="24"/>
+          <w:szCs w:val="24"/>
+          <w:highlight w:val="yellow"/>
+          <w:lang w:val="en-US"/>
+        </w:rPr>
+      </w:pPr>
+    </w:p>
+    <w:p>
+      <w:pPr>
+        <w:keepNext w:val="0"/>
+        <w:keepLines w:val="0"/>
+        <w:widowControl/>
+        <w:numPr>
+          <w:numId w:val="0"/>
+        </w:numPr>
+        <w:suppressLineNumbers w:val="0"/>
+        <w:tabs>
+          <w:tab w:val="left" w:pos="720"/>
+        </w:tabs>
+        <w:spacing w:before="0" w:beforeAutospacing="1" w:after="0" w:afterAutospacing="1"/>
+        <w:rPr>
+          <w:rFonts w:hint="default"/>
+          <w:b/>
+          <w:bCs/>
+          <w:sz w:val="24"/>
+          <w:szCs w:val="24"/>
+          <w:highlight w:val="yellow"/>
+          <w:lang w:val="en-US"/>
+        </w:rPr>
+      </w:pPr>
+    </w:p>
+    <w:p>
+      <w:pPr>
+        <w:keepNext w:val="0"/>
+        <w:keepLines w:val="0"/>
+        <w:widowControl/>
+        <w:numPr>
+          <w:numId w:val="0"/>
+        </w:numPr>
+        <w:suppressLineNumbers w:val="0"/>
+        <w:tabs>
+          <w:tab w:val="left" w:pos="720"/>
+        </w:tabs>
+        <w:spacing w:before="0" w:beforeAutospacing="1" w:after="0" w:afterAutospacing="1"/>
+        <w:rPr>
+          <w:rFonts w:hint="default"/>
+          <w:b/>
+          <w:bCs/>
+          <w:sz w:val="24"/>
+          <w:szCs w:val="24"/>
+          <w:highlight w:val="yellow"/>
+          <w:lang w:val="en-US"/>
+        </w:rPr>
+      </w:pPr>
+    </w:p>
+    <w:p>
+      <w:pPr>
+        <w:keepNext w:val="0"/>
+        <w:keepLines w:val="0"/>
+        <w:widowControl/>
+        <w:numPr>
+          <w:numId w:val="0"/>
+        </w:numPr>
+        <w:suppressLineNumbers w:val="0"/>
+        <w:tabs>
+          <w:tab w:val="left" w:pos="720"/>
+        </w:tabs>
+        <w:spacing w:before="0" w:beforeAutospacing="1" w:after="0" w:afterAutospacing="1"/>
+        <w:rPr>
+          <w:rFonts w:hint="default"/>
+          <w:b/>
+          <w:bCs/>
+          <w:sz w:val="24"/>
+          <w:szCs w:val="24"/>
+          <w:highlight w:val="yellow"/>
+          <w:lang w:val="en-US"/>
+        </w:rPr>
+      </w:pPr>
+    </w:p>
+    <w:p>
+      <w:pPr>
+        <w:keepNext w:val="0"/>
+        <w:keepLines w:val="0"/>
+        <w:widowControl/>
+        <w:numPr>
+          <w:numId w:val="0"/>
+        </w:numPr>
+        <w:suppressLineNumbers w:val="0"/>
+        <w:tabs>
+          <w:tab w:val="left" w:pos="720"/>
+        </w:tabs>
+        <w:spacing w:before="0" w:beforeAutospacing="1" w:after="0" w:afterAutospacing="1"/>
+        <w:rPr>
+          <w:rFonts w:hint="default"/>
+          <w:b/>
+          <w:bCs/>
+          <w:sz w:val="24"/>
+          <w:szCs w:val="24"/>
+          <w:highlight w:val="yellow"/>
+          <w:lang w:val="en-US"/>
+        </w:rPr>
+      </w:pPr>
+    </w:p>
+    <w:p>
+      <w:pPr>
+        <w:keepNext w:val="0"/>
+        <w:keepLines w:val="0"/>
+        <w:widowControl/>
+        <w:numPr>
+          <w:numId w:val="0"/>
+        </w:numPr>
+        <w:suppressLineNumbers w:val="0"/>
+        <w:tabs>
+          <w:tab w:val="left" w:pos="720"/>
+        </w:tabs>
+        <w:spacing w:before="0" w:beforeAutospacing="1" w:after="0" w:afterAutospacing="1"/>
+        <w:rPr>
+          <w:rFonts w:hint="default"/>
+          <w:sz w:val="24"/>
+          <w:szCs w:val="24"/>
+          <w:lang w:val="en-US"/>
+        </w:rPr>
+      </w:pPr>
+      <w:r>
+        <w:rPr>
+          <w:rFonts w:hint="default"/>
+          <w:b/>
+          <w:bCs/>
+          <w:sz w:val="24"/>
+          <w:szCs w:val="24"/>
+          <w:highlight w:val="yellow"/>
+          <w:lang w:val="en-US"/>
+        </w:rPr>
+        <w:t>Cache Patterns:</w:t>
+      </w:r>
+      <w:r>
+        <w:rPr>
+          <w:rFonts w:hint="default"/>
+          <w:b/>
+          <w:bCs/>
+          <w:sz w:val="24"/>
+          <w:szCs w:val="24"/>
+          <w:highlight w:val="yellow"/>
+          <w:lang w:val="en-US"/>
+        </w:rPr>
+        <w:br w:type="textWrapping"/>
+      </w:r>
+      <w:r>
+        <w:rPr>
+          <w:rFonts w:hint="default"/>
+          <w:sz w:val="24"/>
+          <w:szCs w:val="24"/>
+          <w:lang w:val="en-US"/>
+        </w:rPr>
+        <w:br w:type="textWrapping"/>
+      </w:r>
+      <w:r>
+        <w:rPr>
+          <w:rFonts w:hint="default"/>
+          <w:sz w:val="24"/>
+          <w:szCs w:val="24"/>
+          <w:lang w:val="en-US"/>
+        </w:rPr>
+        <w:t xml:space="preserve">i) </w:t>
+      </w:r>
+      <w:r>
+        <w:rPr>
+          <w:rFonts w:hint="default"/>
+          <w:b/>
+          <w:bCs/>
+          <w:sz w:val="24"/>
+          <w:szCs w:val="24"/>
+          <w:lang w:val="en-US"/>
+        </w:rPr>
+        <w:t xml:space="preserve">Cache-Aside pattern: </w:t>
+      </w:r>
+      <w:r>
+        <w:rPr>
+          <w:rFonts w:hint="default"/>
+          <w:b w:val="0"/>
+          <w:bCs w:val="0"/>
+          <w:sz w:val="24"/>
+          <w:szCs w:val="24"/>
+          <w:lang w:val="en-US"/>
+        </w:rPr>
+        <w:t xml:space="preserve">Most common. Lazy Loading. @Cacheable, @CacheEvict, @CachePut follow this pattern. </w:t>
+      </w:r>
+      <w:r>
+        <w:rPr>
+          <w:rFonts w:hint="default"/>
+          <w:sz w:val="24"/>
+          <w:szCs w:val="24"/>
+          <w:lang w:val="en-US"/>
+        </w:rPr>
+        <w:br w:type="textWrapping"/>
+      </w:r>
+      <w:r>
+        <w:drawing>
+          <wp:inline distT="0" distB="0" distL="114300" distR="114300">
+            <wp:extent cx="1838325" cy="3676650"/>
+            <wp:effectExtent l="0" t="0" r="9525" b="0"/>
+            <wp:docPr id="12" name="Picture 12"/>
+            <wp:cNvGraphicFramePr>
+              <a:graphicFrameLocks xmlns:a="http://schemas.openxmlformats.org/drawingml/2006/main" noChangeAspect="1"/>
+            </wp:cNvGraphicFramePr>
+            <a:graphic xmlns:a="http://schemas.openxmlformats.org/drawingml/2006/main">
+              <a:graphicData uri="http://schemas.openxmlformats.org/drawingml/2006/picture">
+                <pic:pic xmlns:pic="http://schemas.openxmlformats.org/drawingml/2006/picture">
+                  <pic:nvPicPr>
+                    <pic:cNvPr id="12" name="Picture 12"/>
+                    <pic:cNvPicPr>
+                      <a:picLocks noChangeAspect="1"/>
+                    </pic:cNvPicPr>
+                  </pic:nvPicPr>
+                  <pic:blipFill>
+                    <a:blip r:embed="rId14"/>
+                    <a:stretch>
+                      <a:fillRect/>
+                    </a:stretch>
+                  </pic:blipFill>
+                  <pic:spPr>
+                    <a:xfrm>
+                      <a:off x="0" y="0"/>
+                      <a:ext cx="1838325" cy="3676650"/>
+                    </a:xfrm>
+                    <a:prstGeom prst="rect">
+                      <a:avLst/>
+                    </a:prstGeom>
+                    <a:noFill/>
+                    <a:ln>
+                      <a:noFill/>
+                    </a:ln>
+                  </pic:spPr>
+                </pic:pic>
+              </a:graphicData>
+            </a:graphic>
+          </wp:inline>
+        </w:drawing>
+      </w:r>
+    </w:p>
+    <w:p>
+      <w:pPr>
+        <w:keepNext w:val="0"/>
+        <w:keepLines w:val="0"/>
+        <w:widowControl/>
+        <w:numPr>
+          <w:numId w:val="0"/>
+        </w:numPr>
+        <w:suppressLineNumbers w:val="0"/>
+        <w:tabs>
+          <w:tab w:val="left" w:pos="720"/>
+        </w:tabs>
+        <w:spacing w:before="0" w:beforeAutospacing="1" w:after="0" w:afterAutospacing="1"/>
+        <w:rPr>
+          <w:rFonts w:hint="default" w:ascii="Calibri" w:hAnsi="Calibri" w:eastAsia="SimSun" w:cs="Calibri"/>
+          <w:sz w:val="24"/>
+          <w:szCs w:val="24"/>
+          <w:lang w:val="en-US"/>
+        </w:rPr>
+      </w:pPr>
+      <w:r>
+        <w:rPr>
+          <w:rFonts w:hint="default" w:ascii="Calibri" w:hAnsi="Calibri" w:eastAsia="SimSun" w:cs="Calibri"/>
+          <w:sz w:val="24"/>
+          <w:szCs w:val="24"/>
+          <w:lang w:val="en-US"/>
+        </w:rPr>
+        <w:t xml:space="preserve">ii) </w:t>
+      </w:r>
+      <w:r>
+        <w:rPr>
+          <w:rFonts w:hint="default" w:ascii="Calibri" w:hAnsi="Calibri" w:eastAsia="SimSun" w:cs="Calibri"/>
+          <w:b/>
+          <w:bCs/>
+          <w:sz w:val="24"/>
+          <w:szCs w:val="24"/>
+          <w:lang w:val="en-US"/>
+        </w:rPr>
+        <w:t>Read Through</w:t>
+      </w:r>
+      <w:r>
+        <w:rPr>
+          <w:rFonts w:hint="default" w:ascii="Calibri" w:hAnsi="Calibri" w:eastAsia="SimSun" w:cs="Calibri"/>
+          <w:sz w:val="24"/>
+          <w:szCs w:val="24"/>
+          <w:lang w:val="en-US"/>
+        </w:rPr>
+        <w:t xml:space="preserve">: Application never talks to DB directly, always through cache. </w:t>
+      </w:r>
+      <w:r>
+        <w:rPr>
+          <w:rFonts w:hint="default" w:ascii="Calibri" w:hAnsi="Calibri" w:eastAsia="SimSun" w:cs="Calibri"/>
+          <w:sz w:val="24"/>
+          <w:szCs w:val="24"/>
+          <w:lang w:val="en-US"/>
+        </w:rPr>
+        <w:br w:type="textWrapping"/>
+      </w:r>
+      <w:r>
+        <w:rPr>
+          <w:rFonts w:hint="default" w:ascii="Calibri" w:hAnsi="Calibri" w:eastAsia="SimSun" w:cs="Calibri"/>
+          <w:sz w:val="24"/>
+          <w:szCs w:val="24"/>
+          <w:lang w:val="en-US"/>
+        </w:rPr>
+        <w:br w:type="textWrapping"/>
+      </w:r>
+      <w:r>
+        <w:rPr>
+          <w:rFonts w:hint="default" w:ascii="Calibri" w:hAnsi="Calibri" w:eastAsia="SimSun" w:cs="Calibri"/>
+          <w:sz w:val="24"/>
+          <w:szCs w:val="24"/>
+          <w:lang w:val="en-US"/>
+        </w:rPr>
+        <w:t xml:space="preserve">iii) </w:t>
+      </w:r>
+      <w:r>
+        <w:rPr>
+          <w:rFonts w:hint="default" w:ascii="Calibri" w:hAnsi="Calibri" w:eastAsia="SimSun" w:cs="Calibri"/>
+          <w:b/>
+          <w:bCs/>
+          <w:sz w:val="24"/>
+          <w:szCs w:val="24"/>
+          <w:lang w:val="en-US"/>
+        </w:rPr>
+        <w:t>Write Through</w:t>
+      </w:r>
+      <w:r>
+        <w:rPr>
+          <w:rFonts w:hint="default" w:ascii="Calibri" w:hAnsi="Calibri" w:eastAsia="SimSun" w:cs="Calibri"/>
+          <w:sz w:val="24"/>
+          <w:szCs w:val="24"/>
+          <w:lang w:val="en-US"/>
+        </w:rPr>
+        <w:t>: Whenever data is written, both cache and DB are updated immediately.</w:t>
+      </w:r>
+      <w:r>
+        <w:rPr>
+          <w:rFonts w:hint="default" w:ascii="Calibri" w:hAnsi="Calibri" w:eastAsia="SimSun" w:cs="Calibri"/>
+          <w:sz w:val="24"/>
+          <w:szCs w:val="24"/>
+          <w:lang w:val="en-US"/>
+        </w:rPr>
+        <w:br w:type="textWrapping"/>
+      </w:r>
+      <w:r>
+        <w:rPr>
+          <w:rFonts w:hint="default" w:ascii="Calibri" w:hAnsi="Calibri" w:eastAsia="SimSun" w:cs="Calibri"/>
+          <w:sz w:val="24"/>
+          <w:szCs w:val="24"/>
+          <w:lang w:val="en-US"/>
+        </w:rPr>
+        <w:br w:type="textWrapping"/>
+      </w:r>
+      <w:r>
+        <w:rPr>
+          <w:rFonts w:hint="default" w:ascii="Calibri" w:hAnsi="Calibri" w:eastAsia="SimSun" w:cs="Calibri"/>
+          <w:sz w:val="24"/>
+          <w:szCs w:val="24"/>
+          <w:lang w:val="en-US"/>
+        </w:rPr>
+        <w:t xml:space="preserve">iv) </w:t>
+      </w:r>
+      <w:r>
+        <w:rPr>
+          <w:rFonts w:hint="default" w:ascii="Calibri" w:hAnsi="Calibri" w:eastAsia="SimSun" w:cs="Calibri"/>
+          <w:b/>
+          <w:bCs/>
+          <w:sz w:val="24"/>
+          <w:szCs w:val="24"/>
+          <w:lang w:val="en-US"/>
+        </w:rPr>
+        <w:t>Write Behind (Write Back)</w:t>
+      </w:r>
+      <w:r>
+        <w:rPr>
+          <w:rFonts w:hint="default" w:ascii="Calibri" w:hAnsi="Calibri" w:eastAsia="SimSun" w:cs="Calibri"/>
+          <w:sz w:val="24"/>
+          <w:szCs w:val="24"/>
+          <w:lang w:val="en-US"/>
+        </w:rPr>
+        <w:t xml:space="preserve">: Write operation goes to the cache immediately, response is sent then a worker thread updates the DB later. Write operation are fast, ideal for high throughput applications. </w:t>
+      </w:r>
+    </w:p>
+    <w:p>
+      <w:pPr>
+        <w:keepNext w:val="0"/>
+        <w:keepLines w:val="0"/>
+        <w:widowControl/>
+        <w:numPr>
+          <w:numId w:val="0"/>
+        </w:numPr>
+        <w:suppressLineNumbers w:val="0"/>
+        <w:tabs>
+          <w:tab w:val="left" w:pos="720"/>
+        </w:tabs>
+        <w:spacing w:before="0" w:beforeAutospacing="1" w:after="0" w:afterAutospacing="1"/>
+        <w:rPr>
+          <w:rFonts w:hint="default" w:ascii="Calibri" w:hAnsi="Calibri" w:eastAsia="SimSun" w:cs="Calibri"/>
+          <w:sz w:val="24"/>
+          <w:szCs w:val="24"/>
+          <w:lang w:val="en-US"/>
+        </w:rPr>
+      </w:pPr>
+      <w:r>
+        <w:rPr>
+          <w:rFonts w:hint="default" w:ascii="Calibri" w:hAnsi="Calibri" w:eastAsia="SimSun" w:cs="Calibri"/>
+          <w:sz w:val="24"/>
+          <w:szCs w:val="24"/>
+          <w:lang w:val="en-US"/>
+        </w:rPr>
+        <w:t xml:space="preserve">Xii) </w:t>
+      </w:r>
+      <w:r>
+        <w:rPr>
+          <w:rFonts w:hint="default" w:ascii="Calibri" w:hAnsi="Calibri" w:eastAsia="SimSun" w:cs="Calibri"/>
+          <w:b/>
+          <w:bCs/>
+          <w:sz w:val="24"/>
+          <w:szCs w:val="24"/>
+          <w:highlight w:val="yellow"/>
+          <w:lang w:val="en-US"/>
+        </w:rPr>
+        <w:t>Logging</w:t>
+      </w:r>
+      <w:r>
+        <w:rPr>
+          <w:rFonts w:hint="default" w:ascii="Calibri" w:hAnsi="Calibri" w:eastAsia="SimSun" w:cs="Calibri"/>
+          <w:sz w:val="24"/>
+          <w:szCs w:val="24"/>
+          <w:lang w:val="en-US"/>
+        </w:rPr>
+        <w:br w:type="textWrapping"/>
+      </w:r>
+      <w:r>
+        <w:rPr>
+          <w:rFonts w:hint="default" w:ascii="Calibri" w:hAnsi="Calibri" w:eastAsia="SimSun" w:cs="Calibri"/>
+          <w:sz w:val="24"/>
+          <w:szCs w:val="24"/>
+          <w:lang w:val="en-US"/>
+        </w:rPr>
+        <w:t xml:space="preserve">Spring uses SLF4J (Facade API)  with Logback implementation. </w:t>
+      </w:r>
+      <w:r>
+        <w:rPr>
+          <w:rFonts w:hint="default" w:ascii="Calibri" w:hAnsi="Calibri" w:eastAsia="SimSun" w:cs="Calibri"/>
+          <w:sz w:val="24"/>
+          <w:szCs w:val="24"/>
+          <w:lang w:val="en-US"/>
+        </w:rPr>
+        <w:br w:type="textWrapping"/>
+      </w:r>
+    </w:p>
+    <w:tbl>
+      <w:tblPr>
+        <w:tblW w:w="0" w:type="auto"/>
+        <w:tblCellSpacing w:w="15" w:type="dxa"/>
+        <w:tblInd w:w="0" w:type="dxa"/>
+        <w:tblBorders>
+          <w:top w:val="none" w:color="auto" w:sz="0" w:space="0"/>
+          <w:left w:val="none" w:color="auto" w:sz="0" w:space="0"/>
+          <w:bottom w:val="none" w:color="auto" w:sz="0" w:space="0"/>
+          <w:right w:val="none" w:color="auto" w:sz="0" w:space="0"/>
+          <w:insideH w:val="none" w:color="auto" w:sz="0" w:space="0"/>
+          <w:insideV w:val="none" w:color="auto" w:sz="0" w:space="0"/>
+        </w:tblBorders>
+        <w:shd w:val="clear"/>
+        <w:tblLayout w:type="autofit"/>
+        <w:tblCellMar>
+          <w:top w:w="15" w:type="dxa"/>
+          <w:left w:w="15" w:type="dxa"/>
+          <w:bottom w:w="15" w:type="dxa"/>
+          <w:right w:w="15" w:type="dxa"/>
+        </w:tblCellMar>
+      </w:tblPr>
+      <w:tblGrid>
+        <w:gridCol w:w="776"/>
+        <w:gridCol w:w="6872"/>
+      </w:tblGrid>
+      <w:tr>
+        <w:tblPrEx>
+          <w:tblBorders>
+            <w:top w:val="none" w:color="auto" w:sz="0" w:space="0"/>
+            <w:left w:val="none" w:color="auto" w:sz="0" w:space="0"/>
+            <w:bottom w:val="none" w:color="auto" w:sz="0" w:space="0"/>
+            <w:right w:val="none" w:color="auto" w:sz="0" w:space="0"/>
+            <w:insideH w:val="none" w:color="auto" w:sz="0" w:space="0"/>
+            <w:insideV w:val="none" w:color="auto" w:sz="0" w:space="0"/>
+          </w:tblBorders>
+          <w:shd w:val="clear"/>
+          <w:tblCellMar>
+            <w:top w:w="15" w:type="dxa"/>
+            <w:left w:w="15" w:type="dxa"/>
+            <w:bottom w:w="15" w:type="dxa"/>
+            <w:right w:w="15" w:type="dxa"/>
+          </w:tblCellMar>
+        </w:tblPrEx>
+        <w:trPr>
+          <w:tblHeader/>
+          <w:tblCellSpacing w:w="15" w:type="dxa"/>
+        </w:trPr>
+        <w:tc>
+          <w:tcPr>
+            <w:tcW w:w="0" w:type="auto"/>
+            <w:shd w:val="clear"/>
+            <w:vAlign w:val="center"/>
+          </w:tcPr>
+          <w:p>
+            <w:pPr>
+              <w:keepNext w:val="0"/>
+              <w:keepLines w:val="0"/>
+              <w:widowControl/>
+              <w:suppressLineNumbers w:val="0"/>
+              <w:jc w:val="center"/>
+              <w:rPr>
+                <w:rFonts w:hint="default" w:ascii="Calibri" w:hAnsi="Calibri" w:cs="Calibri"/>
+                <w:b/>
+                <w:bCs/>
+                <w:sz w:val="24"/>
+                <w:szCs w:val="24"/>
+              </w:rPr>
+            </w:pPr>
+            <w:r>
+              <w:rPr>
+                <w:rFonts w:hint="default" w:ascii="Calibri" w:hAnsi="Calibri" w:eastAsia="SimSun" w:cs="Calibri"/>
+                <w:b/>
+                <w:bCs/>
+                <w:kern w:val="0"/>
+                <w:sz w:val="24"/>
+                <w:szCs w:val="24"/>
+                <w:lang w:val="en-US" w:eastAsia="zh-CN" w:bidi="ar"/>
+              </w:rPr>
+              <w:t>Level</w:t>
+            </w:r>
+          </w:p>
+        </w:tc>
+        <w:tc>
+          <w:tcPr>
+            <w:tcW w:w="6827" w:type="dxa"/>
+            <w:shd w:val="clear"/>
+            <w:vAlign w:val="center"/>
+          </w:tcPr>
+          <w:p>
+            <w:pPr>
+              <w:keepNext w:val="0"/>
+              <w:keepLines w:val="0"/>
+              <w:widowControl/>
+              <w:suppressLineNumbers w:val="0"/>
+              <w:jc w:val="center"/>
+              <w:rPr>
+                <w:rFonts w:hint="default" w:ascii="Calibri" w:hAnsi="Calibri" w:cs="Calibri"/>
+                <w:b/>
+                <w:bCs/>
+                <w:sz w:val="24"/>
+                <w:szCs w:val="24"/>
+              </w:rPr>
+            </w:pPr>
+            <w:r>
+              <w:rPr>
+                <w:rFonts w:hint="default" w:ascii="Calibri" w:hAnsi="Calibri" w:eastAsia="SimSun" w:cs="Calibri"/>
+                <w:b/>
+                <w:bCs/>
+                <w:kern w:val="0"/>
+                <w:sz w:val="24"/>
+                <w:szCs w:val="24"/>
+                <w:lang w:val="en-US" w:eastAsia="zh-CN" w:bidi="ar"/>
+              </w:rPr>
+              <w:t>Purpose</w:t>
+            </w:r>
+          </w:p>
+        </w:tc>
+      </w:tr>
+      <w:tr>
+        <w:tblPrEx>
+          <w:tblBorders>
+            <w:top w:val="none" w:color="auto" w:sz="0" w:space="0"/>
+            <w:left w:val="none" w:color="auto" w:sz="0" w:space="0"/>
+            <w:bottom w:val="none" w:color="auto" w:sz="0" w:space="0"/>
+            <w:right w:val="none" w:color="auto" w:sz="0" w:space="0"/>
+            <w:insideH w:val="none" w:color="auto" w:sz="0" w:space="0"/>
+            <w:insideV w:val="none" w:color="auto" w:sz="0" w:space="0"/>
+          </w:tblBorders>
+          <w:shd w:val="clear"/>
+          <w:tblCellMar>
+            <w:top w:w="15" w:type="dxa"/>
+            <w:left w:w="15" w:type="dxa"/>
+            <w:bottom w:w="15" w:type="dxa"/>
+            <w:right w:w="15" w:type="dxa"/>
+          </w:tblCellMar>
+        </w:tblPrEx>
+        <w:trPr>
+          <w:tblCellSpacing w:w="15" w:type="dxa"/>
+        </w:trPr>
+        <w:tc>
+          <w:tcPr>
+            <w:tcW w:w="0" w:type="auto"/>
+            <w:shd w:val="clear"/>
+            <w:vAlign w:val="center"/>
+          </w:tcPr>
+          <w:p>
+            <w:pPr>
+              <w:keepNext w:val="0"/>
+              <w:keepLines w:val="0"/>
+              <w:widowControl/>
+              <w:suppressLineNumbers w:val="0"/>
+              <w:jc w:val="left"/>
+              <w:rPr>
+                <w:rFonts w:hint="default" w:ascii="Calibri" w:hAnsi="Calibri" w:cs="Calibri"/>
+                <w:sz w:val="24"/>
+                <w:szCs w:val="24"/>
+              </w:rPr>
+            </w:pPr>
+            <w:r>
+              <w:rPr>
+                <w:rFonts w:hint="default" w:ascii="Calibri" w:hAnsi="Calibri" w:eastAsia="SimSun" w:cs="Calibri"/>
+                <w:kern w:val="0"/>
+                <w:sz w:val="24"/>
+                <w:szCs w:val="24"/>
+                <w:lang w:val="en-US" w:eastAsia="zh-CN" w:bidi="ar"/>
+              </w:rPr>
+              <w:t>TRACE</w:t>
+            </w:r>
+          </w:p>
+        </w:tc>
+        <w:tc>
+          <w:tcPr>
+            <w:tcW w:w="6827" w:type="dxa"/>
+            <w:shd w:val="clear"/>
+            <w:vAlign w:val="center"/>
+          </w:tcPr>
+          <w:p>
+            <w:pPr>
+              <w:keepNext w:val="0"/>
+              <w:keepLines w:val="0"/>
+              <w:widowControl/>
+              <w:suppressLineNumbers w:val="0"/>
+              <w:jc w:val="left"/>
+              <w:rPr>
+                <w:rFonts w:hint="default" w:ascii="Calibri" w:hAnsi="Calibri" w:cs="Calibri"/>
+                <w:sz w:val="24"/>
+                <w:szCs w:val="24"/>
+                <w:lang w:val="en-US"/>
+              </w:rPr>
+            </w:pPr>
+            <w:r>
+              <w:rPr>
+                <w:rFonts w:hint="default" w:ascii="Calibri" w:hAnsi="Calibri" w:eastAsia="SimSun" w:cs="Calibri"/>
+                <w:kern w:val="0"/>
+                <w:sz w:val="24"/>
+                <w:szCs w:val="24"/>
+                <w:lang w:val="en-US" w:eastAsia="zh-CN" w:bidi="ar"/>
+              </w:rPr>
+              <w:t>Detailed execution flow      //used for temporary investigating issues</w:t>
+            </w:r>
+          </w:p>
+        </w:tc>
+      </w:tr>
+      <w:tr>
+        <w:tblPrEx>
+          <w:tblBorders>
+            <w:top w:val="none" w:color="auto" w:sz="0" w:space="0"/>
+            <w:left w:val="none" w:color="auto" w:sz="0" w:space="0"/>
+            <w:bottom w:val="none" w:color="auto" w:sz="0" w:space="0"/>
+            <w:right w:val="none" w:color="auto" w:sz="0" w:space="0"/>
+            <w:insideH w:val="none" w:color="auto" w:sz="0" w:space="0"/>
+            <w:insideV w:val="none" w:color="auto" w:sz="0" w:space="0"/>
+          </w:tblBorders>
+          <w:shd w:val="clear"/>
+          <w:tblCellMar>
+            <w:top w:w="15" w:type="dxa"/>
+            <w:left w:w="15" w:type="dxa"/>
+            <w:bottom w:w="15" w:type="dxa"/>
+            <w:right w:w="15" w:type="dxa"/>
+          </w:tblCellMar>
+        </w:tblPrEx>
+        <w:trPr>
+          <w:tblCellSpacing w:w="15" w:type="dxa"/>
+        </w:trPr>
+        <w:tc>
+          <w:tcPr>
+            <w:tcW w:w="0" w:type="auto"/>
+            <w:shd w:val="clear"/>
+            <w:vAlign w:val="center"/>
+          </w:tcPr>
+          <w:p>
+            <w:pPr>
+              <w:keepNext w:val="0"/>
+              <w:keepLines w:val="0"/>
+              <w:widowControl/>
+              <w:suppressLineNumbers w:val="0"/>
+              <w:jc w:val="left"/>
+              <w:rPr>
+                <w:rFonts w:hint="default" w:ascii="Calibri" w:hAnsi="Calibri" w:cs="Calibri"/>
+                <w:sz w:val="24"/>
+                <w:szCs w:val="24"/>
+              </w:rPr>
+            </w:pPr>
+            <w:r>
+              <w:rPr>
+                <w:rFonts w:hint="default" w:ascii="Calibri" w:hAnsi="Calibri" w:eastAsia="SimSun" w:cs="Calibri"/>
+                <w:kern w:val="0"/>
+                <w:sz w:val="24"/>
+                <w:szCs w:val="24"/>
+                <w:lang w:val="en-US" w:eastAsia="zh-CN" w:bidi="ar"/>
+              </w:rPr>
+              <w:t>DEBUG</w:t>
+            </w:r>
+          </w:p>
+        </w:tc>
+        <w:tc>
+          <w:tcPr>
+            <w:tcW w:w="6827" w:type="dxa"/>
+            <w:shd w:val="clear"/>
+            <w:vAlign w:val="center"/>
+          </w:tcPr>
+          <w:p>
+            <w:pPr>
+              <w:keepNext w:val="0"/>
+              <w:keepLines w:val="0"/>
+              <w:widowControl/>
+              <w:suppressLineNumbers w:val="0"/>
+              <w:jc w:val="left"/>
+              <w:rPr>
+                <w:rFonts w:hint="default" w:ascii="Calibri" w:hAnsi="Calibri" w:cs="Calibri"/>
+                <w:sz w:val="24"/>
+                <w:szCs w:val="24"/>
+                <w:lang w:val="en-US"/>
+              </w:rPr>
+            </w:pPr>
+            <w:r>
+              <w:rPr>
+                <w:rFonts w:hint="default" w:ascii="Calibri" w:hAnsi="Calibri" w:eastAsia="SimSun" w:cs="Calibri"/>
+                <w:kern w:val="0"/>
+                <w:sz w:val="24"/>
+                <w:szCs w:val="24"/>
+                <w:lang w:val="en-US" w:eastAsia="zh-CN" w:bidi="ar"/>
+              </w:rPr>
+              <w:t xml:space="preserve">Developer debugging   </w:t>
+            </w:r>
+            <w:r>
+              <w:rPr>
+                <w:rFonts w:hint="default" w:ascii="Calibri" w:hAnsi="Calibri" w:eastAsia="SimSun" w:cs="Calibri"/>
+                <w:kern w:val="0"/>
+                <w:sz w:val="24"/>
+                <w:szCs w:val="24"/>
+                <w:lang w:val="en-US" w:eastAsia="zh-CN" w:bidi="ar"/>
+              </w:rPr>
+              <w:t>//used for temporary investigating issues</w:t>
+            </w:r>
+          </w:p>
+        </w:tc>
+      </w:tr>
+      <w:tr>
+        <w:tblPrEx>
+          <w:tblBorders>
+            <w:top w:val="none" w:color="auto" w:sz="0" w:space="0"/>
+            <w:left w:val="none" w:color="auto" w:sz="0" w:space="0"/>
+            <w:bottom w:val="none" w:color="auto" w:sz="0" w:space="0"/>
+            <w:right w:val="none" w:color="auto" w:sz="0" w:space="0"/>
+            <w:insideH w:val="none" w:color="auto" w:sz="0" w:space="0"/>
+            <w:insideV w:val="none" w:color="auto" w:sz="0" w:space="0"/>
+          </w:tblBorders>
+          <w:shd w:val="clear"/>
+          <w:tblCellMar>
+            <w:top w:w="15" w:type="dxa"/>
+            <w:left w:w="15" w:type="dxa"/>
+            <w:bottom w:w="15" w:type="dxa"/>
+            <w:right w:w="15" w:type="dxa"/>
+          </w:tblCellMar>
+        </w:tblPrEx>
+        <w:trPr>
+          <w:tblCellSpacing w:w="15" w:type="dxa"/>
+        </w:trPr>
+        <w:tc>
+          <w:tcPr>
+            <w:tcW w:w="0" w:type="auto"/>
+            <w:shd w:val="clear"/>
+            <w:vAlign w:val="center"/>
+          </w:tcPr>
+          <w:p>
+            <w:pPr>
+              <w:keepNext w:val="0"/>
+              <w:keepLines w:val="0"/>
+              <w:widowControl/>
+              <w:suppressLineNumbers w:val="0"/>
+              <w:jc w:val="left"/>
+              <w:rPr>
+                <w:rFonts w:hint="default" w:ascii="Calibri" w:hAnsi="Calibri" w:cs="Calibri"/>
+                <w:sz w:val="24"/>
+                <w:szCs w:val="24"/>
+              </w:rPr>
+            </w:pPr>
+            <w:r>
+              <w:rPr>
+                <w:rFonts w:hint="default" w:ascii="Calibri" w:hAnsi="Calibri" w:eastAsia="SimSun" w:cs="Calibri"/>
+                <w:kern w:val="0"/>
+                <w:sz w:val="24"/>
+                <w:szCs w:val="24"/>
+                <w:highlight w:val="yellow"/>
+                <w:lang w:val="en-US" w:eastAsia="zh-CN" w:bidi="ar"/>
+              </w:rPr>
+              <w:t>INFO</w:t>
+            </w:r>
+          </w:p>
+        </w:tc>
+        <w:tc>
+          <w:tcPr>
+            <w:tcW w:w="6827" w:type="dxa"/>
+            <w:shd w:val="clear"/>
+            <w:vAlign w:val="center"/>
+          </w:tcPr>
+          <w:p>
+            <w:pPr>
+              <w:keepNext w:val="0"/>
+              <w:keepLines w:val="0"/>
+              <w:widowControl/>
+              <w:suppressLineNumbers w:val="0"/>
+              <w:jc w:val="left"/>
+              <w:rPr>
+                <w:rFonts w:hint="default" w:ascii="Calibri" w:hAnsi="Calibri" w:cs="Calibri"/>
+                <w:sz w:val="24"/>
+                <w:szCs w:val="24"/>
+                <w:lang w:val="en-US"/>
+              </w:rPr>
+            </w:pPr>
+            <w:r>
+              <w:rPr>
+                <w:rFonts w:hint="default" w:ascii="Calibri" w:hAnsi="Calibri" w:eastAsia="SimSun" w:cs="Calibri"/>
+                <w:kern w:val="0"/>
+                <w:sz w:val="24"/>
+                <w:szCs w:val="24"/>
+                <w:lang w:val="en-US" w:eastAsia="zh-CN" w:bidi="ar"/>
+              </w:rPr>
+              <w:t>Business events       //Used in Prod</w:t>
+            </w:r>
+          </w:p>
+        </w:tc>
+      </w:tr>
+      <w:tr>
+        <w:tblPrEx>
+          <w:tblBorders>
+            <w:top w:val="none" w:color="auto" w:sz="0" w:space="0"/>
+            <w:left w:val="none" w:color="auto" w:sz="0" w:space="0"/>
+            <w:bottom w:val="none" w:color="auto" w:sz="0" w:space="0"/>
+            <w:right w:val="none" w:color="auto" w:sz="0" w:space="0"/>
+            <w:insideH w:val="none" w:color="auto" w:sz="0" w:space="0"/>
+            <w:insideV w:val="none" w:color="auto" w:sz="0" w:space="0"/>
+          </w:tblBorders>
+          <w:shd w:val="clear"/>
+          <w:tblCellMar>
+            <w:top w:w="15" w:type="dxa"/>
+            <w:left w:w="15" w:type="dxa"/>
+            <w:bottom w:w="15" w:type="dxa"/>
+            <w:right w:w="15" w:type="dxa"/>
+          </w:tblCellMar>
+        </w:tblPrEx>
+        <w:trPr>
+          <w:tblCellSpacing w:w="15" w:type="dxa"/>
+        </w:trPr>
+        <w:tc>
+          <w:tcPr>
+            <w:tcW w:w="0" w:type="auto"/>
+            <w:shd w:val="clear"/>
+            <w:vAlign w:val="center"/>
+          </w:tcPr>
+          <w:p>
+            <w:pPr>
+              <w:keepNext w:val="0"/>
+              <w:keepLines w:val="0"/>
+              <w:widowControl/>
+              <w:suppressLineNumbers w:val="0"/>
+              <w:jc w:val="left"/>
+              <w:rPr>
+                <w:rFonts w:hint="default" w:ascii="Calibri" w:hAnsi="Calibri" w:cs="Calibri"/>
+                <w:sz w:val="24"/>
+                <w:szCs w:val="24"/>
+              </w:rPr>
+            </w:pPr>
+            <w:r>
+              <w:rPr>
+                <w:rFonts w:hint="default" w:ascii="Calibri" w:hAnsi="Calibri" w:eastAsia="SimSun" w:cs="Calibri"/>
+                <w:kern w:val="0"/>
+                <w:sz w:val="24"/>
+                <w:szCs w:val="24"/>
+                <w:highlight w:val="yellow"/>
+                <w:lang w:val="en-US" w:eastAsia="zh-CN" w:bidi="ar"/>
+              </w:rPr>
+              <w:t>WARN</w:t>
+            </w:r>
+          </w:p>
+        </w:tc>
+        <w:tc>
+          <w:tcPr>
+            <w:tcW w:w="6827" w:type="dxa"/>
+            <w:shd w:val="clear"/>
+            <w:vAlign w:val="center"/>
+          </w:tcPr>
+          <w:p>
+            <w:pPr>
+              <w:keepNext w:val="0"/>
+              <w:keepLines w:val="0"/>
+              <w:widowControl/>
+              <w:suppressLineNumbers w:val="0"/>
+              <w:jc w:val="left"/>
+              <w:rPr>
+                <w:rFonts w:hint="default" w:ascii="Calibri" w:hAnsi="Calibri" w:cs="Calibri"/>
+                <w:sz w:val="24"/>
+                <w:szCs w:val="24"/>
+                <w:lang w:val="en-US"/>
+              </w:rPr>
+            </w:pPr>
+            <w:r>
+              <w:rPr>
+                <w:rFonts w:hint="default" w:ascii="Calibri" w:hAnsi="Calibri" w:eastAsia="SimSun" w:cs="Calibri"/>
+                <w:kern w:val="0"/>
+                <w:sz w:val="24"/>
+                <w:szCs w:val="24"/>
+                <w:lang w:val="en-US" w:eastAsia="zh-CN" w:bidi="ar"/>
+              </w:rPr>
+              <w:t>Unexpected but recoverable situations   //Used in PROD</w:t>
+            </w:r>
+          </w:p>
+        </w:tc>
+      </w:tr>
+      <w:tr>
+        <w:tblPrEx>
+          <w:tblBorders>
+            <w:top w:val="none" w:color="auto" w:sz="0" w:space="0"/>
+            <w:left w:val="none" w:color="auto" w:sz="0" w:space="0"/>
+            <w:bottom w:val="none" w:color="auto" w:sz="0" w:space="0"/>
+            <w:right w:val="none" w:color="auto" w:sz="0" w:space="0"/>
+            <w:insideH w:val="none" w:color="auto" w:sz="0" w:space="0"/>
+            <w:insideV w:val="none" w:color="auto" w:sz="0" w:space="0"/>
+          </w:tblBorders>
+          <w:shd w:val="clear"/>
+          <w:tblCellMar>
+            <w:top w:w="15" w:type="dxa"/>
+            <w:left w:w="15" w:type="dxa"/>
+            <w:bottom w:w="15" w:type="dxa"/>
+            <w:right w:w="15" w:type="dxa"/>
+          </w:tblCellMar>
+        </w:tblPrEx>
+        <w:trPr>
+          <w:tblCellSpacing w:w="15" w:type="dxa"/>
+        </w:trPr>
+        <w:tc>
+          <w:tcPr>
+            <w:tcW w:w="0" w:type="auto"/>
+            <w:shd w:val="clear"/>
+            <w:vAlign w:val="center"/>
+          </w:tcPr>
+          <w:p>
+            <w:pPr>
+              <w:keepNext w:val="0"/>
+              <w:keepLines w:val="0"/>
+              <w:widowControl/>
+              <w:suppressLineNumbers w:val="0"/>
+              <w:jc w:val="left"/>
+              <w:rPr>
+                <w:rFonts w:hint="default" w:ascii="Calibri" w:hAnsi="Calibri" w:cs="Calibri"/>
+                <w:sz w:val="24"/>
+                <w:szCs w:val="24"/>
+              </w:rPr>
+            </w:pPr>
+            <w:r>
+              <w:rPr>
+                <w:rFonts w:hint="default" w:ascii="Calibri" w:hAnsi="Calibri" w:eastAsia="SimSun" w:cs="Calibri"/>
+                <w:kern w:val="0"/>
+                <w:sz w:val="24"/>
+                <w:szCs w:val="24"/>
+                <w:highlight w:val="yellow"/>
+                <w:lang w:val="en-US" w:eastAsia="zh-CN" w:bidi="ar"/>
+              </w:rPr>
+              <w:t>ERROR</w:t>
+            </w:r>
+          </w:p>
+        </w:tc>
+        <w:tc>
+          <w:tcPr>
+            <w:tcW w:w="6827" w:type="dxa"/>
+            <w:shd w:val="clear"/>
+            <w:vAlign w:val="center"/>
+          </w:tcPr>
+          <w:p>
+            <w:pPr>
+              <w:keepNext w:val="0"/>
+              <w:keepLines w:val="0"/>
+              <w:widowControl/>
+              <w:suppressLineNumbers w:val="0"/>
+              <w:jc w:val="left"/>
+              <w:rPr>
+                <w:rFonts w:hint="default" w:ascii="Calibri" w:hAnsi="Calibri" w:cs="Calibri"/>
+                <w:sz w:val="24"/>
+                <w:szCs w:val="24"/>
+                <w:lang w:val="en-US"/>
+              </w:rPr>
+            </w:pPr>
+            <w:r>
+              <w:rPr>
+                <w:rFonts w:hint="default" w:ascii="Calibri" w:hAnsi="Calibri" w:eastAsia="SimSun" w:cs="Calibri"/>
+                <w:kern w:val="0"/>
+                <w:sz w:val="24"/>
+                <w:szCs w:val="24"/>
+                <w:lang w:val="en-US" w:eastAsia="zh-CN" w:bidi="ar"/>
+              </w:rPr>
+              <w:t>Failures requiring attention    // Used in PROD</w:t>
+            </w:r>
+          </w:p>
+        </w:tc>
+      </w:tr>
+    </w:tbl>
+    <w:p>
+      <w:pPr>
+        <w:keepNext w:val="0"/>
+        <w:keepLines w:val="0"/>
+        <w:widowControl/>
+        <w:numPr>
+          <w:numId w:val="0"/>
+        </w:numPr>
+        <w:suppressLineNumbers w:val="0"/>
+        <w:tabs>
+          <w:tab w:val="left" w:pos="720"/>
+        </w:tabs>
+        <w:spacing w:before="0" w:beforeAutospacing="1" w:after="0" w:afterAutospacing="1"/>
+        <w:rPr>
+          <w:rFonts w:hint="default" w:ascii="Calibri" w:hAnsi="Calibri" w:eastAsia="SimSun" w:cs="Calibri"/>
+          <w:sz w:val="24"/>
+          <w:szCs w:val="24"/>
+          <w:lang w:val="en-US"/>
+        </w:rPr>
+      </w:pPr>
+    </w:p>
+    <w:p>
+      <w:pPr>
+        <w:keepNext w:val="0"/>
+        <w:keepLines w:val="0"/>
+        <w:widowControl/>
+        <w:numPr>
+          <w:numId w:val="0"/>
+        </w:numPr>
+        <w:suppressLineNumbers w:val="0"/>
+        <w:tabs>
+          <w:tab w:val="left" w:pos="720"/>
+        </w:tabs>
+        <w:spacing w:before="0" w:beforeAutospacing="1" w:after="0" w:afterAutospacing="1"/>
+        <w:rPr>
+          <w:rFonts w:hint="default" w:ascii="Calibri" w:hAnsi="Calibri" w:eastAsia="SimSun" w:cs="Calibri"/>
+          <w:sz w:val="24"/>
+          <w:szCs w:val="24"/>
+          <w:lang w:val="en-US"/>
+        </w:rPr>
+      </w:pPr>
+      <w:r>
+        <w:rPr>
+          <w:rFonts w:hint="default" w:ascii="Calibri" w:hAnsi="Calibri" w:eastAsia="SimSun" w:cs="Calibri"/>
+          <w:b/>
+          <w:bCs/>
+          <w:sz w:val="24"/>
+          <w:szCs w:val="24"/>
+          <w:highlight w:val="yellow"/>
+          <w:lang w:val="en-US"/>
+        </w:rPr>
+        <w:t>MDC (Mapped Diagnostic Context)</w:t>
+      </w:r>
+      <w:r>
+        <w:rPr>
+          <w:rFonts w:hint="default" w:ascii="Calibri" w:hAnsi="Calibri" w:eastAsia="SimSun" w:cs="Calibri"/>
+          <w:sz w:val="24"/>
+          <w:szCs w:val="24"/>
+          <w:lang w:val="en-US"/>
+        </w:rPr>
+        <w:br w:type="textWrapping"/>
+      </w:r>
+      <w:r>
+        <w:rPr>
+          <w:rFonts w:hint="default" w:ascii="Calibri" w:hAnsi="Calibri" w:eastAsia="SimSun" w:cs="Calibri"/>
+          <w:sz w:val="24"/>
+          <w:szCs w:val="24"/>
+          <w:lang w:val="en-US"/>
+        </w:rPr>
+        <w:t xml:space="preserve">It stores request-specific information in thread-local storage. Every log automatically includes </w:t>
+      </w:r>
+      <w:r>
+        <w:rPr>
+          <w:rFonts w:hint="default" w:ascii="Calibri" w:hAnsi="Calibri" w:eastAsia="SimSun" w:cs="Calibri"/>
+          <w:sz w:val="24"/>
+          <w:szCs w:val="24"/>
+          <w:highlight w:val="yellow"/>
+          <w:lang w:val="en-US"/>
+        </w:rPr>
+        <w:t>Request ID, User ID, Transaction ID</w:t>
+      </w:r>
+      <w:r>
+        <w:rPr>
+          <w:rFonts w:hint="default" w:ascii="Calibri" w:hAnsi="Calibri" w:eastAsia="SimSun" w:cs="Calibri"/>
+          <w:sz w:val="24"/>
+          <w:szCs w:val="24"/>
+          <w:lang w:val="en-US"/>
+        </w:rPr>
+        <w:t xml:space="preserve">. Without MDC it is impossible to identify which log belong to which request. </w:t>
+      </w:r>
+      <w:r>
+        <w:rPr>
+          <w:rFonts w:hint="default" w:ascii="Calibri" w:hAnsi="Calibri" w:eastAsia="SimSun" w:cs="Calibri"/>
+          <w:sz w:val="24"/>
+          <w:szCs w:val="24"/>
+          <w:lang w:val="en-US"/>
+        </w:rPr>
+        <w:br w:type="textWrapping"/>
+      </w:r>
+      <w:r>
+        <w:rPr>
+          <w:rFonts w:hint="default" w:ascii="Calibri" w:hAnsi="Calibri" w:eastAsia="SimSun" w:cs="Calibri"/>
+          <w:sz w:val="24"/>
+          <w:szCs w:val="24"/>
+          <w:lang w:val="en-US"/>
+        </w:rPr>
+        <w:br w:type="textWrapping"/>
+      </w:r>
+      <w:r>
+        <w:rPr>
+          <w:rFonts w:hint="default" w:ascii="Calibri" w:hAnsi="Calibri" w:eastAsia="SimSun" w:cs="Calibri"/>
+          <w:sz w:val="24"/>
+          <w:szCs w:val="24"/>
+          <w:lang w:val="en-US"/>
+        </w:rPr>
+        <w:t>MDC.put("requestId", uuid);</w:t>
+      </w:r>
+      <w:r>
+        <w:rPr>
+          <w:rFonts w:hint="default" w:ascii="Calibri" w:hAnsi="Calibri" w:eastAsia="SimSun" w:cs="Calibri"/>
+          <w:sz w:val="24"/>
+          <w:szCs w:val="24"/>
+          <w:lang w:val="en-US"/>
+        </w:rPr>
+        <w:br w:type="textWrapping"/>
+      </w:r>
+      <w:r>
+        <w:rPr>
+          <w:rFonts w:hint="default" w:ascii="Calibri" w:hAnsi="Calibri" w:eastAsia="SimSun" w:cs="Calibri"/>
+          <w:sz w:val="24"/>
+          <w:szCs w:val="24"/>
+          <w:lang w:val="en-US"/>
+        </w:rPr>
+        <w:t>log.info("Order created");</w:t>
+      </w:r>
+      <w:r>
+        <w:rPr>
+          <w:rFonts w:hint="default" w:ascii="Calibri" w:hAnsi="Calibri" w:eastAsia="SimSun" w:cs="Calibri"/>
+          <w:sz w:val="24"/>
+          <w:szCs w:val="24"/>
+          <w:lang w:val="en-US"/>
+        </w:rPr>
+        <w:br w:type="textWrapping"/>
+      </w:r>
+      <w:r>
+        <w:rPr>
+          <w:rFonts w:hint="default" w:ascii="Calibri" w:hAnsi="Calibri" w:eastAsia="SimSun" w:cs="Calibri"/>
+          <w:sz w:val="24"/>
+          <w:szCs w:val="24"/>
+          <w:lang w:val="en-US"/>
+        </w:rPr>
+        <w:t>MDC.clear();</w:t>
+      </w:r>
+      <w:r>
+        <w:rPr>
+          <w:rFonts w:hint="default" w:ascii="Calibri" w:hAnsi="Calibri" w:eastAsia="SimSun" w:cs="Calibri"/>
+          <w:sz w:val="24"/>
+          <w:szCs w:val="24"/>
+          <w:lang w:val="en-US"/>
+        </w:rPr>
+        <w:br w:type="textWrapping"/>
+      </w:r>
+      <w:r>
+        <w:rPr>
+          <w:rFonts w:hint="default" w:ascii="Calibri" w:hAnsi="Calibri" w:eastAsia="SimSun" w:cs="Calibri"/>
+          <w:sz w:val="24"/>
+          <w:szCs w:val="24"/>
+          <w:lang w:val="en-US"/>
+        </w:rPr>
+        <w:br w:type="textWrapping"/>
+      </w:r>
+      <w:r>
+        <w:rPr>
+          <w:rFonts w:hint="default" w:ascii="Calibri" w:hAnsi="Calibri" w:eastAsia="SimSun" w:cs="Calibri"/>
+          <w:sz w:val="24"/>
+          <w:szCs w:val="24"/>
+          <w:lang w:val="en-US"/>
+        </w:rPr>
+        <w:t>log output: requestId=12345 Order created</w:t>
+      </w:r>
+    </w:p>
+    <w:p>
+      <w:pPr>
+        <w:keepNext w:val="0"/>
+        <w:keepLines w:val="0"/>
+        <w:widowControl/>
+        <w:numPr>
+          <w:numId w:val="0"/>
+        </w:numPr>
+        <w:suppressLineNumbers w:val="0"/>
+        <w:tabs>
+          <w:tab w:val="left" w:pos="720"/>
+        </w:tabs>
+        <w:spacing w:before="0" w:beforeAutospacing="1" w:after="0" w:afterAutospacing="1"/>
+        <w:rPr>
+          <w:rFonts w:hint="default" w:ascii="Calibri" w:hAnsi="Calibri" w:eastAsia="SimSun" w:cs="Calibri"/>
+          <w:sz w:val="24"/>
+          <w:szCs w:val="24"/>
+          <w:lang w:val="en-US"/>
+        </w:rPr>
+      </w:pPr>
+      <w:r>
+        <w:rPr>
+          <w:rFonts w:hint="default" w:ascii="Calibri" w:hAnsi="Calibri" w:eastAsia="SimSun" w:cs="Calibri"/>
+          <w:sz w:val="24"/>
+          <w:szCs w:val="24"/>
+          <w:highlight w:val="yellow"/>
+          <w:lang w:val="en-US"/>
+        </w:rPr>
+        <w:t>Correlation ID</w:t>
+      </w:r>
+      <w:r>
+        <w:rPr>
+          <w:rFonts w:hint="default" w:ascii="Calibri" w:hAnsi="Calibri" w:eastAsia="SimSun" w:cs="Calibri"/>
+          <w:sz w:val="24"/>
+          <w:szCs w:val="24"/>
+          <w:lang w:val="en-US"/>
+        </w:rPr>
+        <w:t xml:space="preserve">: A unique ID attached to every request. It flows through every service. </w:t>
+      </w:r>
+      <w:r>
+        <w:rPr>
+          <w:rFonts w:hint="default" w:ascii="Calibri" w:hAnsi="Calibri" w:eastAsia="SimSun" w:cs="Calibri"/>
+          <w:sz w:val="24"/>
+          <w:szCs w:val="24"/>
+          <w:lang w:val="en-US"/>
+        </w:rPr>
+        <w:br w:type="textWrapping"/>
+      </w:r>
+      <w:r>
+        <w:rPr>
+          <w:rFonts w:hint="default" w:ascii="Calibri" w:hAnsi="Calibri" w:eastAsia="SimSun" w:cs="Calibri"/>
+          <w:sz w:val="24"/>
+          <w:szCs w:val="24"/>
+          <w:lang w:val="en-US"/>
+        </w:rPr>
+        <w:t xml:space="preserve">In order to propagate it through every downstream service we send it through HTTP header </w:t>
+      </w:r>
+      <w:r>
+        <w:rPr>
+          <w:rFonts w:hint="default" w:ascii="Calibri" w:hAnsi="Calibri" w:eastAsia="SimSun" w:cs="Calibri"/>
+          <w:b/>
+          <w:bCs/>
+          <w:sz w:val="24"/>
+          <w:szCs w:val="24"/>
+          <w:lang w:val="en-US"/>
+        </w:rPr>
+        <w:t>X-Correlation-ID.</w:t>
+      </w:r>
+      <w:r>
+        <w:rPr>
+          <w:rFonts w:hint="default" w:ascii="Calibri" w:hAnsi="Calibri" w:eastAsia="SimSun" w:cs="Calibri"/>
+          <w:sz w:val="24"/>
+          <w:szCs w:val="24"/>
+          <w:lang w:val="en-US"/>
+        </w:rPr>
+        <w:br w:type="textWrapping"/>
+      </w:r>
+    </w:p>
+    <w:tbl>
+      <w:tblPr>
+        <w:tblW w:w="0" w:type="auto"/>
+        <w:tblCellSpacing w:w="15" w:type="dxa"/>
+        <w:tblInd w:w="0" w:type="dxa"/>
+        <w:tblBorders>
+          <w:top w:val="none" w:color="auto" w:sz="0" w:space="0"/>
+          <w:left w:val="none" w:color="auto" w:sz="0" w:space="0"/>
+          <w:bottom w:val="none" w:color="auto" w:sz="0" w:space="0"/>
+          <w:right w:val="none" w:color="auto" w:sz="0" w:space="0"/>
+          <w:insideH w:val="none" w:color="auto" w:sz="0" w:space="0"/>
+          <w:insideV w:val="none" w:color="auto" w:sz="0" w:space="0"/>
+        </w:tblBorders>
+        <w:shd w:val="clear"/>
+        <w:tblLayout w:type="autofit"/>
+        <w:tblCellMar>
+          <w:top w:w="15" w:type="dxa"/>
+          <w:left w:w="15" w:type="dxa"/>
+          <w:bottom w:w="15" w:type="dxa"/>
+          <w:right w:w="15" w:type="dxa"/>
+        </w:tblCellMar>
+      </w:tblPr>
+      <w:tblGrid>
+        <w:gridCol w:w="3516"/>
+        <w:gridCol w:w="3832"/>
+      </w:tblGrid>
+      <w:tr>
+        <w:tblPrEx>
+          <w:tblBorders>
+            <w:top w:val="none" w:color="auto" w:sz="0" w:space="0"/>
+            <w:left w:val="none" w:color="auto" w:sz="0" w:space="0"/>
+            <w:bottom w:val="none" w:color="auto" w:sz="0" w:space="0"/>
+            <w:right w:val="none" w:color="auto" w:sz="0" w:space="0"/>
+            <w:insideH w:val="none" w:color="auto" w:sz="0" w:space="0"/>
+            <w:insideV w:val="none" w:color="auto" w:sz="0" w:space="0"/>
+          </w:tblBorders>
+          <w:shd w:val="clear"/>
+          <w:tblCellMar>
+            <w:top w:w="15" w:type="dxa"/>
+            <w:left w:w="15" w:type="dxa"/>
+            <w:bottom w:w="15" w:type="dxa"/>
+            <w:right w:w="15" w:type="dxa"/>
+          </w:tblCellMar>
+        </w:tblPrEx>
+        <w:trPr>
+          <w:tblHeader/>
+          <w:tblCellSpacing w:w="15" w:type="dxa"/>
+        </w:trPr>
+        <w:tc>
+          <w:tcPr>
+            <w:tcW w:w="3471" w:type="dxa"/>
+            <w:shd w:val="clear"/>
+            <w:vAlign w:val="center"/>
+          </w:tcPr>
+          <w:p>
+            <w:pPr>
+              <w:keepNext w:val="0"/>
+              <w:keepLines w:val="0"/>
+              <w:widowControl/>
+              <w:suppressLineNumbers w:val="0"/>
+              <w:jc w:val="center"/>
+              <w:rPr>
+                <w:rFonts w:hint="default" w:ascii="Calibri" w:hAnsi="Calibri" w:cs="Calibri"/>
+                <w:b/>
+                <w:bCs/>
+                <w:sz w:val="24"/>
+                <w:szCs w:val="24"/>
+              </w:rPr>
+            </w:pPr>
+            <w:r>
+              <w:rPr>
+                <w:rFonts w:hint="default" w:ascii="Calibri" w:hAnsi="Calibri" w:eastAsia="SimSun" w:cs="Calibri"/>
+                <w:b/>
+                <w:bCs/>
+                <w:kern w:val="0"/>
+                <w:sz w:val="24"/>
+                <w:szCs w:val="24"/>
+                <w:lang w:val="en-US" w:eastAsia="zh-CN" w:bidi="ar"/>
+              </w:rPr>
+              <w:t>Request ID</w:t>
+            </w:r>
+          </w:p>
+        </w:tc>
+        <w:tc>
+          <w:tcPr>
+            <w:tcW w:w="3787" w:type="dxa"/>
+            <w:shd w:val="clear"/>
+            <w:vAlign w:val="center"/>
+          </w:tcPr>
+          <w:p>
+            <w:pPr>
+              <w:keepNext w:val="0"/>
+              <w:keepLines w:val="0"/>
+              <w:widowControl/>
+              <w:suppressLineNumbers w:val="0"/>
+              <w:jc w:val="center"/>
+              <w:rPr>
+                <w:rFonts w:hint="default" w:ascii="Calibri" w:hAnsi="Calibri" w:cs="Calibri"/>
+                <w:b/>
+                <w:bCs/>
+                <w:sz w:val="24"/>
+                <w:szCs w:val="24"/>
+              </w:rPr>
+            </w:pPr>
+            <w:r>
+              <w:rPr>
+                <w:rFonts w:hint="default" w:ascii="Calibri" w:hAnsi="Calibri" w:eastAsia="SimSun" w:cs="Calibri"/>
+                <w:b/>
+                <w:bCs/>
+                <w:kern w:val="0"/>
+                <w:sz w:val="24"/>
+                <w:szCs w:val="24"/>
+                <w:lang w:val="en-US" w:eastAsia="zh-CN" w:bidi="ar"/>
+              </w:rPr>
+              <w:t>Correlation ID</w:t>
+            </w:r>
+          </w:p>
+        </w:tc>
+      </w:tr>
+    </w:tbl>
+    <w:p>
+      <w:pPr>
+        <w:rPr>
+          <w:rFonts w:hint="default" w:ascii="Calibri" w:hAnsi="Calibri" w:cs="Calibri"/>
+          <w:vanish/>
+          <w:sz w:val="24"/>
+          <w:szCs w:val="24"/>
+        </w:rPr>
+      </w:pPr>
+    </w:p>
+    <w:tbl>
+      <w:tblPr>
+        <w:tblW w:w="0" w:type="auto"/>
+        <w:tblCellSpacing w:w="15" w:type="dxa"/>
+        <w:tblInd w:w="0" w:type="dxa"/>
+        <w:tblBorders>
+          <w:top w:val="none" w:color="auto" w:sz="0" w:space="0"/>
+          <w:left w:val="none" w:color="auto" w:sz="0" w:space="0"/>
+          <w:bottom w:val="none" w:color="auto" w:sz="0" w:space="0"/>
+          <w:right w:val="none" w:color="auto" w:sz="0" w:space="0"/>
+          <w:insideH w:val="none" w:color="auto" w:sz="0" w:space="0"/>
+          <w:insideV w:val="none" w:color="auto" w:sz="0" w:space="0"/>
+        </w:tblBorders>
+        <w:shd w:val="clear"/>
+        <w:tblLayout w:type="autofit"/>
+        <w:tblCellMar>
+          <w:top w:w="15" w:type="dxa"/>
+          <w:left w:w="15" w:type="dxa"/>
+          <w:bottom w:w="15" w:type="dxa"/>
+          <w:right w:w="15" w:type="dxa"/>
+        </w:tblCellMar>
+      </w:tblPr>
+      <w:tblGrid>
+        <w:gridCol w:w="3516"/>
+        <w:gridCol w:w="3791"/>
+      </w:tblGrid>
+      <w:tr>
+        <w:tblPrEx>
+          <w:tblBorders>
+            <w:top w:val="none" w:color="auto" w:sz="0" w:space="0"/>
+            <w:left w:val="none" w:color="auto" w:sz="0" w:space="0"/>
+            <w:bottom w:val="none" w:color="auto" w:sz="0" w:space="0"/>
+            <w:right w:val="none" w:color="auto" w:sz="0" w:space="0"/>
+            <w:insideH w:val="none" w:color="auto" w:sz="0" w:space="0"/>
+            <w:insideV w:val="none" w:color="auto" w:sz="0" w:space="0"/>
+          </w:tblBorders>
+          <w:shd w:val="clear"/>
+          <w:tblCellMar>
+            <w:top w:w="15" w:type="dxa"/>
+            <w:left w:w="15" w:type="dxa"/>
+            <w:bottom w:w="15" w:type="dxa"/>
+            <w:right w:w="15" w:type="dxa"/>
+          </w:tblCellMar>
+        </w:tblPrEx>
+        <w:trPr>
+          <w:tblCellSpacing w:w="15" w:type="dxa"/>
+        </w:trPr>
+        <w:tc>
+          <w:tcPr>
+            <w:tcW w:w="3471" w:type="dxa"/>
+            <w:shd w:val="clear"/>
+            <w:vAlign w:val="center"/>
+          </w:tcPr>
+          <w:p>
+            <w:pPr>
+              <w:keepNext w:val="0"/>
+              <w:keepLines w:val="0"/>
+              <w:widowControl/>
+              <w:suppressLineNumbers w:val="0"/>
+              <w:jc w:val="left"/>
+              <w:rPr>
+                <w:rFonts w:hint="default" w:ascii="Calibri" w:hAnsi="Calibri" w:cs="Calibri"/>
+                <w:sz w:val="24"/>
+                <w:szCs w:val="24"/>
+              </w:rPr>
+            </w:pPr>
+            <w:r>
+              <w:rPr>
+                <w:rFonts w:hint="default" w:ascii="Calibri" w:hAnsi="Calibri" w:eastAsia="SimSun" w:cs="Calibri"/>
+                <w:kern w:val="0"/>
+                <w:sz w:val="24"/>
+                <w:szCs w:val="24"/>
+                <w:lang w:val="en-US" w:eastAsia="zh-CN" w:bidi="ar"/>
+              </w:rPr>
+              <w:t>Unique to one service request</w:t>
+            </w:r>
+          </w:p>
+        </w:tc>
+        <w:tc>
+          <w:tcPr>
+            <w:tcW w:w="3746" w:type="dxa"/>
+            <w:shd w:val="clear"/>
+            <w:vAlign w:val="center"/>
+          </w:tcPr>
+          <w:p>
+            <w:pPr>
+              <w:keepNext w:val="0"/>
+              <w:keepLines w:val="0"/>
+              <w:widowControl/>
+              <w:suppressLineNumbers w:val="0"/>
+              <w:jc w:val="left"/>
+              <w:rPr>
+                <w:rFonts w:hint="default" w:ascii="Calibri" w:hAnsi="Calibri" w:cs="Calibri"/>
+                <w:sz w:val="24"/>
+                <w:szCs w:val="24"/>
+              </w:rPr>
+            </w:pPr>
+            <w:r>
+              <w:rPr>
+                <w:rFonts w:hint="default" w:ascii="Calibri" w:hAnsi="Calibri" w:eastAsia="SimSun" w:cs="Calibri"/>
+                <w:kern w:val="0"/>
+                <w:sz w:val="24"/>
+                <w:szCs w:val="24"/>
+                <w:lang w:val="en-US" w:eastAsia="zh-CN" w:bidi="ar"/>
+              </w:rPr>
+              <w:t>Shared across multiple services</w:t>
+            </w:r>
+          </w:p>
+        </w:tc>
+      </w:tr>
+    </w:tbl>
+    <w:p>
+      <w:pPr>
+        <w:rPr>
+          <w:rFonts w:hint="default" w:ascii="Calibri" w:hAnsi="Calibri" w:cs="Calibri"/>
+          <w:vanish/>
+          <w:sz w:val="24"/>
+          <w:szCs w:val="24"/>
+        </w:rPr>
+      </w:pPr>
+    </w:p>
+    <w:tbl>
+      <w:tblPr>
+        <w:tblW w:w="0" w:type="auto"/>
+        <w:tblCellSpacing w:w="15" w:type="dxa"/>
+        <w:tblInd w:w="0" w:type="dxa"/>
+        <w:tblBorders>
+          <w:top w:val="none" w:color="auto" w:sz="0" w:space="0"/>
+          <w:left w:val="none" w:color="auto" w:sz="0" w:space="0"/>
+          <w:bottom w:val="none" w:color="auto" w:sz="0" w:space="0"/>
+          <w:right w:val="none" w:color="auto" w:sz="0" w:space="0"/>
+          <w:insideH w:val="none" w:color="auto" w:sz="0" w:space="0"/>
+          <w:insideV w:val="none" w:color="auto" w:sz="0" w:space="0"/>
+        </w:tblBorders>
+        <w:shd w:val="clear"/>
+        <w:tblLayout w:type="autofit"/>
+        <w:tblCellMar>
+          <w:top w:w="15" w:type="dxa"/>
+          <w:left w:w="15" w:type="dxa"/>
+          <w:bottom w:w="15" w:type="dxa"/>
+          <w:right w:w="15" w:type="dxa"/>
+        </w:tblCellMar>
+      </w:tblPr>
+      <w:tblGrid>
+        <w:gridCol w:w="3544"/>
+        <w:gridCol w:w="3777"/>
+      </w:tblGrid>
+      <w:tr>
+        <w:tblPrEx>
+          <w:tblBorders>
+            <w:top w:val="none" w:color="auto" w:sz="0" w:space="0"/>
+            <w:left w:val="none" w:color="auto" w:sz="0" w:space="0"/>
+            <w:bottom w:val="none" w:color="auto" w:sz="0" w:space="0"/>
+            <w:right w:val="none" w:color="auto" w:sz="0" w:space="0"/>
+            <w:insideH w:val="none" w:color="auto" w:sz="0" w:space="0"/>
+            <w:insideV w:val="none" w:color="auto" w:sz="0" w:space="0"/>
+          </w:tblBorders>
+          <w:shd w:val="clear"/>
+          <w:tblCellMar>
+            <w:top w:w="15" w:type="dxa"/>
+            <w:left w:w="15" w:type="dxa"/>
+            <w:bottom w:w="15" w:type="dxa"/>
+            <w:right w:w="15" w:type="dxa"/>
+          </w:tblCellMar>
+        </w:tblPrEx>
+        <w:trPr>
+          <w:tblCellSpacing w:w="15" w:type="dxa"/>
+        </w:trPr>
+        <w:tc>
+          <w:tcPr>
+            <w:tcW w:w="3499" w:type="dxa"/>
+            <w:shd w:val="clear"/>
+            <w:vAlign w:val="center"/>
+          </w:tcPr>
+          <w:p>
+            <w:pPr>
+              <w:keepNext w:val="0"/>
+              <w:keepLines w:val="0"/>
+              <w:widowControl/>
+              <w:suppressLineNumbers w:val="0"/>
+              <w:jc w:val="left"/>
+              <w:rPr>
+                <w:rFonts w:hint="default" w:ascii="Calibri" w:hAnsi="Calibri" w:cs="Calibri"/>
+                <w:sz w:val="24"/>
+                <w:szCs w:val="24"/>
+              </w:rPr>
+            </w:pPr>
+            <w:r>
+              <w:rPr>
+                <w:rFonts w:hint="default" w:ascii="Calibri" w:hAnsi="Calibri" w:eastAsia="SimSun" w:cs="Calibri"/>
+                <w:kern w:val="0"/>
+                <w:sz w:val="24"/>
+                <w:szCs w:val="24"/>
+                <w:lang w:val="en-US" w:eastAsia="zh-CN" w:bidi="ar"/>
+              </w:rPr>
+              <w:t>Local</w:t>
+            </w:r>
+          </w:p>
+        </w:tc>
+        <w:tc>
+          <w:tcPr>
+            <w:tcW w:w="3732" w:type="dxa"/>
+            <w:shd w:val="clear"/>
+            <w:vAlign w:val="center"/>
+          </w:tcPr>
+          <w:p>
+            <w:pPr>
+              <w:keepNext w:val="0"/>
+              <w:keepLines w:val="0"/>
+              <w:widowControl/>
+              <w:suppressLineNumbers w:val="0"/>
+              <w:jc w:val="left"/>
+              <w:rPr>
+                <w:rFonts w:hint="default" w:ascii="Calibri" w:hAnsi="Calibri" w:cs="Calibri"/>
+                <w:sz w:val="24"/>
+                <w:szCs w:val="24"/>
+              </w:rPr>
+            </w:pPr>
+            <w:r>
+              <w:rPr>
+                <w:rFonts w:hint="default" w:ascii="Calibri" w:hAnsi="Calibri" w:eastAsia="SimSun" w:cs="Calibri"/>
+                <w:kern w:val="0"/>
+                <w:sz w:val="24"/>
+                <w:szCs w:val="24"/>
+                <w:lang w:val="en-US" w:eastAsia="zh-CN" w:bidi="ar"/>
+              </w:rPr>
+              <w:t>Distributed tracing</w:t>
+            </w:r>
+          </w:p>
+        </w:tc>
+      </w:tr>
+    </w:tbl>
+    <w:p>
+      <w:pPr>
+        <w:keepNext w:val="0"/>
+        <w:keepLines w:val="0"/>
+        <w:widowControl/>
+        <w:numPr>
+          <w:numId w:val="0"/>
+        </w:numPr>
+        <w:suppressLineNumbers w:val="0"/>
+        <w:tabs>
+          <w:tab w:val="left" w:pos="720"/>
+        </w:tabs>
+        <w:spacing w:before="0" w:beforeAutospacing="1" w:after="0" w:afterAutospacing="1"/>
+        <w:rPr>
+          <w:rFonts w:hint="default" w:ascii="Calibri" w:hAnsi="Calibri" w:eastAsia="SimSun" w:cs="Calibri"/>
+          <w:sz w:val="24"/>
+          <w:szCs w:val="24"/>
+        </w:rPr>
+      </w:pPr>
+      <w:r>
+        <w:rPr>
+          <w:rFonts w:hint="default" w:ascii="Calibri" w:hAnsi="Calibri" w:eastAsia="SimSun" w:cs="Calibri"/>
+          <w:sz w:val="24"/>
+          <w:szCs w:val="24"/>
+          <w:highlight w:val="yellow"/>
+          <w:lang w:val="en-US"/>
+        </w:rPr>
+        <w:t>Structured Logging:</w:t>
+      </w:r>
+      <w:r>
+        <w:rPr>
+          <w:rFonts w:hint="default" w:ascii="Calibri" w:hAnsi="Calibri" w:eastAsia="SimSun" w:cs="Calibri"/>
+          <w:sz w:val="24"/>
+          <w:szCs w:val="24"/>
+          <w:lang w:val="en-US"/>
+        </w:rPr>
+        <w:t xml:space="preserve"> Useful for ELK, Splunk, OpenSearch for metrics visualization. </w:t>
+      </w:r>
+      <w:r>
+        <w:rPr>
+          <w:rFonts w:hint="default" w:ascii="Calibri" w:hAnsi="Calibri" w:eastAsia="SimSun" w:cs="Calibri"/>
+          <w:sz w:val="24"/>
+          <w:szCs w:val="24"/>
+          <w:lang w:val="en-US"/>
+        </w:rPr>
+        <w:br w:type="textWrapping"/>
+      </w:r>
+      <w:r>
+        <w:rPr>
+          <w:rFonts w:hint="default" w:ascii="Calibri" w:hAnsi="Calibri" w:eastAsia="SimSun" w:cs="Calibri"/>
+          <w:sz w:val="24"/>
+          <w:szCs w:val="24"/>
+          <w:lang w:val="en-US"/>
+        </w:rPr>
+        <w:t>Instead of logging: Employee created</w:t>
+      </w:r>
+      <w:r>
+        <w:rPr>
+          <w:rFonts w:hint="default" w:ascii="Calibri" w:hAnsi="Calibri" w:eastAsia="SimSun" w:cs="Calibri"/>
+          <w:sz w:val="24"/>
+          <w:szCs w:val="24"/>
+          <w:lang w:val="en-US"/>
+        </w:rPr>
+        <w:br w:type="textWrapping"/>
+      </w:r>
+      <w:r>
+        <w:rPr>
+          <w:rFonts w:hint="default" w:ascii="Calibri" w:hAnsi="Calibri" w:eastAsia="SimSun" w:cs="Calibri"/>
+          <w:sz w:val="24"/>
+          <w:szCs w:val="24"/>
+          <w:lang w:val="en-US"/>
+        </w:rPr>
+        <w:t>Use:</w:t>
+      </w:r>
+      <w:r>
+        <w:rPr>
+          <w:rFonts w:hint="default" w:ascii="Calibri" w:hAnsi="Calibri" w:eastAsia="SimSun" w:cs="Calibri"/>
+          <w:sz w:val="24"/>
+          <w:szCs w:val="24"/>
+          <w:lang w:val="en-US"/>
+        </w:rPr>
+        <w:br w:type="textWrapping"/>
+      </w:r>
+      <w:r>
+        <w:rPr>
+          <w:rFonts w:hint="default" w:ascii="Calibri" w:hAnsi="Calibri" w:eastAsia="SimSun" w:cs="Calibri"/>
+          <w:sz w:val="24"/>
+          <w:szCs w:val="24"/>
+        </w:rPr>
+        <w:t>{</w:t>
+      </w:r>
+      <w:r>
+        <w:rPr>
+          <w:rFonts w:hint="default" w:ascii="Calibri" w:hAnsi="Calibri" w:eastAsia="SimSun" w:cs="Calibri"/>
+          <w:sz w:val="24"/>
+          <w:szCs w:val="24"/>
+        </w:rPr>
+        <w:br w:type="textWrapping"/>
+      </w:r>
+      <w:r>
+        <w:rPr>
+          <w:rFonts w:hint="default" w:ascii="Calibri" w:hAnsi="Calibri" w:eastAsia="SimSun" w:cs="Calibri"/>
+          <w:sz w:val="24"/>
+          <w:szCs w:val="24"/>
+        </w:rPr>
+        <w:t>"employeeId":100,</w:t>
+      </w:r>
+      <w:r>
+        <w:rPr>
+          <w:rFonts w:hint="default" w:ascii="Calibri" w:hAnsi="Calibri" w:eastAsia="SimSun" w:cs="Calibri"/>
+          <w:sz w:val="24"/>
+          <w:szCs w:val="24"/>
+        </w:rPr>
+        <w:br w:type="textWrapping"/>
+      </w:r>
+      <w:r>
+        <w:rPr>
+          <w:rFonts w:hint="default" w:ascii="Calibri" w:hAnsi="Calibri" w:eastAsia="SimSun" w:cs="Calibri"/>
+          <w:sz w:val="24"/>
+          <w:szCs w:val="24"/>
+        </w:rPr>
+        <w:t>"department":"IT",</w:t>
+      </w:r>
+      <w:r>
+        <w:rPr>
+          <w:rFonts w:hint="default" w:ascii="Calibri" w:hAnsi="Calibri" w:eastAsia="SimSun" w:cs="Calibri"/>
+          <w:sz w:val="24"/>
+          <w:szCs w:val="24"/>
+        </w:rPr>
+        <w:br w:type="textWrapping"/>
+      </w:r>
+      <w:r>
+        <w:rPr>
+          <w:rFonts w:hint="default" w:ascii="Calibri" w:hAnsi="Calibri" w:eastAsia="SimSun" w:cs="Calibri"/>
+          <w:sz w:val="24"/>
+          <w:szCs w:val="24"/>
+        </w:rPr>
+        <w:t>"status":"SUCCESS"</w:t>
+      </w:r>
+      <w:r>
+        <w:rPr>
+          <w:rFonts w:hint="default" w:ascii="Calibri" w:hAnsi="Calibri" w:eastAsia="SimSun" w:cs="Calibri"/>
+          <w:sz w:val="24"/>
+          <w:szCs w:val="24"/>
+        </w:rPr>
+        <w:br w:type="textWrapping"/>
+      </w:r>
+      <w:r>
+        <w:rPr>
+          <w:rFonts w:hint="default" w:ascii="Calibri" w:hAnsi="Calibri" w:eastAsia="SimSun" w:cs="Calibri"/>
+          <w:sz w:val="24"/>
+          <w:szCs w:val="24"/>
+        </w:rPr>
+        <w:t>}</w:t>
+      </w:r>
+    </w:p>
+    <w:p>
+      <w:pPr>
+        <w:keepNext w:val="0"/>
+        <w:keepLines w:val="0"/>
+        <w:widowControl/>
+        <w:numPr>
+          <w:numId w:val="0"/>
+        </w:numPr>
+        <w:suppressLineNumbers w:val="0"/>
+        <w:tabs>
+          <w:tab w:val="left" w:pos="720"/>
+        </w:tabs>
+        <w:spacing w:before="0" w:beforeAutospacing="1" w:after="0" w:afterAutospacing="1"/>
+        <w:rPr>
+          <w:rFonts w:hint="default" w:ascii="Calibri" w:hAnsi="Calibri" w:eastAsia="SimSun" w:cs="Calibri"/>
+          <w:sz w:val="24"/>
+          <w:szCs w:val="24"/>
+          <w:lang w:val="en-US"/>
+        </w:rPr>
+      </w:pPr>
+      <w:r>
+        <w:rPr>
+          <w:rFonts w:hint="default" w:ascii="Calibri" w:hAnsi="Calibri" w:eastAsia="SimSun" w:cs="Calibri"/>
+          <w:sz w:val="24"/>
+          <w:szCs w:val="24"/>
+          <w:highlight w:val="yellow"/>
+          <w:lang w:val="en-US"/>
+        </w:rPr>
+        <w:t>Exception Logging</w:t>
+      </w:r>
+      <w:r>
+        <w:rPr>
+          <w:rFonts w:hint="default" w:ascii="Calibri" w:hAnsi="Calibri" w:eastAsia="SimSun" w:cs="Calibri"/>
+          <w:sz w:val="24"/>
+          <w:szCs w:val="24"/>
+          <w:lang w:val="en-US"/>
+        </w:rPr>
+        <w:t xml:space="preserve">: </w:t>
+      </w:r>
+      <w:r>
+        <w:rPr>
+          <w:rFonts w:hint="default" w:ascii="Calibri" w:hAnsi="Calibri" w:eastAsia="SimSun" w:cs="Calibri"/>
+          <w:sz w:val="24"/>
+          <w:szCs w:val="24"/>
+          <w:lang w:val="en-US"/>
+        </w:rPr>
+        <w:br w:type="textWrapping"/>
+      </w:r>
+      <w:r>
+        <w:rPr>
+          <w:rFonts w:hint="default" w:ascii="Calibri" w:hAnsi="Calibri" w:eastAsia="SimSun" w:cs="Calibri"/>
+          <w:sz w:val="24"/>
+          <w:szCs w:val="24"/>
+          <w:lang w:val="en-US"/>
+        </w:rPr>
+        <w:t>Preferred:</w:t>
+      </w:r>
+      <w:r>
+        <w:rPr>
+          <w:rFonts w:hint="default" w:ascii="Calibri" w:hAnsi="Calibri" w:eastAsia="SimSun" w:cs="Calibri"/>
+          <w:sz w:val="24"/>
+          <w:szCs w:val="24"/>
+          <w:lang w:val="en-US"/>
+        </w:rPr>
+        <w:br w:type="textWrapping"/>
+      </w:r>
+      <w:r>
+        <w:rPr>
+          <w:rFonts w:hint="default" w:ascii="Calibri" w:hAnsi="Calibri" w:eastAsia="SimSun" w:cs="Calibri"/>
+          <w:sz w:val="24"/>
+          <w:szCs w:val="24"/>
+          <w:lang w:val="en-US"/>
+        </w:rPr>
+        <w:t>log.error("Payment failed", ex);</w:t>
+      </w:r>
+      <w:r>
+        <w:rPr>
+          <w:rFonts w:hint="default" w:ascii="Calibri" w:hAnsi="Calibri" w:eastAsia="SimSun" w:cs="Calibri"/>
+          <w:sz w:val="24"/>
+          <w:szCs w:val="24"/>
+          <w:lang w:val="en-US"/>
+        </w:rPr>
+        <w:tab/>
+        <w:t>//full stack trace logged</w:t>
+      </w:r>
+      <w:r>
+        <w:rPr>
+          <w:rFonts w:hint="default" w:ascii="Calibri" w:hAnsi="Calibri" w:eastAsia="SimSun" w:cs="Calibri"/>
+          <w:sz w:val="24"/>
+          <w:szCs w:val="24"/>
+          <w:lang w:val="en-US"/>
+        </w:rPr>
+        <w:br w:type="textWrapping"/>
+      </w:r>
+      <w:r>
+        <w:rPr>
+          <w:rFonts w:hint="default" w:ascii="Calibri" w:hAnsi="Calibri" w:eastAsia="SimSun" w:cs="Calibri"/>
+          <w:sz w:val="24"/>
+          <w:szCs w:val="24"/>
+          <w:lang w:val="en-US"/>
+        </w:rPr>
+        <w:br w:type="textWrapping"/>
+      </w:r>
+      <w:r>
+        <w:rPr>
+          <w:rFonts w:hint="default" w:ascii="Calibri" w:hAnsi="Calibri" w:eastAsia="SimSun" w:cs="Calibri"/>
+          <w:sz w:val="24"/>
+          <w:szCs w:val="24"/>
+          <w:lang w:val="en-US"/>
+        </w:rPr>
+        <w:t>Avoid:</w:t>
+      </w:r>
+      <w:r>
+        <w:rPr>
+          <w:rFonts w:hint="default" w:ascii="Calibri" w:hAnsi="Calibri" w:eastAsia="SimSun" w:cs="Calibri"/>
+          <w:sz w:val="24"/>
+          <w:szCs w:val="24"/>
+          <w:lang w:val="en-US"/>
+        </w:rPr>
+        <w:br w:type="textWrapping"/>
+      </w:r>
+      <w:r>
+        <w:rPr>
+          <w:rFonts w:hint="default" w:ascii="Calibri" w:hAnsi="Calibri" w:eastAsia="SimSun" w:cs="Calibri"/>
+          <w:sz w:val="24"/>
+          <w:szCs w:val="24"/>
+          <w:lang w:val="en-US"/>
+        </w:rPr>
+        <w:t>log.error(ex.getMessage());</w:t>
+      </w:r>
+    </w:p>
+    <w:p>
+      <w:pPr>
+        <w:keepNext w:val="0"/>
+        <w:keepLines w:val="0"/>
+        <w:widowControl/>
+        <w:numPr>
+          <w:numId w:val="0"/>
+        </w:numPr>
+        <w:suppressLineNumbers w:val="0"/>
+        <w:tabs>
+          <w:tab w:val="left" w:pos="720"/>
+        </w:tabs>
+        <w:spacing w:before="0" w:beforeAutospacing="1" w:after="0" w:afterAutospacing="1"/>
+        <w:rPr>
+          <w:rFonts w:hint="default" w:ascii="Calibri" w:hAnsi="Calibri" w:cs="Calibri"/>
+          <w:sz w:val="24"/>
+          <w:szCs w:val="24"/>
+          <w:lang w:val="en-US"/>
+        </w:rPr>
+      </w:pPr>
+      <w:r>
+        <w:rPr>
+          <w:rFonts w:hint="default" w:ascii="Calibri" w:hAnsi="Calibri" w:cs="Calibri"/>
+          <w:sz w:val="24"/>
+          <w:szCs w:val="24"/>
+          <w:highlight w:val="yellow"/>
+          <w:lang w:val="en-US"/>
+        </w:rPr>
+        <w:t>Centralized Logging</w:t>
+      </w:r>
+      <w:r>
+        <w:rPr>
+          <w:rFonts w:hint="default" w:ascii="Calibri" w:hAnsi="Calibri" w:cs="Calibri"/>
+          <w:sz w:val="24"/>
+          <w:szCs w:val="24"/>
+          <w:lang w:val="en-US"/>
+        </w:rPr>
+        <w:t>:</w:t>
+      </w:r>
+      <w:r>
+        <w:rPr>
+          <w:rFonts w:hint="default" w:ascii="Calibri" w:hAnsi="Calibri" w:cs="Calibri"/>
+          <w:sz w:val="24"/>
+          <w:szCs w:val="24"/>
+          <w:lang w:val="en-US"/>
+        </w:rPr>
+        <w:br w:type="textWrapping"/>
+      </w:r>
+      <w:r>
+        <w:rPr>
+          <w:rFonts w:hint="default" w:ascii="Calibri" w:hAnsi="Calibri" w:cs="Calibri"/>
+          <w:sz w:val="24"/>
+          <w:szCs w:val="24"/>
+          <w:lang w:val="en-US"/>
+        </w:rPr>
+        <w:t xml:space="preserve">All services send logs to one place ELK/OpenSearch/Splunk. </w:t>
+      </w:r>
+      <w:r>
+        <w:rPr>
+          <w:rFonts w:hint="default" w:ascii="Calibri" w:hAnsi="Calibri" w:cs="Calibri"/>
+          <w:sz w:val="24"/>
+          <w:szCs w:val="24"/>
+          <w:lang w:val="en-US"/>
+        </w:rPr>
+        <w:br w:type="textWrapping"/>
+      </w:r>
+      <w:r>
+        <w:rPr>
+          <w:rFonts w:hint="default" w:ascii="Calibri" w:hAnsi="Calibri" w:cs="Calibri"/>
+          <w:sz w:val="24"/>
+          <w:szCs w:val="24"/>
+          <w:lang w:val="en-US"/>
+        </w:rPr>
+        <w:t>Store + Search + Visualize</w:t>
+      </w:r>
+    </w:p>
+    <w:p>
+      <w:pPr>
+        <w:keepNext w:val="0"/>
+        <w:keepLines w:val="0"/>
+        <w:widowControl/>
+        <w:numPr>
+          <w:numId w:val="0"/>
+        </w:numPr>
+        <w:suppressLineNumbers w:val="0"/>
+        <w:tabs>
+          <w:tab w:val="left" w:pos="720"/>
+        </w:tabs>
+        <w:spacing w:before="0" w:beforeAutospacing="1" w:after="0" w:afterAutospacing="1"/>
+        <w:rPr>
+          <w:rFonts w:hint="default" w:ascii="Calibri" w:hAnsi="Calibri" w:cs="Calibri"/>
+          <w:sz w:val="24"/>
+          <w:szCs w:val="24"/>
+          <w:lang w:val="en-US"/>
+        </w:rPr>
+      </w:pPr>
+      <w:r>
+        <w:rPr>
+          <w:rFonts w:hint="default" w:ascii="Calibri" w:hAnsi="Calibri" w:cs="Calibri"/>
+          <w:sz w:val="24"/>
+          <w:szCs w:val="24"/>
+          <w:highlight w:val="yellow"/>
+          <w:lang w:val="en-US"/>
+        </w:rPr>
+        <w:t>E</w:t>
+      </w:r>
+      <w:r>
+        <w:rPr>
+          <w:rFonts w:hint="default" w:ascii="Calibri" w:hAnsi="Calibri" w:cs="Calibri"/>
+          <w:sz w:val="24"/>
+          <w:szCs w:val="24"/>
+          <w:lang w:val="en-US"/>
+        </w:rPr>
+        <w:t>: Elastic Search</w:t>
+      </w:r>
+      <w:r>
+        <w:rPr>
+          <w:rFonts w:hint="default" w:ascii="Calibri" w:hAnsi="Calibri" w:cs="Calibri"/>
+          <w:sz w:val="24"/>
+          <w:szCs w:val="24"/>
+          <w:lang w:val="en-US"/>
+        </w:rPr>
+        <w:tab/>
+      </w:r>
+      <w:r>
+        <w:rPr>
+          <w:rFonts w:hint="default" w:ascii="Calibri" w:hAnsi="Calibri" w:cs="Calibri"/>
+          <w:sz w:val="24"/>
+          <w:szCs w:val="24"/>
+          <w:highlight w:val="yellow"/>
+          <w:lang w:val="en-US"/>
+        </w:rPr>
+        <w:t>L</w:t>
+      </w:r>
+      <w:r>
+        <w:rPr>
+          <w:rFonts w:hint="default" w:ascii="Calibri" w:hAnsi="Calibri" w:cs="Calibri"/>
+          <w:sz w:val="24"/>
+          <w:szCs w:val="24"/>
+          <w:lang w:val="en-US"/>
+        </w:rPr>
+        <w:t>: Logstash</w:t>
+      </w:r>
+      <w:r>
+        <w:rPr>
+          <w:rFonts w:hint="default" w:ascii="Calibri" w:hAnsi="Calibri" w:cs="Calibri"/>
+          <w:sz w:val="24"/>
+          <w:szCs w:val="24"/>
+          <w:lang w:val="en-US"/>
+        </w:rPr>
+        <w:tab/>
+      </w:r>
+      <w:r>
+        <w:rPr>
+          <w:rFonts w:hint="default" w:ascii="Calibri" w:hAnsi="Calibri" w:cs="Calibri"/>
+          <w:sz w:val="24"/>
+          <w:szCs w:val="24"/>
+          <w:highlight w:val="yellow"/>
+          <w:lang w:val="en-US"/>
+        </w:rPr>
+        <w:t>K</w:t>
+      </w:r>
+      <w:r>
+        <w:rPr>
+          <w:rFonts w:hint="default" w:ascii="Calibri" w:hAnsi="Calibri" w:cs="Calibri"/>
+          <w:sz w:val="24"/>
+          <w:szCs w:val="24"/>
+          <w:lang w:val="en-US"/>
+        </w:rPr>
+        <w:t>: Kibana</w:t>
+      </w:r>
+      <w:r>
+        <w:rPr>
+          <w:rFonts w:hint="default" w:ascii="Calibri" w:hAnsi="Calibri" w:cs="Calibri"/>
+          <w:sz w:val="24"/>
+          <w:szCs w:val="24"/>
+          <w:lang w:val="en-US"/>
+        </w:rPr>
+        <w:br w:type="textWrapping"/>
+      </w:r>
+    </w:p>
+    <w:p>
+      <w:pPr>
+        <w:keepNext w:val="0"/>
+        <w:keepLines w:val="0"/>
+        <w:widowControl/>
+        <w:numPr>
+          <w:numId w:val="0"/>
+        </w:numPr>
+        <w:suppressLineNumbers w:val="0"/>
+        <w:tabs>
+          <w:tab w:val="left" w:pos="720"/>
+        </w:tabs>
+        <w:spacing w:before="0" w:beforeAutospacing="1" w:after="0" w:afterAutospacing="1"/>
+        <w:rPr>
+          <w:rFonts w:hint="default" w:ascii="Calibri" w:hAnsi="Calibri" w:cs="Calibri"/>
+          <w:sz w:val="24"/>
+          <w:szCs w:val="24"/>
+          <w:lang w:val="en-US"/>
+        </w:rPr>
+      </w:pPr>
+    </w:p>
+    <w:p>
+      <w:pPr>
+        <w:keepNext w:val="0"/>
+        <w:keepLines w:val="0"/>
+        <w:widowControl/>
+        <w:numPr>
+          <w:numId w:val="0"/>
+        </w:numPr>
+        <w:suppressLineNumbers w:val="0"/>
+        <w:tabs>
+          <w:tab w:val="left" w:pos="720"/>
+        </w:tabs>
+        <w:spacing w:before="0" w:beforeAutospacing="1" w:after="0" w:afterAutospacing="1"/>
+        <w:rPr>
+          <w:rFonts w:hint="default" w:ascii="Calibri" w:hAnsi="Calibri" w:cs="Calibri"/>
+          <w:sz w:val="24"/>
+          <w:szCs w:val="24"/>
+          <w:lang w:val="en-US"/>
+        </w:rPr>
+      </w:pPr>
+    </w:p>
+    <w:p>
+      <w:pPr>
+        <w:keepNext w:val="0"/>
+        <w:keepLines w:val="0"/>
+        <w:widowControl/>
+        <w:numPr>
+          <w:numId w:val="0"/>
+        </w:numPr>
+        <w:suppressLineNumbers w:val="0"/>
+        <w:tabs>
+          <w:tab w:val="left" w:pos="720"/>
+        </w:tabs>
+        <w:spacing w:before="0" w:beforeAutospacing="1" w:after="0" w:afterAutospacing="1"/>
+        <w:rPr>
+          <w:rFonts w:hint="default" w:ascii="Calibri" w:hAnsi="Calibri" w:cs="Calibri"/>
+          <w:sz w:val="24"/>
+          <w:szCs w:val="24"/>
+          <w:lang w:val="en-US"/>
+        </w:rPr>
+      </w:pPr>
+      <w:r>
+        <w:rPr>
+          <w:rFonts w:hint="default" w:ascii="Calibri" w:hAnsi="Calibri" w:cs="Calibri"/>
+          <w:sz w:val="24"/>
+          <w:szCs w:val="24"/>
+          <w:lang w:val="en-US"/>
+        </w:rPr>
+        <w:t xml:space="preserve">Xiv) </w:t>
+      </w:r>
+      <w:r>
+        <w:rPr>
+          <w:rFonts w:hint="default" w:ascii="Calibri" w:hAnsi="Calibri" w:cs="Calibri"/>
+          <w:b/>
+          <w:bCs/>
+          <w:sz w:val="24"/>
+          <w:szCs w:val="24"/>
+          <w:highlight w:val="yellow"/>
+          <w:lang w:val="en-US"/>
+        </w:rPr>
+        <w:t>Profiles and Configuration</w:t>
+      </w:r>
+      <w:r>
+        <w:rPr>
+          <w:rFonts w:hint="default" w:ascii="Calibri" w:hAnsi="Calibri" w:cs="Calibri"/>
+          <w:sz w:val="24"/>
+          <w:szCs w:val="24"/>
+          <w:lang w:val="en-US"/>
+        </w:rPr>
+        <w:br w:type="textWrapping"/>
+      </w:r>
+      <w:r>
+        <w:rPr>
+          <w:rFonts w:hint="default" w:ascii="Calibri" w:hAnsi="Calibri" w:cs="Calibri"/>
+          <w:sz w:val="24"/>
+          <w:szCs w:val="24"/>
+          <w:lang w:val="en-US"/>
+        </w:rPr>
+        <w:t>application.properties</w:t>
+      </w:r>
+      <w:r>
+        <w:rPr>
+          <w:rFonts w:hint="default" w:ascii="Calibri" w:hAnsi="Calibri" w:cs="Calibri"/>
+          <w:sz w:val="24"/>
+          <w:szCs w:val="24"/>
+          <w:lang w:val="en-US"/>
+        </w:rPr>
+        <w:br w:type="textWrapping"/>
+      </w:r>
+      <w:r>
+        <w:rPr>
+          <w:rFonts w:hint="default" w:ascii="Calibri" w:hAnsi="Calibri" w:cs="Calibri"/>
+          <w:sz w:val="24"/>
+          <w:szCs w:val="24"/>
+          <w:lang w:val="en-US"/>
+        </w:rPr>
+        <w:tab/>
+        <w:t>↓</w:t>
+      </w:r>
+      <w:r>
+        <w:rPr>
+          <w:rFonts w:hint="default" w:ascii="Calibri" w:hAnsi="Calibri" w:cs="Calibri"/>
+          <w:sz w:val="24"/>
+          <w:szCs w:val="24"/>
+          <w:lang w:val="en-US"/>
+        </w:rPr>
+        <w:br w:type="textWrapping"/>
+      </w:r>
+      <w:r>
+        <w:rPr>
+          <w:rFonts w:hint="default" w:ascii="Calibri" w:hAnsi="Calibri" w:cs="Calibri"/>
+          <w:sz w:val="24"/>
+          <w:szCs w:val="24"/>
+          <w:lang w:val="en-US"/>
+        </w:rPr>
+        <w:t>spring.profiles.active=dev</w:t>
+      </w:r>
+      <w:r>
+        <w:rPr>
+          <w:rFonts w:hint="default" w:ascii="Calibri" w:hAnsi="Calibri" w:cs="Calibri"/>
+          <w:sz w:val="24"/>
+          <w:szCs w:val="24"/>
+          <w:lang w:val="en-US"/>
+        </w:rPr>
+        <w:br w:type="textWrapping"/>
+      </w:r>
+      <w:r>
+        <w:rPr>
+          <w:rFonts w:hint="default" w:ascii="Calibri" w:hAnsi="Calibri" w:cs="Calibri"/>
+          <w:sz w:val="24"/>
+          <w:szCs w:val="24"/>
+          <w:lang w:val="en-US"/>
+        </w:rPr>
+        <w:tab/>
+        <w:t>↓</w:t>
+      </w:r>
+      <w:r>
+        <w:rPr>
+          <w:rFonts w:hint="default" w:ascii="Calibri" w:hAnsi="Calibri" w:cs="Calibri"/>
+          <w:sz w:val="24"/>
+          <w:szCs w:val="24"/>
+          <w:lang w:val="en-US"/>
+        </w:rPr>
+        <w:br w:type="textWrapping"/>
+      </w:r>
+      <w:r>
+        <w:rPr>
+          <w:rFonts w:hint="default" w:ascii="Calibri" w:hAnsi="Calibri" w:cs="Calibri"/>
+          <w:sz w:val="24"/>
+          <w:szCs w:val="24"/>
+          <w:lang w:val="en-US"/>
+        </w:rPr>
+        <w:t>application-dev.properties</w:t>
+      </w:r>
+      <w:r>
+        <w:rPr>
+          <w:rFonts w:hint="default" w:ascii="Calibri" w:hAnsi="Calibri" w:cs="Calibri"/>
+          <w:sz w:val="24"/>
+          <w:szCs w:val="24"/>
+          <w:lang w:val="en-US"/>
+        </w:rPr>
+        <w:br w:type="textWrapping"/>
+      </w:r>
+      <w:r>
+        <w:rPr>
+          <w:rFonts w:hint="default" w:ascii="Calibri" w:hAnsi="Calibri" w:cs="Calibri"/>
+          <w:sz w:val="24"/>
+          <w:szCs w:val="24"/>
+          <w:lang w:val="en-US"/>
+        </w:rPr>
+        <w:tab/>
+        <w:t>↓</w:t>
+      </w:r>
+      <w:r>
+        <w:rPr>
+          <w:rFonts w:hint="default" w:ascii="Calibri" w:hAnsi="Calibri" w:cs="Calibri"/>
+          <w:sz w:val="24"/>
+          <w:szCs w:val="24"/>
+          <w:lang w:val="en-US"/>
+        </w:rPr>
+        <w:br w:type="textWrapping"/>
+      </w:r>
+      <w:r>
+        <w:rPr>
+          <w:rFonts w:hint="default" w:ascii="Calibri" w:hAnsi="Calibri" w:cs="Calibri"/>
+          <w:sz w:val="24"/>
+          <w:szCs w:val="24"/>
+          <w:lang w:val="en-US"/>
+        </w:rPr>
+        <w:t>Merge Configurations</w:t>
+      </w:r>
+    </w:p>
+    <w:p>
+      <w:pPr>
+        <w:keepNext w:val="0"/>
+        <w:keepLines w:val="0"/>
+        <w:widowControl/>
+        <w:numPr>
+          <w:numId w:val="0"/>
+        </w:numPr>
+        <w:suppressLineNumbers w:val="0"/>
+        <w:tabs>
+          <w:tab w:val="left" w:pos="720"/>
+        </w:tabs>
+        <w:spacing w:before="0" w:beforeAutospacing="1" w:after="0" w:afterAutospacing="1"/>
+        <w:rPr>
+          <w:rFonts w:hint="default" w:ascii="Calibri" w:hAnsi="Calibri" w:eastAsia="SimSun" w:cs="Calibri"/>
+          <w:sz w:val="24"/>
+          <w:szCs w:val="24"/>
+        </w:rPr>
+      </w:pPr>
+      <w:r>
+        <w:rPr>
+          <w:rFonts w:hint="default" w:ascii="Calibri" w:hAnsi="Calibri" w:eastAsia="SimSun" w:cs="Calibri"/>
+          <w:sz w:val="24"/>
+          <w:szCs w:val="24"/>
+        </w:rPr>
+        <w:t xml:space="preserve">Values in </w:t>
+      </w:r>
+      <w:r>
+        <w:rPr>
+          <w:rStyle w:val="8"/>
+          <w:rFonts w:hint="default" w:ascii="Calibri" w:hAnsi="Calibri" w:eastAsia="SimSun" w:cs="Calibri"/>
+          <w:sz w:val="24"/>
+          <w:szCs w:val="24"/>
+        </w:rPr>
+        <w:t>application-dev.properties</w:t>
+      </w:r>
+      <w:r>
+        <w:rPr>
+          <w:rFonts w:hint="default" w:ascii="Calibri" w:hAnsi="Calibri" w:eastAsia="SimSun" w:cs="Calibri"/>
+          <w:sz w:val="24"/>
+          <w:szCs w:val="24"/>
+        </w:rPr>
+        <w:t xml:space="preserve"> override values from </w:t>
+      </w:r>
+      <w:r>
+        <w:rPr>
+          <w:rStyle w:val="8"/>
+          <w:rFonts w:hint="default" w:ascii="Calibri" w:hAnsi="Calibri" w:eastAsia="SimSun" w:cs="Calibri"/>
+          <w:sz w:val="24"/>
+          <w:szCs w:val="24"/>
+        </w:rPr>
+        <w:t>application.properties</w:t>
+      </w:r>
+      <w:r>
+        <w:rPr>
+          <w:rFonts w:hint="default" w:ascii="Calibri" w:hAnsi="Calibri" w:eastAsia="SimSun" w:cs="Calibri"/>
+          <w:sz w:val="24"/>
+          <w:szCs w:val="24"/>
+        </w:rPr>
+        <w:t xml:space="preserve"> for matching keys.</w:t>
+      </w:r>
+    </w:p>
+    <w:p>
+      <w:pPr>
+        <w:keepNext w:val="0"/>
+        <w:keepLines w:val="0"/>
+        <w:widowControl/>
+        <w:numPr>
+          <w:numId w:val="0"/>
+        </w:numPr>
+        <w:suppressLineNumbers w:val="0"/>
+        <w:tabs>
+          <w:tab w:val="left" w:pos="720"/>
+        </w:tabs>
+        <w:spacing w:before="0" w:beforeAutospacing="1" w:after="0" w:afterAutospacing="1"/>
+        <w:rPr>
+          <w:rFonts w:hint="default" w:ascii="Calibri" w:hAnsi="Calibri" w:eastAsia="SimSun" w:cs="Calibri"/>
+          <w:sz w:val="24"/>
+          <w:szCs w:val="24"/>
+        </w:rPr>
+      </w:pPr>
+      <w:r>
+        <w:rPr>
+          <w:rFonts w:hint="default" w:ascii="Calibri" w:hAnsi="Calibri" w:eastAsia="SimSun" w:cs="Calibri"/>
+          <w:sz w:val="24"/>
+          <w:szCs w:val="24"/>
+        </w:rPr>
+        <w:t>@Configuration</w:t>
+      </w:r>
+      <w:r>
+        <w:rPr>
+          <w:rFonts w:hint="default" w:ascii="Calibri" w:hAnsi="Calibri" w:eastAsia="SimSun" w:cs="Calibri"/>
+          <w:sz w:val="24"/>
+          <w:szCs w:val="24"/>
+        </w:rPr>
+        <w:br w:type="textWrapping"/>
+      </w:r>
+      <w:r>
+        <w:rPr>
+          <w:rFonts w:hint="default" w:ascii="Calibri" w:hAnsi="Calibri" w:eastAsia="SimSun" w:cs="Calibri"/>
+          <w:sz w:val="24"/>
+          <w:szCs w:val="24"/>
+          <w:highlight w:val="yellow"/>
+        </w:rPr>
+        <w:t>@Profile("dev")</w:t>
+      </w:r>
+      <w:r>
+        <w:rPr>
+          <w:rFonts w:hint="default" w:ascii="Calibri" w:hAnsi="Calibri" w:eastAsia="SimSun" w:cs="Calibri"/>
+          <w:sz w:val="24"/>
+          <w:szCs w:val="24"/>
+          <w:highlight w:val="none"/>
+          <w:lang w:val="en-US"/>
+        </w:rPr>
+        <w:tab/>
+        <w:t/>
+      </w:r>
+      <w:r>
+        <w:rPr>
+          <w:rFonts w:hint="default" w:ascii="Calibri" w:hAnsi="Calibri" w:eastAsia="SimSun" w:cs="Calibri"/>
+          <w:sz w:val="24"/>
+          <w:szCs w:val="24"/>
+          <w:highlight w:val="none"/>
+          <w:lang w:val="en-US"/>
+        </w:rPr>
+        <w:tab/>
+        <w:t>//used to create beans for specific environment</w:t>
+      </w:r>
+      <w:r>
+        <w:rPr>
+          <w:rFonts w:hint="default" w:ascii="Calibri" w:hAnsi="Calibri" w:eastAsia="SimSun" w:cs="Calibri"/>
+          <w:sz w:val="24"/>
+          <w:szCs w:val="24"/>
+        </w:rPr>
+        <w:br w:type="textWrapping"/>
+      </w:r>
+      <w:r>
+        <w:rPr>
+          <w:rFonts w:hint="default" w:ascii="Calibri" w:hAnsi="Calibri" w:eastAsia="SimSun" w:cs="Calibri"/>
+          <w:sz w:val="24"/>
+          <w:szCs w:val="24"/>
+        </w:rPr>
+        <w:t>public class DevConfig {</w:t>
+      </w:r>
+      <w:r>
+        <w:rPr>
+          <w:rFonts w:hint="default" w:ascii="Calibri" w:hAnsi="Calibri" w:eastAsia="SimSun" w:cs="Calibri"/>
+          <w:sz w:val="24"/>
+          <w:szCs w:val="24"/>
+        </w:rPr>
+        <w:br w:type="textWrapping"/>
+      </w:r>
+      <w:r>
+        <w:rPr>
+          <w:rFonts w:hint="default" w:ascii="Calibri" w:hAnsi="Calibri" w:eastAsia="SimSun" w:cs="Calibri"/>
+          <w:sz w:val="24"/>
+          <w:szCs w:val="24"/>
+        </w:rPr>
+        <w:br w:type="textWrapping"/>
+      </w:r>
+      <w:r>
+        <w:rPr>
+          <w:rFonts w:hint="default" w:ascii="Calibri" w:hAnsi="Calibri" w:eastAsia="SimSun" w:cs="Calibri"/>
+          <w:sz w:val="24"/>
+          <w:szCs w:val="24"/>
+        </w:rPr>
+        <w:t>}</w:t>
+      </w:r>
+    </w:p>
+    <w:p>
+      <w:pPr>
+        <w:keepNext w:val="0"/>
+        <w:keepLines w:val="0"/>
+        <w:widowControl/>
+        <w:numPr>
+          <w:numId w:val="0"/>
+        </w:numPr>
+        <w:suppressLineNumbers w:val="0"/>
+        <w:tabs>
+          <w:tab w:val="left" w:pos="720"/>
+        </w:tabs>
+        <w:spacing w:before="0" w:beforeAutospacing="1" w:after="0" w:afterAutospacing="1"/>
+        <w:rPr>
+          <w:rFonts w:hint="default" w:ascii="Calibri" w:hAnsi="Calibri" w:eastAsia="SimSun" w:cs="Calibri"/>
+          <w:sz w:val="24"/>
+          <w:szCs w:val="24"/>
+          <w:lang w:val="en-US"/>
+        </w:rPr>
+      </w:pPr>
+      <w:r>
+        <w:rPr>
+          <w:rFonts w:hint="default" w:ascii="Calibri" w:hAnsi="Calibri" w:eastAsia="SimSun" w:cs="Calibri"/>
+          <w:sz w:val="24"/>
+          <w:szCs w:val="24"/>
+          <w:highlight w:val="yellow"/>
+          <w:lang w:val="en-US"/>
+        </w:rPr>
+        <w:t>@Value</w:t>
+      </w:r>
+      <w:r>
+        <w:rPr>
+          <w:rFonts w:hint="default" w:ascii="Calibri" w:hAnsi="Calibri" w:eastAsia="SimSun" w:cs="Calibri"/>
+          <w:sz w:val="24"/>
+          <w:szCs w:val="24"/>
+          <w:lang w:val="en-US"/>
+        </w:rPr>
+        <w:t>(“${server.port}”)</w:t>
+      </w:r>
+      <w:r>
+        <w:rPr>
+          <w:rFonts w:hint="default" w:ascii="Calibri" w:hAnsi="Calibri" w:eastAsia="SimSun" w:cs="Calibri"/>
+          <w:sz w:val="24"/>
+          <w:szCs w:val="24"/>
+          <w:lang w:val="en-US"/>
+        </w:rPr>
+        <w:tab/>
+        <w:t>// to inject a single property</w:t>
+      </w:r>
+    </w:p>
+    <w:p>
+      <w:pPr>
+        <w:keepNext w:val="0"/>
+        <w:keepLines w:val="0"/>
+        <w:widowControl/>
+        <w:numPr>
+          <w:numId w:val="0"/>
+        </w:numPr>
+        <w:suppressLineNumbers w:val="0"/>
+        <w:tabs>
+          <w:tab w:val="left" w:pos="720"/>
+        </w:tabs>
+        <w:spacing w:before="0" w:beforeAutospacing="1" w:after="0" w:afterAutospacing="1"/>
+      </w:pPr>
+      <w:r>
+        <w:rPr>
+          <w:rFonts w:hint="default" w:ascii="Calibri" w:hAnsi="Calibri" w:eastAsia="SimSun" w:cs="Calibri"/>
+          <w:sz w:val="24"/>
+          <w:szCs w:val="24"/>
+          <w:highlight w:val="yellow"/>
+          <w:lang w:val="en-US"/>
+        </w:rPr>
+        <w:t xml:space="preserve">@ConfigurationProperties”: </w:t>
+      </w:r>
+      <w:r>
+        <w:rPr>
+          <w:rFonts w:hint="default" w:ascii="Calibri" w:hAnsi="Calibri" w:eastAsia="SimSun" w:cs="Calibri"/>
+          <w:sz w:val="24"/>
+          <w:szCs w:val="24"/>
+          <w:lang w:val="en-US"/>
+        </w:rPr>
+        <w:br w:type="textWrapping"/>
+      </w:r>
+      <w:r>
+        <w:drawing>
+          <wp:inline distT="0" distB="0" distL="114300" distR="114300">
+            <wp:extent cx="4162425" cy="4114800"/>
+            <wp:effectExtent l="0" t="0" r="9525" b="0"/>
+            <wp:docPr id="13" name="Picture 13"/>
+            <wp:cNvGraphicFramePr>
+              <a:graphicFrameLocks xmlns:a="http://schemas.openxmlformats.org/drawingml/2006/main" noChangeAspect="1"/>
+            </wp:cNvGraphicFramePr>
+            <a:graphic xmlns:a="http://schemas.openxmlformats.org/drawingml/2006/main">
+              <a:graphicData uri="http://schemas.openxmlformats.org/drawingml/2006/picture">
+                <pic:pic xmlns:pic="http://schemas.openxmlformats.org/drawingml/2006/picture">
+                  <pic:nvPicPr>
+                    <pic:cNvPr id="13" name="Picture 13"/>
+                    <pic:cNvPicPr>
+                      <a:picLocks noChangeAspect="1"/>
+                    </pic:cNvPicPr>
+                  </pic:nvPicPr>
+                  <pic:blipFill>
+                    <a:blip r:embed="rId15"/>
+                    <a:stretch>
+                      <a:fillRect/>
+                    </a:stretch>
+                  </pic:blipFill>
+                  <pic:spPr>
+                    <a:xfrm>
+                      <a:off x="0" y="0"/>
+                      <a:ext cx="4162425" cy="4114800"/>
+                    </a:xfrm>
+                    <a:prstGeom prst="rect">
+                      <a:avLst/>
+                    </a:prstGeom>
+                    <a:noFill/>
+                    <a:ln>
+                      <a:noFill/>
+                    </a:ln>
+                  </pic:spPr>
+                </pic:pic>
+              </a:graphicData>
+            </a:graphic>
+          </wp:inline>
+        </w:drawing>
+      </w:r>
+    </w:p>
+    <w:p>
+      <w:pPr>
+        <w:keepNext w:val="0"/>
+        <w:keepLines w:val="0"/>
+        <w:widowControl/>
+        <w:numPr>
+          <w:numId w:val="0"/>
+        </w:numPr>
+        <w:suppressLineNumbers w:val="0"/>
+        <w:tabs>
+          <w:tab w:val="left" w:pos="720"/>
+        </w:tabs>
+        <w:spacing w:before="0" w:beforeAutospacing="1" w:after="0" w:afterAutospacing="1"/>
+        <w:rPr>
+          <w:rFonts w:hint="default"/>
+          <w:sz w:val="24"/>
+          <w:szCs w:val="24"/>
+          <w:lang w:val="en-US"/>
+        </w:rPr>
+      </w:pPr>
+      <w:r>
+        <w:rPr>
+          <w:rFonts w:hint="default"/>
+          <w:sz w:val="24"/>
+          <w:szCs w:val="24"/>
+          <w:highlight w:val="yellow"/>
+          <w:lang w:val="en-US"/>
+        </w:rPr>
+        <w:t>**</w:t>
+      </w:r>
+      <w:r>
+        <w:rPr>
+          <w:rFonts w:hint="default"/>
+          <w:sz w:val="24"/>
+          <w:szCs w:val="24"/>
+          <w:lang w:val="en-US"/>
+        </w:rPr>
+        <w:t xml:space="preserve"> Environment variables can override application.properties.</w:t>
+      </w:r>
+    </w:p>
+    <w:p>
+      <w:pPr>
+        <w:keepNext w:val="0"/>
+        <w:keepLines w:val="0"/>
+        <w:widowControl/>
+        <w:numPr>
+          <w:numId w:val="0"/>
+        </w:numPr>
+        <w:suppressLineNumbers w:val="0"/>
+        <w:tabs>
+          <w:tab w:val="left" w:pos="720"/>
+        </w:tabs>
+        <w:spacing w:before="0" w:beforeAutospacing="1" w:after="0" w:afterAutospacing="1"/>
+        <w:rPr>
+          <w:rFonts w:hint="default"/>
+          <w:sz w:val="24"/>
+          <w:szCs w:val="24"/>
+          <w:lang w:val="en-US"/>
+        </w:rPr>
+      </w:pPr>
+    </w:p>
+    <w:p>
+      <w:pPr>
+        <w:keepNext w:val="0"/>
+        <w:keepLines w:val="0"/>
+        <w:widowControl/>
+        <w:numPr>
+          <w:numId w:val="0"/>
+        </w:numPr>
+        <w:suppressLineNumbers w:val="0"/>
+        <w:tabs>
+          <w:tab w:val="left" w:pos="720"/>
+        </w:tabs>
+        <w:spacing w:before="0" w:beforeAutospacing="1" w:after="0" w:afterAutospacing="1"/>
+        <w:rPr>
+          <w:rFonts w:hint="default" w:ascii="Calibri" w:hAnsi="Calibri" w:eastAsia="SimSun" w:cs="Calibri"/>
+          <w:sz w:val="24"/>
+          <w:szCs w:val="24"/>
+          <w:lang w:val="en-US"/>
+        </w:rPr>
+      </w:pPr>
+      <w:r>
+        <w:rPr>
+          <w:rFonts w:hint="default" w:ascii="Calibri" w:hAnsi="Calibri" w:eastAsia="SimSun" w:cs="Calibri"/>
+          <w:sz w:val="24"/>
+          <w:szCs w:val="24"/>
+          <w:highlight w:val="yellow"/>
+        </w:rPr>
+        <w:t>@PropertySource</w:t>
+      </w:r>
+      <w:r>
+        <w:rPr>
+          <w:rFonts w:hint="default" w:ascii="Calibri" w:hAnsi="Calibri" w:eastAsia="SimSun" w:cs="Calibri"/>
+          <w:sz w:val="24"/>
+          <w:szCs w:val="24"/>
+        </w:rPr>
+        <w:t>("classpath:custom.properties")</w:t>
+      </w:r>
+      <w:r>
+        <w:rPr>
+          <w:rFonts w:hint="default" w:ascii="Calibri" w:hAnsi="Calibri" w:eastAsia="SimSun" w:cs="Calibri"/>
+          <w:sz w:val="24"/>
+          <w:szCs w:val="24"/>
+          <w:lang w:val="en-US"/>
+        </w:rPr>
+        <w:t>: Loads additional property files.</w:t>
+      </w:r>
+    </w:p>
+    <w:p>
+      <w:pPr>
+        <w:keepNext w:val="0"/>
+        <w:keepLines w:val="0"/>
+        <w:widowControl/>
+        <w:numPr>
+          <w:numId w:val="0"/>
+        </w:numPr>
+        <w:suppressLineNumbers w:val="0"/>
+        <w:tabs>
+          <w:tab w:val="left" w:pos="720"/>
+        </w:tabs>
+        <w:spacing w:before="0" w:beforeAutospacing="1" w:after="0" w:afterAutospacing="1"/>
+        <w:rPr>
+          <w:rFonts w:hint="default" w:ascii="Calibri" w:hAnsi="Calibri" w:eastAsia="SimSun" w:cs="Calibri"/>
+          <w:sz w:val="24"/>
+          <w:szCs w:val="24"/>
+          <w:lang w:val="en-US"/>
+        </w:rPr>
+      </w:pPr>
+      <w:r>
+        <w:rPr>
+          <w:rFonts w:hint="default" w:ascii="Calibri" w:hAnsi="Calibri" w:eastAsia="SimSun" w:cs="Calibri"/>
+          <w:sz w:val="24"/>
+          <w:szCs w:val="24"/>
+          <w:highlight w:val="yellow"/>
+          <w:lang w:val="en-US"/>
+        </w:rPr>
+        <w:t>**</w:t>
+      </w:r>
+      <w:r>
+        <w:rPr>
+          <w:rFonts w:hint="default" w:ascii="Calibri" w:hAnsi="Calibri" w:eastAsia="SimSun" w:cs="Calibri"/>
+          <w:sz w:val="24"/>
+          <w:szCs w:val="24"/>
+          <w:lang w:val="en-US"/>
+        </w:rPr>
+        <w:t xml:space="preserve"> Never store secrets in GIT. Use environment variables, AWS secret manager, Azure Key vault, Vault solutions. </w:t>
+      </w:r>
+    </w:p>
+    <w:p>
+      <w:pPr>
+        <w:keepNext w:val="0"/>
+        <w:keepLines w:val="0"/>
+        <w:widowControl/>
+        <w:numPr>
+          <w:numId w:val="0"/>
+        </w:numPr>
+        <w:suppressLineNumbers w:val="0"/>
+        <w:tabs>
+          <w:tab w:val="left" w:pos="720"/>
+        </w:tabs>
+        <w:spacing w:before="0" w:beforeAutospacing="1" w:after="0" w:afterAutospacing="1"/>
+        <w:rPr>
+          <w:rFonts w:hint="default" w:ascii="Calibri" w:hAnsi="Calibri" w:eastAsia="SimSun" w:cs="Calibri"/>
+          <w:sz w:val="24"/>
+          <w:szCs w:val="24"/>
+          <w:lang w:val="en-US"/>
+        </w:rPr>
+      </w:pPr>
+      <w:r>
+        <w:rPr>
+          <w:rFonts w:hint="default" w:ascii="Calibri" w:hAnsi="Calibri" w:eastAsia="SimSun" w:cs="Calibri"/>
+          <w:sz w:val="24"/>
+          <w:szCs w:val="24"/>
+          <w:highlight w:val="yellow"/>
+          <w:lang w:val="en-US"/>
+        </w:rPr>
+        <w:t>**</w:t>
+      </w:r>
+      <w:r>
+        <w:rPr>
+          <w:rFonts w:hint="default" w:ascii="Calibri" w:hAnsi="Calibri" w:eastAsia="SimSun" w:cs="Calibri"/>
+          <w:sz w:val="24"/>
+          <w:szCs w:val="24"/>
+          <w:lang w:val="en-US"/>
+        </w:rPr>
+        <w:t xml:space="preserve"> Multiple profiles (dev, cache, security) c</w:t>
       </w:r>
       <w:bookmarkStart w:id="0" w:name="_GoBack"/>
       <w:bookmarkEnd w:id="0"/>
+      <w:r>
+        <w:rPr>
+          <w:rFonts w:hint="default" w:ascii="Calibri" w:hAnsi="Calibri" w:eastAsia="SimSun" w:cs="Calibri"/>
+          <w:sz w:val="24"/>
+          <w:szCs w:val="24"/>
+          <w:lang w:val="en-US"/>
+        </w:rPr>
+        <w:t xml:space="preserve">an be active simultaneously. </w:t>
+      </w:r>
     </w:p>
     <w:sectPr>
       <w:pgSz w:w="11906" w:h="16838"/>
@@ -17300,9 +25583,9 @@
     </w:lvl>
   </w:abstractNum>
   <w:abstractNum w:abstractNumId="3">
-    <w:nsid w:val="29F0F04B"/>
+    <w:nsid w:val="EAAE7708"/>
     <w:multiLevelType w:val="multilevel"/>
-    <w:tmpl w:val="29F0F04B"/>
+    <w:tmpl w:val="EAAE7708"/>
     <w:lvl w:ilvl="0" w:tentative="0">
       <w:start w:val="1"/>
       <w:numFmt w:val="bullet"/>
@@ -17449,6 +25732,602 @@
     </w:lvl>
   </w:abstractNum>
   <w:abstractNum w:abstractNumId="4">
+    <w:nsid w:val="F9F4D3FC"/>
+    <w:multiLevelType w:val="multilevel"/>
+    <w:tmpl w:val="F9F4D3FC"/>
+    <w:lvl w:ilvl="0" w:tentative="0">
+      <w:start w:val="1"/>
+      <w:numFmt w:val="bullet"/>
+      <w:lvlText w:val=""/>
+      <w:lvlJc w:val="left"/>
+      <w:pPr>
+        <w:tabs>
+          <w:tab w:val="left" w:pos="720"/>
+        </w:tabs>
+        <w:ind w:left="720" w:hanging="360"/>
+      </w:pPr>
+      <w:rPr>
+        <w:rFonts w:ascii="Symbol" w:hAnsi="Symbol" w:cs="Symbol"/>
+        <w:sz w:val="20"/>
+      </w:rPr>
+    </w:lvl>
+    <w:lvl w:ilvl="1" w:tentative="0">
+      <w:start w:val="1"/>
+      <w:numFmt w:val="bullet"/>
+      <w:lvlText w:val="o"/>
+      <w:lvlJc w:val="left"/>
+      <w:pPr>
+        <w:tabs>
+          <w:tab w:val="left" w:pos="1440"/>
+        </w:tabs>
+        <w:ind w:left="1440" w:hanging="360"/>
+      </w:pPr>
+      <w:rPr>
+        <w:rFonts w:ascii="Courier New" w:hAnsi="Courier New" w:cs="Courier New"/>
+        <w:sz w:val="20"/>
+      </w:rPr>
+    </w:lvl>
+    <w:lvl w:ilvl="2" w:tentative="0">
+      <w:start w:val="1"/>
+      <w:numFmt w:val="bullet"/>
+      <w:lvlText w:val=""/>
+      <w:lvlJc w:val="left"/>
+      <w:pPr>
+        <w:tabs>
+          <w:tab w:val="left" w:pos="2160"/>
+        </w:tabs>
+        <w:ind w:left="2160" w:hanging="360"/>
+      </w:pPr>
+      <w:rPr>
+        <w:rFonts w:ascii="Wingdings" w:hAnsi="Wingdings" w:cs="Wingdings"/>
+        <w:sz w:val="20"/>
+      </w:rPr>
+    </w:lvl>
+    <w:lvl w:ilvl="3" w:tentative="0">
+      <w:start w:val="1"/>
+      <w:numFmt w:val="bullet"/>
+      <w:lvlText w:val=""/>
+      <w:lvlJc w:val="left"/>
+      <w:pPr>
+        <w:tabs>
+          <w:tab w:val="left" w:pos="2880"/>
+        </w:tabs>
+        <w:ind w:left="2880" w:hanging="360"/>
+      </w:pPr>
+      <w:rPr>
+        <w:rFonts w:hint="default" w:ascii="Wingdings" w:hAnsi="Wingdings" w:cs="Wingdings"/>
+        <w:sz w:val="20"/>
+      </w:rPr>
+    </w:lvl>
+    <w:lvl w:ilvl="4" w:tentative="0">
+      <w:start w:val="1"/>
+      <w:numFmt w:val="bullet"/>
+      <w:lvlText w:val=""/>
+      <w:lvlJc w:val="left"/>
+      <w:pPr>
+        <w:tabs>
+          <w:tab w:val="left" w:pos="3600"/>
+        </w:tabs>
+        <w:ind w:left="3600" w:hanging="360"/>
+      </w:pPr>
+      <w:rPr>
+        <w:rFonts w:hint="default" w:ascii="Wingdings" w:hAnsi="Wingdings" w:cs="Wingdings"/>
+        <w:sz w:val="20"/>
+      </w:rPr>
+    </w:lvl>
+    <w:lvl w:ilvl="5" w:tentative="0">
+      <w:start w:val="1"/>
+      <w:numFmt w:val="bullet"/>
+      <w:lvlText w:val=""/>
+      <w:lvlJc w:val="left"/>
+      <w:pPr>
+        <w:tabs>
+          <w:tab w:val="left" w:pos="4320"/>
+        </w:tabs>
+        <w:ind w:left="4320" w:hanging="360"/>
+      </w:pPr>
+      <w:rPr>
+        <w:rFonts w:hint="default" w:ascii="Wingdings" w:hAnsi="Wingdings" w:cs="Wingdings"/>
+        <w:sz w:val="20"/>
+      </w:rPr>
+    </w:lvl>
+    <w:lvl w:ilvl="6" w:tentative="0">
+      <w:start w:val="1"/>
+      <w:numFmt w:val="bullet"/>
+      <w:lvlText w:val=""/>
+      <w:lvlJc w:val="left"/>
+      <w:pPr>
+        <w:tabs>
+          <w:tab w:val="left" w:pos="5040"/>
+        </w:tabs>
+        <w:ind w:left="5040" w:hanging="360"/>
+      </w:pPr>
+      <w:rPr>
+        <w:rFonts w:hint="default" w:ascii="Wingdings" w:hAnsi="Wingdings" w:cs="Wingdings"/>
+        <w:sz w:val="20"/>
+      </w:rPr>
+    </w:lvl>
+    <w:lvl w:ilvl="7" w:tentative="0">
+      <w:start w:val="1"/>
+      <w:numFmt w:val="bullet"/>
+      <w:lvlText w:val=""/>
+      <w:lvlJc w:val="left"/>
+      <w:pPr>
+        <w:tabs>
+          <w:tab w:val="left" w:pos="5760"/>
+        </w:tabs>
+        <w:ind w:left="5760" w:hanging="360"/>
+      </w:pPr>
+      <w:rPr>
+        <w:rFonts w:hint="default" w:ascii="Wingdings" w:hAnsi="Wingdings" w:cs="Wingdings"/>
+        <w:sz w:val="20"/>
+      </w:rPr>
+    </w:lvl>
+    <w:lvl w:ilvl="8" w:tentative="0">
+      <w:start w:val="1"/>
+      <w:numFmt w:val="bullet"/>
+      <w:lvlText w:val=""/>
+      <w:lvlJc w:val="left"/>
+      <w:pPr>
+        <w:tabs>
+          <w:tab w:val="left" w:pos="6480"/>
+        </w:tabs>
+        <w:ind w:left="6480" w:hanging="360"/>
+      </w:pPr>
+      <w:rPr>
+        <w:rFonts w:hint="default" w:ascii="Wingdings" w:hAnsi="Wingdings" w:cs="Wingdings"/>
+        <w:sz w:val="20"/>
+      </w:rPr>
+    </w:lvl>
+  </w:abstractNum>
+  <w:abstractNum w:abstractNumId="5">
+    <w:nsid w:val="024A79B3"/>
+    <w:multiLevelType w:val="multilevel"/>
+    <w:tmpl w:val="024A79B3"/>
+    <w:lvl w:ilvl="0" w:tentative="0">
+      <w:start w:val="1"/>
+      <w:numFmt w:val="bullet"/>
+      <w:lvlText w:val=""/>
+      <w:lvlJc w:val="left"/>
+      <w:pPr>
+        <w:tabs>
+          <w:tab w:val="left" w:pos="720"/>
+        </w:tabs>
+        <w:ind w:left="720" w:hanging="360"/>
+      </w:pPr>
+      <w:rPr>
+        <w:rFonts w:ascii="Symbol" w:hAnsi="Symbol" w:cs="Symbol"/>
+        <w:sz w:val="20"/>
+      </w:rPr>
+    </w:lvl>
+    <w:lvl w:ilvl="1" w:tentative="0">
+      <w:start w:val="1"/>
+      <w:numFmt w:val="bullet"/>
+      <w:lvlText w:val="o"/>
+      <w:lvlJc w:val="left"/>
+      <w:pPr>
+        <w:tabs>
+          <w:tab w:val="left" w:pos="1440"/>
+        </w:tabs>
+        <w:ind w:left="1440" w:hanging="360"/>
+      </w:pPr>
+      <w:rPr>
+        <w:rFonts w:ascii="Courier New" w:hAnsi="Courier New" w:cs="Courier New"/>
+        <w:sz w:val="20"/>
+      </w:rPr>
+    </w:lvl>
+    <w:lvl w:ilvl="2" w:tentative="0">
+      <w:start w:val="1"/>
+      <w:numFmt w:val="bullet"/>
+      <w:lvlText w:val=""/>
+      <w:lvlJc w:val="left"/>
+      <w:pPr>
+        <w:tabs>
+          <w:tab w:val="left" w:pos="2160"/>
+        </w:tabs>
+        <w:ind w:left="2160" w:hanging="360"/>
+      </w:pPr>
+      <w:rPr>
+        <w:rFonts w:ascii="Wingdings" w:hAnsi="Wingdings" w:cs="Wingdings"/>
+        <w:sz w:val="20"/>
+      </w:rPr>
+    </w:lvl>
+    <w:lvl w:ilvl="3" w:tentative="0">
+      <w:start w:val="1"/>
+      <w:numFmt w:val="bullet"/>
+      <w:lvlText w:val=""/>
+      <w:lvlJc w:val="left"/>
+      <w:pPr>
+        <w:tabs>
+          <w:tab w:val="left" w:pos="2880"/>
+        </w:tabs>
+        <w:ind w:left="2880" w:hanging="360"/>
+      </w:pPr>
+      <w:rPr>
+        <w:rFonts w:hint="default" w:ascii="Wingdings" w:hAnsi="Wingdings" w:cs="Wingdings"/>
+        <w:sz w:val="20"/>
+      </w:rPr>
+    </w:lvl>
+    <w:lvl w:ilvl="4" w:tentative="0">
+      <w:start w:val="1"/>
+      <w:numFmt w:val="bullet"/>
+      <w:lvlText w:val=""/>
+      <w:lvlJc w:val="left"/>
+      <w:pPr>
+        <w:tabs>
+          <w:tab w:val="left" w:pos="3600"/>
+        </w:tabs>
+        <w:ind w:left="3600" w:hanging="360"/>
+      </w:pPr>
+      <w:rPr>
+        <w:rFonts w:hint="default" w:ascii="Wingdings" w:hAnsi="Wingdings" w:cs="Wingdings"/>
+        <w:sz w:val="20"/>
+      </w:rPr>
+    </w:lvl>
+    <w:lvl w:ilvl="5" w:tentative="0">
+      <w:start w:val="1"/>
+      <w:numFmt w:val="bullet"/>
+      <w:lvlText w:val=""/>
+      <w:lvlJc w:val="left"/>
+      <w:pPr>
+        <w:tabs>
+          <w:tab w:val="left" w:pos="4320"/>
+        </w:tabs>
+        <w:ind w:left="4320" w:hanging="360"/>
+      </w:pPr>
+      <w:rPr>
+        <w:rFonts w:hint="default" w:ascii="Wingdings" w:hAnsi="Wingdings" w:cs="Wingdings"/>
+        <w:sz w:val="20"/>
+      </w:rPr>
+    </w:lvl>
+    <w:lvl w:ilvl="6" w:tentative="0">
+      <w:start w:val="1"/>
+      <w:numFmt w:val="bullet"/>
+      <w:lvlText w:val=""/>
+      <w:lvlJc w:val="left"/>
+      <w:pPr>
+        <w:tabs>
+          <w:tab w:val="left" w:pos="5040"/>
+        </w:tabs>
+        <w:ind w:left="5040" w:hanging="360"/>
+      </w:pPr>
+      <w:rPr>
+        <w:rFonts w:hint="default" w:ascii="Wingdings" w:hAnsi="Wingdings" w:cs="Wingdings"/>
+        <w:sz w:val="20"/>
+      </w:rPr>
+    </w:lvl>
+    <w:lvl w:ilvl="7" w:tentative="0">
+      <w:start w:val="1"/>
+      <w:numFmt w:val="bullet"/>
+      <w:lvlText w:val=""/>
+      <w:lvlJc w:val="left"/>
+      <w:pPr>
+        <w:tabs>
+          <w:tab w:val="left" w:pos="5760"/>
+        </w:tabs>
+        <w:ind w:left="5760" w:hanging="360"/>
+      </w:pPr>
+      <w:rPr>
+        <w:rFonts w:hint="default" w:ascii="Wingdings" w:hAnsi="Wingdings" w:cs="Wingdings"/>
+        <w:sz w:val="20"/>
+      </w:rPr>
+    </w:lvl>
+    <w:lvl w:ilvl="8" w:tentative="0">
+      <w:start w:val="1"/>
+      <w:numFmt w:val="bullet"/>
+      <w:lvlText w:val=""/>
+      <w:lvlJc w:val="left"/>
+      <w:pPr>
+        <w:tabs>
+          <w:tab w:val="left" w:pos="6480"/>
+        </w:tabs>
+        <w:ind w:left="6480" w:hanging="360"/>
+      </w:pPr>
+      <w:rPr>
+        <w:rFonts w:hint="default" w:ascii="Wingdings" w:hAnsi="Wingdings" w:cs="Wingdings"/>
+        <w:sz w:val="20"/>
+      </w:rPr>
+    </w:lvl>
+  </w:abstractNum>
+  <w:abstractNum w:abstractNumId="6">
+    <w:nsid w:val="29F0F04B"/>
+    <w:multiLevelType w:val="multilevel"/>
+    <w:tmpl w:val="29F0F04B"/>
+    <w:lvl w:ilvl="0" w:tentative="0">
+      <w:start w:val="1"/>
+      <w:numFmt w:val="bullet"/>
+      <w:lvlText w:val=""/>
+      <w:lvlJc w:val="left"/>
+      <w:pPr>
+        <w:tabs>
+          <w:tab w:val="left" w:pos="720"/>
+        </w:tabs>
+        <w:ind w:left="720" w:hanging="360"/>
+      </w:pPr>
+      <w:rPr>
+        <w:rFonts w:ascii="Symbol" w:hAnsi="Symbol" w:cs="Symbol"/>
+        <w:sz w:val="20"/>
+      </w:rPr>
+    </w:lvl>
+    <w:lvl w:ilvl="1" w:tentative="0">
+      <w:start w:val="1"/>
+      <w:numFmt w:val="bullet"/>
+      <w:lvlText w:val="o"/>
+      <w:lvlJc w:val="left"/>
+      <w:pPr>
+        <w:tabs>
+          <w:tab w:val="left" w:pos="1440"/>
+        </w:tabs>
+        <w:ind w:left="1440" w:hanging="360"/>
+      </w:pPr>
+      <w:rPr>
+        <w:rFonts w:ascii="Courier New" w:hAnsi="Courier New" w:cs="Courier New"/>
+        <w:sz w:val="20"/>
+      </w:rPr>
+    </w:lvl>
+    <w:lvl w:ilvl="2" w:tentative="0">
+      <w:start w:val="1"/>
+      <w:numFmt w:val="bullet"/>
+      <w:lvlText w:val=""/>
+      <w:lvlJc w:val="left"/>
+      <w:pPr>
+        <w:tabs>
+          <w:tab w:val="left" w:pos="2160"/>
+        </w:tabs>
+        <w:ind w:left="2160" w:hanging="360"/>
+      </w:pPr>
+      <w:rPr>
+        <w:rFonts w:ascii="Wingdings" w:hAnsi="Wingdings" w:cs="Wingdings"/>
+        <w:sz w:val="20"/>
+      </w:rPr>
+    </w:lvl>
+    <w:lvl w:ilvl="3" w:tentative="0">
+      <w:start w:val="1"/>
+      <w:numFmt w:val="bullet"/>
+      <w:lvlText w:val=""/>
+      <w:lvlJc w:val="left"/>
+      <w:pPr>
+        <w:tabs>
+          <w:tab w:val="left" w:pos="2880"/>
+        </w:tabs>
+        <w:ind w:left="2880" w:hanging="360"/>
+      </w:pPr>
+      <w:rPr>
+        <w:rFonts w:hint="default" w:ascii="Wingdings" w:hAnsi="Wingdings" w:cs="Wingdings"/>
+        <w:sz w:val="20"/>
+      </w:rPr>
+    </w:lvl>
+    <w:lvl w:ilvl="4" w:tentative="0">
+      <w:start w:val="1"/>
+      <w:numFmt w:val="bullet"/>
+      <w:lvlText w:val=""/>
+      <w:lvlJc w:val="left"/>
+      <w:pPr>
+        <w:tabs>
+          <w:tab w:val="left" w:pos="3600"/>
+        </w:tabs>
+        <w:ind w:left="3600" w:hanging="360"/>
+      </w:pPr>
+      <w:rPr>
+        <w:rFonts w:hint="default" w:ascii="Wingdings" w:hAnsi="Wingdings" w:cs="Wingdings"/>
+        <w:sz w:val="20"/>
+      </w:rPr>
+    </w:lvl>
+    <w:lvl w:ilvl="5" w:tentative="0">
+      <w:start w:val="1"/>
+      <w:numFmt w:val="bullet"/>
+      <w:lvlText w:val=""/>
+      <w:lvlJc w:val="left"/>
+      <w:pPr>
+        <w:tabs>
+          <w:tab w:val="left" w:pos="4320"/>
+        </w:tabs>
+        <w:ind w:left="4320" w:hanging="360"/>
+      </w:pPr>
+      <w:rPr>
+        <w:rFonts w:hint="default" w:ascii="Wingdings" w:hAnsi="Wingdings" w:cs="Wingdings"/>
+        <w:sz w:val="20"/>
+      </w:rPr>
+    </w:lvl>
+    <w:lvl w:ilvl="6" w:tentative="0">
+      <w:start w:val="1"/>
+      <w:numFmt w:val="bullet"/>
+      <w:lvlText w:val=""/>
+      <w:lvlJc w:val="left"/>
+      <w:pPr>
+        <w:tabs>
+          <w:tab w:val="left" w:pos="5040"/>
+        </w:tabs>
+        <w:ind w:left="5040" w:hanging="360"/>
+      </w:pPr>
+      <w:rPr>
+        <w:rFonts w:hint="default" w:ascii="Wingdings" w:hAnsi="Wingdings" w:cs="Wingdings"/>
+        <w:sz w:val="20"/>
+      </w:rPr>
+    </w:lvl>
+    <w:lvl w:ilvl="7" w:tentative="0">
+      <w:start w:val="1"/>
+      <w:numFmt w:val="bullet"/>
+      <w:lvlText w:val=""/>
+      <w:lvlJc w:val="left"/>
+      <w:pPr>
+        <w:tabs>
+          <w:tab w:val="left" w:pos="5760"/>
+        </w:tabs>
+        <w:ind w:left="5760" w:hanging="360"/>
+      </w:pPr>
+      <w:rPr>
+        <w:rFonts w:hint="default" w:ascii="Wingdings" w:hAnsi="Wingdings" w:cs="Wingdings"/>
+        <w:sz w:val="20"/>
+      </w:rPr>
+    </w:lvl>
+    <w:lvl w:ilvl="8" w:tentative="0">
+      <w:start w:val="1"/>
+      <w:numFmt w:val="bullet"/>
+      <w:lvlText w:val=""/>
+      <w:lvlJc w:val="left"/>
+      <w:pPr>
+        <w:tabs>
+          <w:tab w:val="left" w:pos="6480"/>
+        </w:tabs>
+        <w:ind w:left="6480" w:hanging="360"/>
+      </w:pPr>
+      <w:rPr>
+        <w:rFonts w:hint="default" w:ascii="Wingdings" w:hAnsi="Wingdings" w:cs="Wingdings"/>
+        <w:sz w:val="20"/>
+      </w:rPr>
+    </w:lvl>
+  </w:abstractNum>
+  <w:abstractNum w:abstractNumId="7">
+    <w:nsid w:val="2CFC7BD7"/>
+    <w:multiLevelType w:val="multilevel"/>
+    <w:tmpl w:val="2CFC7BD7"/>
+    <w:lvl w:ilvl="0" w:tentative="0">
+      <w:start w:val="1"/>
+      <w:numFmt w:val="bullet"/>
+      <w:lvlText w:val=""/>
+      <w:lvlJc w:val="left"/>
+      <w:pPr>
+        <w:tabs>
+          <w:tab w:val="left" w:pos="720"/>
+        </w:tabs>
+        <w:ind w:left="720" w:hanging="360"/>
+      </w:pPr>
+      <w:rPr>
+        <w:rFonts w:ascii="Symbol" w:hAnsi="Symbol" w:cs="Symbol"/>
+        <w:sz w:val="20"/>
+      </w:rPr>
+    </w:lvl>
+    <w:lvl w:ilvl="1" w:tentative="0">
+      <w:start w:val="1"/>
+      <w:numFmt w:val="bullet"/>
+      <w:lvlText w:val="o"/>
+      <w:lvlJc w:val="left"/>
+      <w:pPr>
+        <w:tabs>
+          <w:tab w:val="left" w:pos="1440"/>
+        </w:tabs>
+        <w:ind w:left="1440" w:hanging="360"/>
+      </w:pPr>
+      <w:rPr>
+        <w:rFonts w:ascii="Courier New" w:hAnsi="Courier New" w:cs="Courier New"/>
+        <w:sz w:val="20"/>
+      </w:rPr>
+    </w:lvl>
+    <w:lvl w:ilvl="2" w:tentative="0">
+      <w:start w:val="1"/>
+      <w:numFmt w:val="bullet"/>
+      <w:lvlText w:val=""/>
+      <w:lvlJc w:val="left"/>
+      <w:pPr>
+        <w:tabs>
+          <w:tab w:val="left" w:pos="2160"/>
+        </w:tabs>
+        <w:ind w:left="2160" w:hanging="360"/>
+      </w:pPr>
+      <w:rPr>
+        <w:rFonts w:ascii="Wingdings" w:hAnsi="Wingdings" w:cs="Wingdings"/>
+        <w:sz w:val="20"/>
+      </w:rPr>
+    </w:lvl>
+    <w:lvl w:ilvl="3" w:tentative="0">
+      <w:start w:val="1"/>
+      <w:numFmt w:val="bullet"/>
+      <w:lvlText w:val=""/>
+      <w:lvlJc w:val="left"/>
+      <w:pPr>
+        <w:tabs>
+          <w:tab w:val="left" w:pos="2880"/>
+        </w:tabs>
+        <w:ind w:left="2880" w:hanging="360"/>
+      </w:pPr>
+      <w:rPr>
+        <w:rFonts w:hint="default" w:ascii="Wingdings" w:hAnsi="Wingdings" w:cs="Wingdings"/>
+        <w:sz w:val="20"/>
+      </w:rPr>
+    </w:lvl>
+    <w:lvl w:ilvl="4" w:tentative="0">
+      <w:start w:val="1"/>
+      <w:numFmt w:val="bullet"/>
+      <w:lvlText w:val=""/>
+      <w:lvlJc w:val="left"/>
+      <w:pPr>
+        <w:tabs>
+          <w:tab w:val="left" w:pos="3600"/>
+        </w:tabs>
+        <w:ind w:left="3600" w:hanging="360"/>
+      </w:pPr>
+      <w:rPr>
+        <w:rFonts w:hint="default" w:ascii="Wingdings" w:hAnsi="Wingdings" w:cs="Wingdings"/>
+        <w:sz w:val="20"/>
+      </w:rPr>
+    </w:lvl>
+    <w:lvl w:ilvl="5" w:tentative="0">
+      <w:start w:val="1"/>
+      <w:numFmt w:val="bullet"/>
+      <w:lvlText w:val=""/>
+      <w:lvlJc w:val="left"/>
+      <w:pPr>
+        <w:tabs>
+          <w:tab w:val="left" w:pos="4320"/>
+        </w:tabs>
+        <w:ind w:left="4320" w:hanging="360"/>
+      </w:pPr>
+      <w:rPr>
+        <w:rFonts w:hint="default" w:ascii="Wingdings" w:hAnsi="Wingdings" w:cs="Wingdings"/>
+        <w:sz w:val="20"/>
+      </w:rPr>
+    </w:lvl>
+    <w:lvl w:ilvl="6" w:tentative="0">
+      <w:start w:val="1"/>
+      <w:numFmt w:val="bullet"/>
+      <w:lvlText w:val=""/>
+      <w:lvlJc w:val="left"/>
+      <w:pPr>
+        <w:tabs>
+          <w:tab w:val="left" w:pos="5040"/>
+        </w:tabs>
+        <w:ind w:left="5040" w:hanging="360"/>
+      </w:pPr>
+      <w:rPr>
+        <w:rFonts w:hint="default" w:ascii="Wingdings" w:hAnsi="Wingdings" w:cs="Wingdings"/>
+        <w:sz w:val="20"/>
+      </w:rPr>
+    </w:lvl>
+    <w:lvl w:ilvl="7" w:tentative="0">
+      <w:start w:val="1"/>
+      <w:numFmt w:val="bullet"/>
+      <w:lvlText w:val=""/>
+      <w:lvlJc w:val="left"/>
+      <w:pPr>
+        <w:tabs>
+          <w:tab w:val="left" w:pos="5760"/>
+        </w:tabs>
+        <w:ind w:left="5760" w:hanging="360"/>
+      </w:pPr>
+      <w:rPr>
+        <w:rFonts w:hint="default" w:ascii="Wingdings" w:hAnsi="Wingdings" w:cs="Wingdings"/>
+        <w:sz w:val="20"/>
+      </w:rPr>
+    </w:lvl>
+    <w:lvl w:ilvl="8" w:tentative="0">
+      <w:start w:val="1"/>
+      <w:numFmt w:val="bullet"/>
+      <w:lvlText w:val=""/>
+      <w:lvlJc w:val="left"/>
+      <w:pPr>
+        <w:tabs>
+          <w:tab w:val="left" w:pos="6480"/>
+        </w:tabs>
+        <w:ind w:left="6480" w:hanging="360"/>
+      </w:pPr>
+      <w:rPr>
+        <w:rFonts w:hint="default" w:ascii="Wingdings" w:hAnsi="Wingdings" w:cs="Wingdings"/>
+        <w:sz w:val="20"/>
+      </w:rPr>
+    </w:lvl>
+  </w:abstractNum>
+  <w:abstractNum w:abstractNumId="8">
     <w:nsid w:val="2F45008D"/>
     <w:multiLevelType w:val="singleLevel"/>
     <w:tmpl w:val="2F45008D"/>
@@ -17460,7 +26339,7 @@
       <w:lvlJc w:val="left"/>
     </w:lvl>
   </w:abstractNum>
-  <w:abstractNum w:abstractNumId="5">
+  <w:abstractNum w:abstractNumId="9">
     <w:nsid w:val="3BD6748B"/>
     <w:multiLevelType w:val="multilevel"/>
     <w:tmpl w:val="3BD6748B"/>
@@ -17609,7 +26488,7 @@
       </w:rPr>
     </w:lvl>
   </w:abstractNum>
-  <w:abstractNum w:abstractNumId="6">
+  <w:abstractNum w:abstractNumId="10">
     <w:nsid w:val="4EFBFCA0"/>
     <w:multiLevelType w:val="multilevel"/>
     <w:tmpl w:val="4EFBFCA0"/>
@@ -17758,7 +26637,7 @@
       </w:rPr>
     </w:lvl>
   </w:abstractNum>
-  <w:abstractNum w:abstractNumId="7">
+  <w:abstractNum w:abstractNumId="11">
     <w:nsid w:val="55FDD9D0"/>
     <w:multiLevelType w:val="singleLevel"/>
     <w:tmpl w:val="55FDD9D0"/>
@@ -17770,6 +26649,155 @@
       <w:lvlJc w:val="left"/>
     </w:lvl>
   </w:abstractNum>
+  <w:abstractNum w:abstractNumId="12">
+    <w:nsid w:val="5ACADC8A"/>
+    <w:multiLevelType w:val="multilevel"/>
+    <w:tmpl w:val="5ACADC8A"/>
+    <w:lvl w:ilvl="0" w:tentative="0">
+      <w:start w:val="1"/>
+      <w:numFmt w:val="decimal"/>
+      <w:lvlText w:val="%1."/>
+      <w:lvlJc w:val="left"/>
+      <w:pPr>
+        <w:tabs>
+          <w:tab w:val="left" w:pos="720"/>
+        </w:tabs>
+        <w:ind w:left="720" w:hanging="360"/>
+      </w:pPr>
+      <w:rPr>
+        <w:sz w:val="24"/>
+        <w:szCs w:val="24"/>
+      </w:rPr>
+    </w:lvl>
+    <w:lvl w:ilvl="1" w:tentative="0">
+      <w:start w:val="1"/>
+      <w:numFmt w:val="decimal"/>
+      <w:lvlText w:val="%2."/>
+      <w:lvlJc w:val="left"/>
+      <w:pPr>
+        <w:tabs>
+          <w:tab w:val="left" w:pos="1440"/>
+        </w:tabs>
+        <w:ind w:left="1440" w:hanging="360"/>
+      </w:pPr>
+      <w:rPr>
+        <w:sz w:val="24"/>
+        <w:szCs w:val="24"/>
+      </w:rPr>
+    </w:lvl>
+    <w:lvl w:ilvl="2" w:tentative="0">
+      <w:start w:val="1"/>
+      <w:numFmt w:val="decimal"/>
+      <w:lvlText w:val="%3."/>
+      <w:lvlJc w:val="left"/>
+      <w:pPr>
+        <w:tabs>
+          <w:tab w:val="left" w:pos="2160"/>
+        </w:tabs>
+        <w:ind w:left="2160" w:hanging="360"/>
+      </w:pPr>
+      <w:rPr>
+        <w:sz w:val="24"/>
+        <w:szCs w:val="24"/>
+      </w:rPr>
+    </w:lvl>
+    <w:lvl w:ilvl="3" w:tentative="0">
+      <w:start w:val="1"/>
+      <w:numFmt w:val="decimal"/>
+      <w:lvlText w:val="%4."/>
+      <w:lvlJc w:val="left"/>
+      <w:pPr>
+        <w:tabs>
+          <w:tab w:val="left" w:pos="2517"/>
+        </w:tabs>
+        <w:ind w:left="2880" w:hanging="360"/>
+      </w:pPr>
+      <w:rPr>
+        <w:sz w:val="24"/>
+        <w:szCs w:val="24"/>
+      </w:rPr>
+    </w:lvl>
+    <w:lvl w:ilvl="4" w:tentative="0">
+      <w:start w:val="1"/>
+      <w:numFmt w:val="decimal"/>
+      <w:lvlText w:val="%5."/>
+      <w:lvlJc w:val="left"/>
+      <w:pPr>
+        <w:tabs>
+          <w:tab w:val="left" w:pos="3238"/>
+        </w:tabs>
+        <w:ind w:left="3600" w:hanging="360"/>
+      </w:pPr>
+      <w:rPr>
+        <w:sz w:val="24"/>
+        <w:szCs w:val="24"/>
+      </w:rPr>
+    </w:lvl>
+    <w:lvl w:ilvl="5" w:tentative="0">
+      <w:start w:val="1"/>
+      <w:numFmt w:val="decimal"/>
+      <w:lvlText w:val="%6."/>
+      <w:lvlJc w:val="left"/>
+      <w:pPr>
+        <w:tabs>
+          <w:tab w:val="left" w:pos="3958"/>
+        </w:tabs>
+        <w:ind w:left="4320" w:hanging="360"/>
+      </w:pPr>
+      <w:rPr>
+        <w:sz w:val="24"/>
+        <w:szCs w:val="24"/>
+      </w:rPr>
+    </w:lvl>
+    <w:lvl w:ilvl="6" w:tentative="0">
+      <w:start w:val="1"/>
+      <w:numFmt w:val="decimal"/>
+      <w:lvlText w:val="%7."/>
+      <w:lvlJc w:val="left"/>
+      <w:pPr>
+        <w:tabs>
+          <w:tab w:val="left" w:pos="4678"/>
+        </w:tabs>
+        <w:ind w:left="5040" w:hanging="360"/>
+      </w:pPr>
+      <w:rPr>
+        <w:sz w:val="24"/>
+        <w:szCs w:val="24"/>
+      </w:rPr>
+    </w:lvl>
+    <w:lvl w:ilvl="7" w:tentative="0">
+      <w:start w:val="1"/>
+      <w:numFmt w:val="decimal"/>
+      <w:lvlText w:val="%8."/>
+      <w:lvlJc w:val="left"/>
+      <w:pPr>
+        <w:tabs>
+          <w:tab w:val="left" w:pos="5398"/>
+        </w:tabs>
+        <w:ind w:left="5760" w:hanging="360"/>
+      </w:pPr>
+      <w:rPr>
+        <w:sz w:val="24"/>
+        <w:szCs w:val="24"/>
+      </w:rPr>
+    </w:lvl>
+    <w:lvl w:ilvl="8" w:tentative="0">
+      <w:start w:val="1"/>
+      <w:numFmt w:val="decimal"/>
+      <w:lvlText w:val="%9."/>
+      <w:lvlJc w:val="left"/>
+      <w:pPr>
+        <w:tabs>
+          <w:tab w:val="left" w:pos="6118"/>
+        </w:tabs>
+        <w:ind w:left="6480" w:hanging="360"/>
+      </w:pPr>
+      <w:rPr>
+        <w:sz w:val="24"/>
+        <w:szCs w:val="24"/>
+      </w:rPr>
+    </w:lvl>
+  </w:abstractNum>
   <w:num w:numId="1">
     <w:abstractNumId w:val="2"/>
   </w:num>
@@ -17777,22 +26805,37 @@
     <w:abstractNumId w:val="1"/>
   </w:num>
   <w:num w:numId="3">
-    <w:abstractNumId w:val="5"/>
+    <w:abstractNumId w:val="9"/>
   </w:num>
   <w:num w:numId="4">
-    <w:abstractNumId w:val="7"/>
+    <w:abstractNumId w:val="11"/>
   </w:num>
   <w:num w:numId="5">
-    <w:abstractNumId w:val="3"/>
+    <w:abstractNumId w:val="6"/>
   </w:num>
   <w:num w:numId="6">
     <w:abstractNumId w:val="0"/>
   </w:num>
   <w:num w:numId="7">
+    <w:abstractNumId w:val="8"/>
+  </w:num>
+  <w:num w:numId="8">
+    <w:abstractNumId w:val="10"/>
+  </w:num>
+  <w:num w:numId="9">
+    <w:abstractNumId w:val="5"/>
+  </w:num>
+  <w:num w:numId="10">
+    <w:abstractNumId w:val="12"/>
+  </w:num>
+  <w:num w:numId="11">
+    <w:abstractNumId w:val="3"/>
+  </w:num>
+  <w:num w:numId="12">
     <w:abstractNumId w:val="4"/>
   </w:num>
-  <w:num w:numId="8">
-    <w:abstractNumId w:val="6"/>
+  <w:num w:numId="13">
+    <w:abstractNumId w:val="7"/>
   </w:num>
 </w:numbering>
 </file>
